--- a/Books/Stories/ThePrincessAndMonsterHunter/Book_ThePrincessAndTheMonsterHunter.docx
+++ b/Books/Stories/ThePrincessAndMonsterHunter/Book_ThePrincessAndTheMonsterHunter.docx
@@ -584,7 +584,13 @@
     </w:p>
     <w:p>
       <w:r>
-        <w:t>“Work,” Luke replied. “I was hired by Alvin</w:t>
+        <w:t xml:space="preserve">“Work,” Luke </w:t>
+      </w:r>
+      <w:r>
+        <w:t>said</w:t>
+      </w:r>
+      <w:r>
+        <w:t>. “I was hired by Alvin</w:t>
       </w:r>
       <w:r>
         <w:t xml:space="preserve"> Illusions as a special effects artist</w:t>
@@ -657,7 +663,13 @@
         <w:t>No. They weren’t real monsters. That was impossible.</w:t>
       </w:r>
       <w:r>
-        <w:t xml:space="preserve"> Monsters don’t exist.</w:t>
+        <w:t xml:space="preserve"> Monsters d</w:t>
+      </w:r>
+      <w:r>
+        <w:t>id</w:t>
+      </w:r>
+      <w:r>
+        <w:t>n’t exist.</w:t>
       </w:r>
     </w:p>
     <w:p>
@@ -700,16 +712,10 @@
     </w:p>
     <w:p>
       <w:r>
-        <w:t>M</w:t>
-      </w:r>
-      <w:r>
-        <w:t>oment</w:t>
-      </w:r>
-      <w:r>
-        <w:t>s</w:t>
-      </w:r>
-      <w:r>
-        <w:t xml:space="preserve"> later three military type guys entered the area and finished the remaining monsters off with their machine guns.</w:t>
+        <w:t>T</w:t>
+      </w:r>
+      <w:r>
+        <w:t>hree military type guys entered the area and finished the remaining monsters off with their machine guns.</w:t>
       </w:r>
     </w:p>
     <w:p>
@@ -720,7 +726,13 @@
     </w:p>
     <w:p>
       <w:r>
-        <w:t>A truck pulled up and people in contamination suits emerged. They brought out an industrial strength vacuum cleaner. They began cleanup.</w:t>
+        <w:t>A truck pulled up and people in contamination suits emerged. They brought out an industrial strength vacuum cleaner</w:t>
+      </w:r>
+      <w:r>
+        <w:t xml:space="preserve"> and began</w:t>
+      </w:r>
+      <w:r>
+        <w:t xml:space="preserve"> cleanup.</w:t>
       </w:r>
     </w:p>
     <w:p>
@@ -839,9 +851,6 @@
       </w:r>
       <w:r>
         <w:t>.</w:t>
-      </w:r>
-      <w:r>
-        <w:t xml:space="preserve"> </w:t>
       </w:r>
     </w:p>
     <w:p>
@@ -869,7 +878,13 @@
         <w:t>four</w:t>
       </w:r>
       <w:r>
-        <w:t>-year-old man who currently works for Alvin Illusions.</w:t>
+        <w:t xml:space="preserve">-year-old man who </w:t>
+      </w:r>
+      <w:r>
+        <w:t>was recently hired at</w:t>
+      </w:r>
+      <w:r>
+        <w:t xml:space="preserve"> Alvin Illusions.</w:t>
       </w:r>
       <w:r>
         <w:t xml:space="preserve"> They specialize in movie props.</w:t>
@@ -879,6 +894,9 @@
       </w:r>
       <w:r>
         <w:t xml:space="preserve">is the author </w:t>
+      </w:r>
+      <w:r>
+        <w:t xml:space="preserve">of </w:t>
       </w:r>
       <w:r>
         <w:t>several fantasy and horror novels, including</w:t>
@@ -951,10 +969,13 @@
         <w:t xml:space="preserve"> </w:t>
       </w:r>
       <w:r>
-        <w:t>Is he associated with our organization?”</w:t>
+        <w:t>Is he associated with our organization?</w:t>
       </w:r>
       <w:r>
         <w:t xml:space="preserve"> The business card could have been a fake.</w:t>
+      </w:r>
+      <w:r>
+        <w:t>”</w:t>
       </w:r>
     </w:p>
     <w:p>
@@ -1027,7 +1048,7 @@
                     <a:blip r:embed="rId12" cstate="print">
                       <a:extLst>
                         <a:ext uri="{28A0092B-C50C-407E-A947-70E740481C1C}">
-                          <a14:useLocalDpi xmlns:a14="http://schemas.microsoft.com/office/drawing/2010/main" xmlns:wps="http://schemas.microsoft.com/office/word/2010/wordprocessingShape" xmlns:wpi="http://schemas.microsoft.com/office/word/2010/wordprocessingInk" xmlns:wpg="http://schemas.microsoft.com/office/word/2010/wordprocessingGroup" xmlns:w16se="http://schemas.microsoft.com/office/word/2015/wordml/symex" xmlns:w16sdtdh="http://schemas.microsoft.com/office/word/2020/wordml/sdtdatahash" xmlns:w16="http://schemas.microsoft.com/office/word/2018/wordml" xmlns:w16cid="http://schemas.microsoft.com/office/word/2016/wordml/cid" xmlns:w16cex="http://schemas.microsoft.com/office/word/2018/wordml/cex" xmlns:w15="http://schemas.microsoft.com/office/word/2012/wordml" xmlns:w14="http://schemas.microsoft.com/office/word/2010/wordml" xmlns:w="http://schemas.openxmlformats.org/wordprocessingml/2006/main" xmlns:w10="urn:schemas-microsoft-com:office:word" xmlns:wp14="http://schemas.microsoft.com/office/word/2010/wordprocessingDrawing" xmlns:v="urn:schemas-microsoft-com:vml" xmlns:oel="http://schemas.microsoft.com/office/2019/extlst" xmlns:o="urn:schemas-microsoft-com:office:office" xmlns:am3d="http://schemas.microsoft.com/office/drawing/2017/model3d" xmlns:aink="http://schemas.microsoft.com/office/drawing/2016/ink" xmlns:mc="http://schemas.openxmlformats.org/markup-compatibility/2006" xmlns:cx8="http://schemas.microsoft.com/office/drawing/2016/5/14/chartex" xmlns:cx7="http://schemas.microsoft.com/office/drawing/2016/5/13/chartex" xmlns:cx6="http://schemas.microsoft.com/office/drawing/2016/5/12/chartex" xmlns:cx5="http://schemas.microsoft.com/office/drawing/2016/5/11/chartex" xmlns:cx4="http://schemas.microsoft.com/office/drawing/2016/5/10/chartex" xmlns:cx3="http://schemas.microsoft.com/office/drawing/2016/5/9/chartex" xmlns:cx2="http://schemas.microsoft.com/office/drawing/2015/10/21/chartex" xmlns:cx1="http://schemas.microsoft.com/office/drawing/2015/9/8/chartex" xmlns:cx="http://schemas.microsoft.com/office/drawing/2014/chartex" xmlns:wpc="http://schemas.microsoft.com/office/word/2010/wordprocessingCanvas" xmlns="" val="0"/>
+                          <a14:useLocalDpi xmlns="" xmlns:wpc="http://schemas.microsoft.com/office/word/2010/wordprocessingCanvas" xmlns:cx="http://schemas.microsoft.com/office/drawing/2014/chartex" xmlns:cx1="http://schemas.microsoft.com/office/drawing/2015/9/8/chartex" xmlns:cx2="http://schemas.microsoft.com/office/drawing/2015/10/21/chartex" xmlns:cx3="http://schemas.microsoft.com/office/drawing/2016/5/9/chartex" xmlns:cx4="http://schemas.microsoft.com/office/drawing/2016/5/10/chartex" xmlns:cx5="http://schemas.microsoft.com/office/drawing/2016/5/11/chartex" xmlns:cx6="http://schemas.microsoft.com/office/drawing/2016/5/12/chartex" xmlns:cx7="http://schemas.microsoft.com/office/drawing/2016/5/13/chartex" xmlns:cx8="http://schemas.microsoft.com/office/drawing/2016/5/14/chartex" xmlns:mc="http://schemas.openxmlformats.org/markup-compatibility/2006" xmlns:aink="http://schemas.microsoft.com/office/drawing/2016/ink" xmlns:am3d="http://schemas.microsoft.com/office/drawing/2017/model3d" xmlns:o="urn:schemas-microsoft-com:office:office" xmlns:oel="http://schemas.microsoft.com/office/2019/extlst" xmlns:v="urn:schemas-microsoft-com:vml" xmlns:wp14="http://schemas.microsoft.com/office/word/2010/wordprocessingDrawing" xmlns:w10="urn:schemas-microsoft-com:office:word" xmlns:w="http://schemas.openxmlformats.org/wordprocessingml/2006/main" xmlns:w14="http://schemas.microsoft.com/office/word/2010/wordml" xmlns:w15="http://schemas.microsoft.com/office/word/2012/wordml" xmlns:w16cex="http://schemas.microsoft.com/office/word/2018/wordml/cex" xmlns:w16cid="http://schemas.microsoft.com/office/word/2016/wordml/cid" xmlns:w16="http://schemas.microsoft.com/office/word/2018/wordml" xmlns:w16sdtdh="http://schemas.microsoft.com/office/word/2020/wordml/sdtdatahash" xmlns:w16se="http://schemas.microsoft.com/office/word/2015/wordml/symex" xmlns:wpg="http://schemas.microsoft.com/office/word/2010/wordprocessingGroup" xmlns:wpi="http://schemas.microsoft.com/office/word/2010/wordprocessingInk" xmlns:wps="http://schemas.microsoft.com/office/word/2010/wordprocessingShape" xmlns:a14="http://schemas.microsoft.com/office/drawing/2010/main" val="0"/>
                         </a:ext>
                       </a:extLst>
                     </a:blip>
@@ -1176,7 +1197,7 @@
     </w:p>
     <w:p>
       <w:r>
-        <w:t>A moment later, Luke fell to the floor</w:t>
+        <w:t>Luke fell to the floor</w:t>
       </w:r>
       <w:r>
         <w:t>…</w:t>
@@ -1196,10 +1217,25 @@
         <w:t xml:space="preserve">bones. </w:t>
       </w:r>
       <w:r>
-        <w:t xml:space="preserve">Behind him was the Washington Monument. </w:t>
-      </w:r>
-      <w:r>
-        <w:t>Surrounding him were creatures from nightmares and bad horror movies.</w:t>
+        <w:t xml:space="preserve">Behind him </w:t>
+      </w:r>
+      <w:r>
+        <w:t>was</w:t>
+      </w:r>
+      <w:r>
+        <w:t xml:space="preserve"> the Washington Monument. </w:t>
+      </w:r>
+      <w:r>
+        <w:t>C</w:t>
+      </w:r>
+      <w:r>
+        <w:t>reatures from nightmares and bad horror movies</w:t>
+      </w:r>
+      <w:r>
+        <w:t xml:space="preserve"> knelt before their king</w:t>
+      </w:r>
+      <w:r>
+        <w:t>.</w:t>
       </w:r>
     </w:p>
     <w:p>
@@ -1212,7 +1248,13 @@
         <w:pStyle w:val="Quote2"/>
       </w:pPr>
       <w:r>
-        <w:t xml:space="preserve">“The time of man’s mastery upon this earth is drawing to a close. Soon the twelve </w:t>
+        <w:t xml:space="preserve">“The time of man’s </w:t>
+      </w:r>
+      <w:r>
+        <w:t>dominance</w:t>
+      </w:r>
+      <w:r>
+        <w:t xml:space="preserve"> upon this earth is drawing to a close. Soon the twelve </w:t>
       </w:r>
       <w:r>
         <w:t xml:space="preserve">Pillars </w:t>
@@ -1246,7 +1288,10 @@
     </w:p>
     <w:p>
       <w:r>
-        <w:t xml:space="preserve">Getting groggily up, Luke looked at the test tube. The </w:t>
+        <w:t xml:space="preserve">Luke got </w:t>
+      </w:r>
+      <w:r>
+        <w:t xml:space="preserve">groggily up. The </w:t>
       </w:r>
       <w:r>
         <w:t xml:space="preserve">monster </w:t>
@@ -1369,7 +1414,7 @@
         <w:t xml:space="preserve">Two months passed </w:t>
       </w:r>
       <w:r>
-        <w:t>by and Rogers forgot about Luke – Almost.</w:t>
+        <w:t>and Rogers forgot about Luke – Almost.</w:t>
       </w:r>
     </w:p>
     <w:p>
@@ -1402,7 +1447,13 @@
     </w:p>
     <w:p>
       <w:r>
-        <w:t>“They haven’t returned from Edward Vincent Junior Park,” Jane replied.</w:t>
+        <w:t xml:space="preserve">“They haven’t returned from Edward Vincent Junior Park,” Jane </w:t>
+      </w:r>
+      <w:r>
+        <w:t>said</w:t>
+      </w:r>
+      <w:r>
+        <w:t>.</w:t>
       </w:r>
     </w:p>
     <w:p>
@@ -1470,25 +1521,25 @@
         <w:t>Luke appeared o</w:t>
       </w:r>
       <w:r>
-        <w:t>n screen. However</w:t>
-      </w:r>
-      <w:r>
-        <w:t>,</w:t>
-      </w:r>
-      <w:r>
-        <w:t xml:space="preserve"> he w</w:t>
-      </w:r>
-      <w:r>
-        <w:t>ore</w:t>
-      </w:r>
-      <w:r>
-        <w:t xml:space="preserve"> a Zorro mask. This time he f</w:t>
-      </w:r>
-      <w:r>
-        <w:t>ought</w:t>
-      </w:r>
-      <w:r>
-        <w:t xml:space="preserve"> a giant spider. At first he attacked with his sword, but it </w:t>
+        <w:t xml:space="preserve">n </w:t>
+      </w:r>
+      <w:r>
+        <w:t xml:space="preserve">a security </w:t>
+      </w:r>
+      <w:r>
+        <w:t xml:space="preserve">screen. </w:t>
+      </w:r>
+      <w:r>
+        <w:t>He wore</w:t>
+      </w:r>
+      <w:r>
+        <w:t xml:space="preserve"> a Zorro mask</w:t>
+      </w:r>
+      <w:r>
+        <w:t xml:space="preserve"> and battled</w:t>
+      </w:r>
+      <w:r>
+        <w:t xml:space="preserve"> giant spider. At first he attacked with his sword, but it </w:t>
       </w:r>
       <w:r>
         <w:t>seemed</w:t>
@@ -1528,10 +1579,19 @@
         <w:t xml:space="preserve">“The explosions were caused by pyrotechnics </w:t>
       </w:r>
       <w:r>
+        <w:t xml:space="preserve">we believe he </w:t>
+      </w:r>
+      <w:r>
         <w:t>bought at a local fireworks store</w:t>
       </w:r>
       <w:r>
-        <w:t xml:space="preserve"> and are as dangerous as firecrackers,” the subordinate explained. “They </w:t>
+        <w:t xml:space="preserve"> and are as dangerous as firecrackers,” the subordinate </w:t>
+      </w:r>
+      <w:r>
+        <w:t>said</w:t>
+      </w:r>
+      <w:r>
+        <w:t xml:space="preserve">. “They </w:t>
       </w:r>
       <w:r>
         <w:t>couldn’t have</w:t>
@@ -1551,7 +1611,7 @@
         <w:t xml:space="preserve">“And yet the monster was killed,” Rogers </w:t>
       </w:r>
       <w:r>
-        <w:t>mused</w:t>
+        <w:t>said</w:t>
       </w:r>
       <w:r>
         <w:t>.</w:t>
@@ -1567,7 +1627,13 @@
     </w:p>
     <w:p>
       <w:r>
-        <w:t>“That fool thinks he’s a super-hero,” Rogers laughed.</w:t>
+        <w:t xml:space="preserve">“That fool thinks he’s a super-hero,” Rogers </w:t>
+      </w:r>
+      <w:r>
+        <w:t>said with a chuckle</w:t>
+      </w:r>
+      <w:r>
+        <w:t>.</w:t>
       </w:r>
       <w:r>
         <w:t xml:space="preserve"> He got serious and added, “He knew he was being watched.”</w:t>
@@ -1602,7 +1668,7 @@
                     <a:blip r:embed="rId12" cstate="print">
                       <a:extLst>
                         <a:ext uri="{28A0092B-C50C-407E-A947-70E740481C1C}">
-                          <a14:useLocalDpi xmlns:a14="http://schemas.microsoft.com/office/drawing/2010/main" xmlns:wps="http://schemas.microsoft.com/office/word/2010/wordprocessingShape" xmlns:wpi="http://schemas.microsoft.com/office/word/2010/wordprocessingInk" xmlns:wpg="http://schemas.microsoft.com/office/word/2010/wordprocessingGroup" xmlns:w16se="http://schemas.microsoft.com/office/word/2015/wordml/symex" xmlns:w16sdtdh="http://schemas.microsoft.com/office/word/2020/wordml/sdtdatahash" xmlns:w16="http://schemas.microsoft.com/office/word/2018/wordml" xmlns:w16cid="http://schemas.microsoft.com/office/word/2016/wordml/cid" xmlns:w16cex="http://schemas.microsoft.com/office/word/2018/wordml/cex" xmlns:w15="http://schemas.microsoft.com/office/word/2012/wordml" xmlns:w14="http://schemas.microsoft.com/office/word/2010/wordml" xmlns:w="http://schemas.openxmlformats.org/wordprocessingml/2006/main" xmlns:w10="urn:schemas-microsoft-com:office:word" xmlns:wp14="http://schemas.microsoft.com/office/word/2010/wordprocessingDrawing" xmlns:v="urn:schemas-microsoft-com:vml" xmlns:oel="http://schemas.microsoft.com/office/2019/extlst" xmlns:o="urn:schemas-microsoft-com:office:office" xmlns:am3d="http://schemas.microsoft.com/office/drawing/2017/model3d" xmlns:aink="http://schemas.microsoft.com/office/drawing/2016/ink" xmlns:mc="http://schemas.openxmlformats.org/markup-compatibility/2006" xmlns:cx8="http://schemas.microsoft.com/office/drawing/2016/5/14/chartex" xmlns:cx7="http://schemas.microsoft.com/office/drawing/2016/5/13/chartex" xmlns:cx6="http://schemas.microsoft.com/office/drawing/2016/5/12/chartex" xmlns:cx5="http://schemas.microsoft.com/office/drawing/2016/5/11/chartex" xmlns:cx4="http://schemas.microsoft.com/office/drawing/2016/5/10/chartex" xmlns:cx3="http://schemas.microsoft.com/office/drawing/2016/5/9/chartex" xmlns:cx2="http://schemas.microsoft.com/office/drawing/2015/10/21/chartex" xmlns:cx1="http://schemas.microsoft.com/office/drawing/2015/9/8/chartex" xmlns:cx="http://schemas.microsoft.com/office/drawing/2014/chartex" xmlns:wpc="http://schemas.microsoft.com/office/word/2010/wordprocessingCanvas" xmlns="" val="0"/>
+                          <a14:useLocalDpi xmlns="" xmlns:wpc="http://schemas.microsoft.com/office/word/2010/wordprocessingCanvas" xmlns:cx="http://schemas.microsoft.com/office/drawing/2014/chartex" xmlns:cx1="http://schemas.microsoft.com/office/drawing/2015/9/8/chartex" xmlns:cx2="http://schemas.microsoft.com/office/drawing/2015/10/21/chartex" xmlns:cx3="http://schemas.microsoft.com/office/drawing/2016/5/9/chartex" xmlns:cx4="http://schemas.microsoft.com/office/drawing/2016/5/10/chartex" xmlns:cx5="http://schemas.microsoft.com/office/drawing/2016/5/11/chartex" xmlns:cx6="http://schemas.microsoft.com/office/drawing/2016/5/12/chartex" xmlns:cx7="http://schemas.microsoft.com/office/drawing/2016/5/13/chartex" xmlns:cx8="http://schemas.microsoft.com/office/drawing/2016/5/14/chartex" xmlns:mc="http://schemas.openxmlformats.org/markup-compatibility/2006" xmlns:aink="http://schemas.microsoft.com/office/drawing/2016/ink" xmlns:am3d="http://schemas.microsoft.com/office/drawing/2017/model3d" xmlns:o="urn:schemas-microsoft-com:office:office" xmlns:oel="http://schemas.microsoft.com/office/2019/extlst" xmlns:v="urn:schemas-microsoft-com:vml" xmlns:wp14="http://schemas.microsoft.com/office/word/2010/wordprocessingDrawing" xmlns:w10="urn:schemas-microsoft-com:office:word" xmlns:w="http://schemas.openxmlformats.org/wordprocessingml/2006/main" xmlns:w14="http://schemas.microsoft.com/office/word/2010/wordml" xmlns:w15="http://schemas.microsoft.com/office/word/2012/wordml" xmlns:w16cex="http://schemas.microsoft.com/office/word/2018/wordml/cex" xmlns:w16cid="http://schemas.microsoft.com/office/word/2016/wordml/cid" xmlns:w16="http://schemas.microsoft.com/office/word/2018/wordml" xmlns:w16sdtdh="http://schemas.microsoft.com/office/word/2020/wordml/sdtdatahash" xmlns:w16se="http://schemas.microsoft.com/office/word/2015/wordml/symex" xmlns:wpg="http://schemas.microsoft.com/office/word/2010/wordprocessingGroup" xmlns:wpi="http://schemas.microsoft.com/office/word/2010/wordprocessingInk" xmlns:wps="http://schemas.microsoft.com/office/word/2010/wordprocessingShape" xmlns:a14="http://schemas.microsoft.com/office/drawing/2010/main" val="0"/>
                         </a:ext>
                       </a:extLst>
                     </a:blip>
@@ -1696,7 +1762,19 @@
         <w:t>Twenty minutes later the van stopped and</w:t>
       </w:r>
       <w:r>
-        <w:t xml:space="preserve"> the thugs took him out and carried him. After a walk they entered an elevator and headed down and down and down. It felt to Luke as if they were entering the bowels of the earth.</w:t>
+        <w:t xml:space="preserve"> the thugs took him</w:t>
+      </w:r>
+      <w:r>
+        <w:t xml:space="preserve"> into an unknown building.</w:t>
+      </w:r>
+      <w:r>
+        <w:t xml:space="preserve"> </w:t>
+      </w:r>
+      <w:r>
+        <w:t>T</w:t>
+      </w:r>
+      <w:r>
+        <w:t>hey entered an elevator and headed down and down and down. It felt to Luke as if they were entering the bowels of the earth.</w:t>
       </w:r>
     </w:p>
     <w:p>
@@ -1731,7 +1809,19 @@
     </w:p>
     <w:p>
       <w:r>
-        <w:t>“Luke,” Luke replied as he stared at his questioner with a glazed look on his face.</w:t>
+        <w:t xml:space="preserve">“Luke,” Luke </w:t>
+      </w:r>
+      <w:r>
+        <w:t>said, slurring his</w:t>
+      </w:r>
+      <w:r>
+        <w:t xml:space="preserve"> </w:t>
+      </w:r>
+      <w:r>
+        <w:t xml:space="preserve">words </w:t>
+      </w:r>
+      <w:r>
+        <w:t>as he stared at his questioner with a glazed look on his face.</w:t>
       </w:r>
     </w:p>
     <w:p>
@@ -1741,7 +1831,13 @@
     </w:p>
     <w:p>
       <w:r>
-        <w:t>“Human,” Luke slurred.</w:t>
+        <w:t xml:space="preserve">“Human,” Luke </w:t>
+      </w:r>
+      <w:r>
+        <w:t>said</w:t>
+      </w:r>
+      <w:r>
+        <w:t>.</w:t>
       </w:r>
     </w:p>
     <w:p>
@@ -1762,7 +1858,13 @@
     </w:p>
     <w:p>
       <w:r>
-        <w:t>“Luke Callahan, Male, 356-45-224,” Luke replied.</w:t>
+        <w:t xml:space="preserve">“Luke Callahan, Male, 356-45-224,” Luke </w:t>
+      </w:r>
+      <w:r>
+        <w:t>said</w:t>
+      </w:r>
+      <w:r>
+        <w:t>.</w:t>
       </w:r>
     </w:p>
     <w:p>
@@ -1799,7 +1901,13 @@
     <w:p>
       <w:r>
         <w:lastRenderedPageBreak/>
-        <w:t xml:space="preserve">“Alvin Illusions,” Luke replied. “I build props for </w:t>
+        <w:t xml:space="preserve">“Alvin Illusions,” Luke </w:t>
+      </w:r>
+      <w:r>
+        <w:t>said</w:t>
+      </w:r>
+      <w:r>
+        <w:t xml:space="preserve">. “I build props for </w:t>
       </w:r>
       <w:r>
         <w:t>sci-fi, fantasy and horror</w:t>
@@ -1821,7 +1929,13 @@
     </w:p>
     <w:p>
       <w:r>
-        <w:t>“No,” Luke replied.</w:t>
+        <w:t xml:space="preserve">“No,” Luke </w:t>
+      </w:r>
+      <w:r>
+        <w:t>said</w:t>
+      </w:r>
+      <w:r>
+        <w:t>.</w:t>
       </w:r>
     </w:p>
     <w:p>
@@ -1852,7 +1966,13 @@
         <w:t xml:space="preserve">have </w:t>
       </w:r>
       <w:r>
-        <w:t>genetically engineered in one of its genetic engineering labs,” Luke replied.</w:t>
+        <w:t xml:space="preserve">genetically engineered in one of its genetic engineering labs,” Luke </w:t>
+      </w:r>
+      <w:r>
+        <w:t>said</w:t>
+      </w:r>
+      <w:r>
+        <w:t>.</w:t>
       </w:r>
     </w:p>
     <w:p>
@@ -1886,7 +2006,13 @@
         <w:t>Described in folktales and legends, they are</w:t>
       </w:r>
       <w:r>
-        <w:t xml:space="preserve"> said to populate the mysterious places of the world,” Luke replied </w:t>
+        <w:t xml:space="preserve"> said to populate the mysterious places of the world,” Luke </w:t>
+      </w:r>
+      <w:r>
+        <w:t>said</w:t>
+      </w:r>
+      <w:r>
+        <w:t xml:space="preserve"> </w:t>
       </w:r>
       <w:r>
         <w:t xml:space="preserve">in </w:t>
@@ -1952,7 +2078,19 @@
     </w:p>
     <w:p>
       <w:r>
-        <w:t xml:space="preserve">“Because this world is a prison,” Luke again replied with </w:t>
+        <w:t xml:space="preserve">“Because this world is a prison,” Luke </w:t>
+      </w:r>
+      <w:r>
+        <w:t xml:space="preserve">said, </w:t>
+      </w:r>
+      <w:r>
+        <w:t>repl</w:t>
+      </w:r>
+      <w:r>
+        <w:t>ying</w:t>
+      </w:r>
+      <w:r>
+        <w:t xml:space="preserve"> with </w:t>
       </w:r>
       <w:r>
         <w:t>increasing</w:t>
@@ -1975,7 +2113,10 @@
         <w:t xml:space="preserve"> I am but a fly trapped on the cogs of a giant </w:t>
       </w:r>
       <w:r>
-        <w:t>machine that is grinning away without meaning or purpose</w:t>
+        <w:t xml:space="preserve">machine that </w:t>
+      </w:r>
+      <w:r>
+        <w:t>no one built and which has no purpose</w:t>
       </w:r>
       <w:r>
         <w:t>.</w:t>
@@ -2010,7 +2151,10 @@
     </w:p>
     <w:p>
       <w:r>
-        <w:t>“Of course not,” Luke replied</w:t>
+        <w:t xml:space="preserve">“Of course not,” Luke </w:t>
+      </w:r>
+      <w:r>
+        <w:t>said</w:t>
       </w:r>
       <w:r>
         <w:t xml:space="preserve"> in disgust</w:t>
@@ -2050,7 +2194,13 @@
         <w:t>slime</w:t>
       </w:r>
       <w:r>
-        <w:t xml:space="preserve"> on my neck,” Luke replied, again talking in his zoned-out voice. “I </w:t>
+        <w:t xml:space="preserve"> on my neck,” Luke </w:t>
+      </w:r>
+      <w:r>
+        <w:t>said</w:t>
+      </w:r>
+      <w:r>
+        <w:t xml:space="preserve">, again talking in his zoned-out voice. “I </w:t>
       </w:r>
       <w:r>
         <w:t>hallucinate</w:t>
@@ -2110,7 +2260,7 @@
         <w:t xml:space="preserve">,” the first questioner </w:t>
       </w:r>
       <w:r>
-        <w:t>guessed</w:t>
+        <w:t>said</w:t>
       </w:r>
       <w:r>
         <w:t>. “Do you know anything else? Where are the other pillars?”</w:t>
@@ -2124,7 +2274,13 @@
         <w:t>,</w:t>
       </w:r>
       <w:r>
-        <w:t>” Luke replied.</w:t>
+        <w:t xml:space="preserve">” Luke </w:t>
+      </w:r>
+      <w:r>
+        <w:t>said</w:t>
+      </w:r>
+      <w:r>
+        <w:t>.</w:t>
       </w:r>
     </w:p>
     <w:p>
@@ -2263,7 +2419,13 @@
         <w:t xml:space="preserve"> or w</w:t>
       </w:r>
       <w:r>
-        <w:t>atch my YouTube channel,” Luke replied in a slurred voice.</w:t>
+        <w:t xml:space="preserve">atch my YouTube channel,” Luke </w:t>
+      </w:r>
+      <w:r>
+        <w:t>said</w:t>
+      </w:r>
+      <w:r>
+        <w:t xml:space="preserve"> in a slurred voice.</w:t>
       </w:r>
       <w:r>
         <w:t xml:space="preserve"> His head was slumped down.</w:t>
@@ -2318,7 +2480,7 @@
                     <a:blip r:embed="rId12" cstate="print">
                       <a:extLst>
                         <a:ext uri="{28A0092B-C50C-407E-A947-70E740481C1C}">
-                          <a14:useLocalDpi xmlns:a14="http://schemas.microsoft.com/office/drawing/2010/main" xmlns:wps="http://schemas.microsoft.com/office/word/2010/wordprocessingShape" xmlns:wpi="http://schemas.microsoft.com/office/word/2010/wordprocessingInk" xmlns:wpg="http://schemas.microsoft.com/office/word/2010/wordprocessingGroup" xmlns:w16se="http://schemas.microsoft.com/office/word/2015/wordml/symex" xmlns:w16sdtdh="http://schemas.microsoft.com/office/word/2020/wordml/sdtdatahash" xmlns:w16="http://schemas.microsoft.com/office/word/2018/wordml" xmlns:w16cid="http://schemas.microsoft.com/office/word/2016/wordml/cid" xmlns:w16cex="http://schemas.microsoft.com/office/word/2018/wordml/cex" xmlns:w15="http://schemas.microsoft.com/office/word/2012/wordml" xmlns:w14="http://schemas.microsoft.com/office/word/2010/wordml" xmlns:w="http://schemas.openxmlformats.org/wordprocessingml/2006/main" xmlns:w10="urn:schemas-microsoft-com:office:word" xmlns:wp14="http://schemas.microsoft.com/office/word/2010/wordprocessingDrawing" xmlns:v="urn:schemas-microsoft-com:vml" xmlns:oel="http://schemas.microsoft.com/office/2019/extlst" xmlns:o="urn:schemas-microsoft-com:office:office" xmlns:am3d="http://schemas.microsoft.com/office/drawing/2017/model3d" xmlns:aink="http://schemas.microsoft.com/office/drawing/2016/ink" xmlns:mc="http://schemas.openxmlformats.org/markup-compatibility/2006" xmlns:cx8="http://schemas.microsoft.com/office/drawing/2016/5/14/chartex" xmlns:cx7="http://schemas.microsoft.com/office/drawing/2016/5/13/chartex" xmlns:cx6="http://schemas.microsoft.com/office/drawing/2016/5/12/chartex" xmlns:cx5="http://schemas.microsoft.com/office/drawing/2016/5/11/chartex" xmlns:cx4="http://schemas.microsoft.com/office/drawing/2016/5/10/chartex" xmlns:cx3="http://schemas.microsoft.com/office/drawing/2016/5/9/chartex" xmlns:cx2="http://schemas.microsoft.com/office/drawing/2015/10/21/chartex" xmlns:cx1="http://schemas.microsoft.com/office/drawing/2015/9/8/chartex" xmlns:cx="http://schemas.microsoft.com/office/drawing/2014/chartex" xmlns:wpc="http://schemas.microsoft.com/office/word/2010/wordprocessingCanvas" xmlns="" val="0"/>
+                          <a14:useLocalDpi xmlns="" xmlns:wpc="http://schemas.microsoft.com/office/word/2010/wordprocessingCanvas" xmlns:cx="http://schemas.microsoft.com/office/drawing/2014/chartex" xmlns:cx1="http://schemas.microsoft.com/office/drawing/2015/9/8/chartex" xmlns:cx2="http://schemas.microsoft.com/office/drawing/2015/10/21/chartex" xmlns:cx3="http://schemas.microsoft.com/office/drawing/2016/5/9/chartex" xmlns:cx4="http://schemas.microsoft.com/office/drawing/2016/5/10/chartex" xmlns:cx5="http://schemas.microsoft.com/office/drawing/2016/5/11/chartex" xmlns:cx6="http://schemas.microsoft.com/office/drawing/2016/5/12/chartex" xmlns:cx7="http://schemas.microsoft.com/office/drawing/2016/5/13/chartex" xmlns:cx8="http://schemas.microsoft.com/office/drawing/2016/5/14/chartex" xmlns:mc="http://schemas.openxmlformats.org/markup-compatibility/2006" xmlns:aink="http://schemas.microsoft.com/office/drawing/2016/ink" xmlns:am3d="http://schemas.microsoft.com/office/drawing/2017/model3d" xmlns:o="urn:schemas-microsoft-com:office:office" xmlns:oel="http://schemas.microsoft.com/office/2019/extlst" xmlns:v="urn:schemas-microsoft-com:vml" xmlns:wp14="http://schemas.microsoft.com/office/word/2010/wordprocessingDrawing" xmlns:w10="urn:schemas-microsoft-com:office:word" xmlns:w="http://schemas.openxmlformats.org/wordprocessingml/2006/main" xmlns:w14="http://schemas.microsoft.com/office/word/2010/wordml" xmlns:w15="http://schemas.microsoft.com/office/word/2012/wordml" xmlns:w16cex="http://schemas.microsoft.com/office/word/2018/wordml/cex" xmlns:w16cid="http://schemas.microsoft.com/office/word/2016/wordml/cid" xmlns:w16="http://schemas.microsoft.com/office/word/2018/wordml" xmlns:w16sdtdh="http://schemas.microsoft.com/office/word/2020/wordml/sdtdatahash" xmlns:w16se="http://schemas.microsoft.com/office/word/2015/wordml/symex" xmlns:wpg="http://schemas.microsoft.com/office/word/2010/wordprocessingGroup" xmlns:wpi="http://schemas.microsoft.com/office/word/2010/wordprocessingInk" xmlns:wps="http://schemas.microsoft.com/office/word/2010/wordprocessingShape" xmlns:a14="http://schemas.microsoft.com/office/drawing/2010/main" val="0"/>
                         </a:ext>
                       </a:extLst>
                     </a:blip>
@@ -3649,7 +3811,13 @@
     </w:p>
     <w:p>
       <w:r>
-        <w:t xml:space="preserve">“Of course,” Luke replied and took out the handle. He pressed a button and a tube extended to three feet. It glowed brilliant red. “I am after all a Jedi </w:t>
+        <w:t xml:space="preserve">“Of course,” Luke </w:t>
+      </w:r>
+      <w:r>
+        <w:t>said</w:t>
+      </w:r>
+      <w:r>
+        <w:t xml:space="preserve"> and took out the handle. He pressed a button and a tube extended to three feet. It glowed brilliant red. “I am after all a Jedi </w:t>
       </w:r>
       <w:r>
         <w:t>knight</w:t>
@@ -4409,7 +4577,13 @@
     </w:p>
     <w:p>
       <w:r>
-        <w:t>“Of course,” Luke replied. “They have the appearance of trolls, ogres, giant spiders and other mythical monsters. The government agency fights them with elite soldiers and then a cleanup crew mops up the bodies and alters the memories of people – It’s similar to the Men in Black, except there are no aliens. The hero is a civilian who fights with a sword.”</w:t>
+        <w:t xml:space="preserve">“Of course,” Luke </w:t>
+      </w:r>
+      <w:r>
+        <w:t>said</w:t>
+      </w:r>
+      <w:r>
+        <w:t>. “They have the appearance of trolls, ogres, giant spiders and other mythical monsters. The government agency fights them with elite soldiers and then a cleanup crew mops up the bodies and alters the memories of people – It’s similar to the Men in Black, except there are no aliens. The hero is a civilian who fights with a sword.”</w:t>
       </w:r>
     </w:p>
     <w:p>
@@ -4419,7 +4593,13 @@
     </w:p>
     <w:p>
       <w:r>
-        <w:t>“Of course,” Luke replied. “The hero comes across a group of elves and animal people.</w:t>
+        <w:t xml:space="preserve">“Of course,” Luke </w:t>
+      </w:r>
+      <w:r>
+        <w:t>said</w:t>
+      </w:r>
+      <w:r>
+        <w:t>. “The hero comes across a group of elves and animal people.</w:t>
       </w:r>
       <w:r>
         <w:t xml:space="preserve"> They are protecting a beautiful </w:t>
@@ -4780,7 +4960,13 @@
         <w:t>One of the agents whispered in Luke’s ear.</w:t>
       </w:r>
       <w:r>
-        <w:t xml:space="preserve"> “Okay,” Luke replied.</w:t>
+        <w:t xml:space="preserve"> “Okay,” Luke </w:t>
+      </w:r>
+      <w:r>
+        <w:t>said</w:t>
+      </w:r>
+      <w:r>
+        <w:t>.</w:t>
       </w:r>
     </w:p>
     <w:p>
@@ -5008,7 +5194,13 @@
     </w:p>
     <w:p>
       <w:r>
-        <w:t>“I’ll look it up,” Luke replied. “That</w:t>
+        <w:t xml:space="preserve">“I’ll look it up,” Luke </w:t>
+      </w:r>
+      <w:r>
+        <w:t>said</w:t>
+      </w:r>
+      <w:r>
+        <w:t>. “That</w:t>
       </w:r>
       <w:r>
         <w:t xml:space="preserve"> should be </w:t>
@@ -5051,7 +5243,7 @@
                     <a:blip r:embed="rId12" cstate="print">
                       <a:extLst>
                         <a:ext uri="{28A0092B-C50C-407E-A947-70E740481C1C}">
-                          <a14:useLocalDpi xmlns:a14="http://schemas.microsoft.com/office/drawing/2010/main" xmlns:wps="http://schemas.microsoft.com/office/word/2010/wordprocessingShape" xmlns:wpi="http://schemas.microsoft.com/office/word/2010/wordprocessingInk" xmlns:wpg="http://schemas.microsoft.com/office/word/2010/wordprocessingGroup" xmlns:w16se="http://schemas.microsoft.com/office/word/2015/wordml/symex" xmlns:w16sdtdh="http://schemas.microsoft.com/office/word/2020/wordml/sdtdatahash" xmlns:w16="http://schemas.microsoft.com/office/word/2018/wordml" xmlns:w16cid="http://schemas.microsoft.com/office/word/2016/wordml/cid" xmlns:w16cex="http://schemas.microsoft.com/office/word/2018/wordml/cex" xmlns:w15="http://schemas.microsoft.com/office/word/2012/wordml" xmlns:w14="http://schemas.microsoft.com/office/word/2010/wordml" xmlns:w="http://schemas.openxmlformats.org/wordprocessingml/2006/main" xmlns:w10="urn:schemas-microsoft-com:office:word" xmlns:wp14="http://schemas.microsoft.com/office/word/2010/wordprocessingDrawing" xmlns:v="urn:schemas-microsoft-com:vml" xmlns:oel="http://schemas.microsoft.com/office/2019/extlst" xmlns:o="urn:schemas-microsoft-com:office:office" xmlns:am3d="http://schemas.microsoft.com/office/drawing/2017/model3d" xmlns:aink="http://schemas.microsoft.com/office/drawing/2016/ink" xmlns:mc="http://schemas.openxmlformats.org/markup-compatibility/2006" xmlns:cx8="http://schemas.microsoft.com/office/drawing/2016/5/14/chartex" xmlns:cx7="http://schemas.microsoft.com/office/drawing/2016/5/13/chartex" xmlns:cx6="http://schemas.microsoft.com/office/drawing/2016/5/12/chartex" xmlns:cx5="http://schemas.microsoft.com/office/drawing/2016/5/11/chartex" xmlns:cx4="http://schemas.microsoft.com/office/drawing/2016/5/10/chartex" xmlns:cx3="http://schemas.microsoft.com/office/drawing/2016/5/9/chartex" xmlns:cx2="http://schemas.microsoft.com/office/drawing/2015/10/21/chartex" xmlns:cx1="http://schemas.microsoft.com/office/drawing/2015/9/8/chartex" xmlns:cx="http://schemas.microsoft.com/office/drawing/2014/chartex" xmlns:wpc="http://schemas.microsoft.com/office/word/2010/wordprocessingCanvas" xmlns="" val="0"/>
+                          <a14:useLocalDpi xmlns="" xmlns:wpc="http://schemas.microsoft.com/office/word/2010/wordprocessingCanvas" xmlns:cx="http://schemas.microsoft.com/office/drawing/2014/chartex" xmlns:cx1="http://schemas.microsoft.com/office/drawing/2015/9/8/chartex" xmlns:cx2="http://schemas.microsoft.com/office/drawing/2015/10/21/chartex" xmlns:cx3="http://schemas.microsoft.com/office/drawing/2016/5/9/chartex" xmlns:cx4="http://schemas.microsoft.com/office/drawing/2016/5/10/chartex" xmlns:cx5="http://schemas.microsoft.com/office/drawing/2016/5/11/chartex" xmlns:cx6="http://schemas.microsoft.com/office/drawing/2016/5/12/chartex" xmlns:cx7="http://schemas.microsoft.com/office/drawing/2016/5/13/chartex" xmlns:cx8="http://schemas.microsoft.com/office/drawing/2016/5/14/chartex" xmlns:mc="http://schemas.openxmlformats.org/markup-compatibility/2006" xmlns:aink="http://schemas.microsoft.com/office/drawing/2016/ink" xmlns:am3d="http://schemas.microsoft.com/office/drawing/2017/model3d" xmlns:o="urn:schemas-microsoft-com:office:office" xmlns:oel="http://schemas.microsoft.com/office/2019/extlst" xmlns:v="urn:schemas-microsoft-com:vml" xmlns:wp14="http://schemas.microsoft.com/office/word/2010/wordprocessingDrawing" xmlns:w10="urn:schemas-microsoft-com:office:word" xmlns:w="http://schemas.openxmlformats.org/wordprocessingml/2006/main" xmlns:w14="http://schemas.microsoft.com/office/word/2010/wordml" xmlns:w15="http://schemas.microsoft.com/office/word/2012/wordml" xmlns:w16cex="http://schemas.microsoft.com/office/word/2018/wordml/cex" xmlns:w16cid="http://schemas.microsoft.com/office/word/2016/wordml/cid" xmlns:w16="http://schemas.microsoft.com/office/word/2018/wordml" xmlns:w16sdtdh="http://schemas.microsoft.com/office/word/2020/wordml/sdtdatahash" xmlns:w16se="http://schemas.microsoft.com/office/word/2015/wordml/symex" xmlns:wpg="http://schemas.microsoft.com/office/word/2010/wordprocessingGroup" xmlns:wpi="http://schemas.microsoft.com/office/word/2010/wordprocessingInk" xmlns:wps="http://schemas.microsoft.com/office/word/2010/wordprocessingShape" xmlns:a14="http://schemas.microsoft.com/office/drawing/2010/main" val="0"/>
                         </a:ext>
                       </a:extLst>
                     </a:blip>
@@ -5203,7 +5395,13 @@
         <w:t xml:space="preserve">“You found I was a hot sexy dude </w:t>
       </w:r>
       <w:r>
-        <w:t>who loves eating,” Luke replied, patting his ample gut.</w:t>
+        <w:t xml:space="preserve">who loves eating,” Luke </w:t>
+      </w:r>
+      <w:r>
+        <w:t>said</w:t>
+      </w:r>
+      <w:r>
+        <w:t>, patting his ample gut.</w:t>
       </w:r>
     </w:p>
     <w:p>
@@ -5214,7 +5412,10 @@
         <w:t xml:space="preserve">Rogers </w:t>
       </w:r>
       <w:r>
-        <w:t xml:space="preserve">replied and </w:t>
+        <w:t>said</w:t>
+      </w:r>
+      <w:r>
+        <w:t xml:space="preserve"> and </w:t>
       </w:r>
       <w:r>
         <w:t>pulled out a file and read. “Luke Callahan, age 26, born in Seattle, went to various schools, had lousy grades…”</w:t>
@@ -5500,7 +5701,13 @@
     </w:p>
     <w:p>
       <w:r>
-        <w:t xml:space="preserve">“Fairy tales,” Luke replied. “Those science rejects seem to have a </w:t>
+        <w:t xml:space="preserve">“Fairy tales,” Luke </w:t>
+      </w:r>
+      <w:r>
+        <w:t>said</w:t>
+      </w:r>
+      <w:r>
+        <w:t xml:space="preserve">. “Those science rejects seem to have a </w:t>
       </w:r>
       <w:r>
         <w:t>hallucinogenic</w:t>
@@ -5615,7 +5822,13 @@
         <w:t>”</w:t>
       </w:r>
       <w:r>
-        <w:t xml:space="preserve"> Luke replied.</w:t>
+        <w:t xml:space="preserve"> Luke </w:t>
+      </w:r>
+      <w:r>
+        <w:t>said</w:t>
+      </w:r>
+      <w:r>
+        <w:t>.</w:t>
       </w:r>
     </w:p>
     <w:p>
@@ -6192,7 +6405,7 @@
         <w:t xml:space="preserve">“Standard military issued ammo,” Rogers </w:t>
       </w:r>
       <w:r>
-        <w:t>replied</w:t>
+        <w:t>said</w:t>
       </w:r>
       <w:r>
         <w:t>. “You can buy it at any gun store.”</w:t>
@@ -6219,7 +6432,13 @@
     <w:p>
       <w:r>
         <w:lastRenderedPageBreak/>
-        <w:t>“No,” Luke replied. “The process is simple and available on YouTube.</w:t>
+        <w:t xml:space="preserve">“No,” Luke </w:t>
+      </w:r>
+      <w:r>
+        <w:t>said</w:t>
+      </w:r>
+      <w:r>
+        <w:t>. “The process is simple and available on YouTube.</w:t>
       </w:r>
       <w:r>
         <w:t xml:space="preserve"> Yes, </w:t>
@@ -6433,7 +6652,7 @@
                     <a:blip r:embed="rId12" cstate="print">
                       <a:extLst>
                         <a:ext uri="{28A0092B-C50C-407E-A947-70E740481C1C}">
-                          <a14:useLocalDpi xmlns:a14="http://schemas.microsoft.com/office/drawing/2010/main" xmlns:wps="http://schemas.microsoft.com/office/word/2010/wordprocessingShape" xmlns:wpi="http://schemas.microsoft.com/office/word/2010/wordprocessingInk" xmlns:wpg="http://schemas.microsoft.com/office/word/2010/wordprocessingGroup" xmlns:w16se="http://schemas.microsoft.com/office/word/2015/wordml/symex" xmlns:w16sdtdh="http://schemas.microsoft.com/office/word/2020/wordml/sdtdatahash" xmlns:w16="http://schemas.microsoft.com/office/word/2018/wordml" xmlns:w16cid="http://schemas.microsoft.com/office/word/2016/wordml/cid" xmlns:w16cex="http://schemas.microsoft.com/office/word/2018/wordml/cex" xmlns:w15="http://schemas.microsoft.com/office/word/2012/wordml" xmlns:w14="http://schemas.microsoft.com/office/word/2010/wordml" xmlns:w="http://schemas.openxmlformats.org/wordprocessingml/2006/main" xmlns:w10="urn:schemas-microsoft-com:office:word" xmlns:wp14="http://schemas.microsoft.com/office/word/2010/wordprocessingDrawing" xmlns:v="urn:schemas-microsoft-com:vml" xmlns:oel="http://schemas.microsoft.com/office/2019/extlst" xmlns:o="urn:schemas-microsoft-com:office:office" xmlns:am3d="http://schemas.microsoft.com/office/drawing/2017/model3d" xmlns:aink="http://schemas.microsoft.com/office/drawing/2016/ink" xmlns:mc="http://schemas.openxmlformats.org/markup-compatibility/2006" xmlns:cx8="http://schemas.microsoft.com/office/drawing/2016/5/14/chartex" xmlns:cx7="http://schemas.microsoft.com/office/drawing/2016/5/13/chartex" xmlns:cx6="http://schemas.microsoft.com/office/drawing/2016/5/12/chartex" xmlns:cx5="http://schemas.microsoft.com/office/drawing/2016/5/11/chartex" xmlns:cx4="http://schemas.microsoft.com/office/drawing/2016/5/10/chartex" xmlns:cx3="http://schemas.microsoft.com/office/drawing/2016/5/9/chartex" xmlns:cx2="http://schemas.microsoft.com/office/drawing/2015/10/21/chartex" xmlns:cx1="http://schemas.microsoft.com/office/drawing/2015/9/8/chartex" xmlns:cx="http://schemas.microsoft.com/office/drawing/2014/chartex" xmlns:wpc="http://schemas.microsoft.com/office/word/2010/wordprocessingCanvas" xmlns="" val="0"/>
+                          <a14:useLocalDpi xmlns="" xmlns:wpc="http://schemas.microsoft.com/office/word/2010/wordprocessingCanvas" xmlns:cx="http://schemas.microsoft.com/office/drawing/2014/chartex" xmlns:cx1="http://schemas.microsoft.com/office/drawing/2015/9/8/chartex" xmlns:cx2="http://schemas.microsoft.com/office/drawing/2015/10/21/chartex" xmlns:cx3="http://schemas.microsoft.com/office/drawing/2016/5/9/chartex" xmlns:cx4="http://schemas.microsoft.com/office/drawing/2016/5/10/chartex" xmlns:cx5="http://schemas.microsoft.com/office/drawing/2016/5/11/chartex" xmlns:cx6="http://schemas.microsoft.com/office/drawing/2016/5/12/chartex" xmlns:cx7="http://schemas.microsoft.com/office/drawing/2016/5/13/chartex" xmlns:cx8="http://schemas.microsoft.com/office/drawing/2016/5/14/chartex" xmlns:mc="http://schemas.openxmlformats.org/markup-compatibility/2006" xmlns:aink="http://schemas.microsoft.com/office/drawing/2016/ink" xmlns:am3d="http://schemas.microsoft.com/office/drawing/2017/model3d" xmlns:o="urn:schemas-microsoft-com:office:office" xmlns:oel="http://schemas.microsoft.com/office/2019/extlst" xmlns:v="urn:schemas-microsoft-com:vml" xmlns:wp14="http://schemas.microsoft.com/office/word/2010/wordprocessingDrawing" xmlns:w10="urn:schemas-microsoft-com:office:word" xmlns:w="http://schemas.openxmlformats.org/wordprocessingml/2006/main" xmlns:w14="http://schemas.microsoft.com/office/word/2010/wordml" xmlns:w15="http://schemas.microsoft.com/office/word/2012/wordml" xmlns:w16cex="http://schemas.microsoft.com/office/word/2018/wordml/cex" xmlns:w16cid="http://schemas.microsoft.com/office/word/2016/wordml/cid" xmlns:w16="http://schemas.microsoft.com/office/word/2018/wordml" xmlns:w16sdtdh="http://schemas.microsoft.com/office/word/2020/wordml/sdtdatahash" xmlns:w16se="http://schemas.microsoft.com/office/word/2015/wordml/symex" xmlns:wpg="http://schemas.microsoft.com/office/word/2010/wordprocessingGroup" xmlns:wpi="http://schemas.microsoft.com/office/word/2010/wordprocessingInk" xmlns:wps="http://schemas.microsoft.com/office/word/2010/wordprocessingShape" xmlns:a14="http://schemas.microsoft.com/office/drawing/2010/main" val="0"/>
                         </a:ext>
                       </a:extLst>
                     </a:blip>
@@ -6828,7 +7047,7 @@
                     <a:blip r:embed="rId12" cstate="print">
                       <a:extLst>
                         <a:ext uri="{28A0092B-C50C-407E-A947-70E740481C1C}">
-                          <a14:useLocalDpi xmlns:a14="http://schemas.microsoft.com/office/drawing/2010/main" xmlns:wps="http://schemas.microsoft.com/office/word/2010/wordprocessingShape" xmlns:wpi="http://schemas.microsoft.com/office/word/2010/wordprocessingInk" xmlns:wpg="http://schemas.microsoft.com/office/word/2010/wordprocessingGroup" xmlns:w16se="http://schemas.microsoft.com/office/word/2015/wordml/symex" xmlns:w16sdtdh="http://schemas.microsoft.com/office/word/2020/wordml/sdtdatahash" xmlns:w16="http://schemas.microsoft.com/office/word/2018/wordml" xmlns:w16cid="http://schemas.microsoft.com/office/word/2016/wordml/cid" xmlns:w16cex="http://schemas.microsoft.com/office/word/2018/wordml/cex" xmlns:w15="http://schemas.microsoft.com/office/word/2012/wordml" xmlns:w14="http://schemas.microsoft.com/office/word/2010/wordml" xmlns:w="http://schemas.openxmlformats.org/wordprocessingml/2006/main" xmlns:w10="urn:schemas-microsoft-com:office:word" xmlns:wp14="http://schemas.microsoft.com/office/word/2010/wordprocessingDrawing" xmlns:v="urn:schemas-microsoft-com:vml" xmlns:oel="http://schemas.microsoft.com/office/2019/extlst" xmlns:o="urn:schemas-microsoft-com:office:office" xmlns:am3d="http://schemas.microsoft.com/office/drawing/2017/model3d" xmlns:aink="http://schemas.microsoft.com/office/drawing/2016/ink" xmlns:mc="http://schemas.openxmlformats.org/markup-compatibility/2006" xmlns:cx8="http://schemas.microsoft.com/office/drawing/2016/5/14/chartex" xmlns:cx7="http://schemas.microsoft.com/office/drawing/2016/5/13/chartex" xmlns:cx6="http://schemas.microsoft.com/office/drawing/2016/5/12/chartex" xmlns:cx5="http://schemas.microsoft.com/office/drawing/2016/5/11/chartex" xmlns:cx4="http://schemas.microsoft.com/office/drawing/2016/5/10/chartex" xmlns:cx3="http://schemas.microsoft.com/office/drawing/2016/5/9/chartex" xmlns:cx2="http://schemas.microsoft.com/office/drawing/2015/10/21/chartex" xmlns:cx1="http://schemas.microsoft.com/office/drawing/2015/9/8/chartex" xmlns:cx="http://schemas.microsoft.com/office/drawing/2014/chartex" xmlns:wpc="http://schemas.microsoft.com/office/word/2010/wordprocessingCanvas" xmlns="" val="0"/>
+                          <a14:useLocalDpi xmlns="" xmlns:wpc="http://schemas.microsoft.com/office/word/2010/wordprocessingCanvas" xmlns:cx="http://schemas.microsoft.com/office/drawing/2014/chartex" xmlns:cx1="http://schemas.microsoft.com/office/drawing/2015/9/8/chartex" xmlns:cx2="http://schemas.microsoft.com/office/drawing/2015/10/21/chartex" xmlns:cx3="http://schemas.microsoft.com/office/drawing/2016/5/9/chartex" xmlns:cx4="http://schemas.microsoft.com/office/drawing/2016/5/10/chartex" xmlns:cx5="http://schemas.microsoft.com/office/drawing/2016/5/11/chartex" xmlns:cx6="http://schemas.microsoft.com/office/drawing/2016/5/12/chartex" xmlns:cx7="http://schemas.microsoft.com/office/drawing/2016/5/13/chartex" xmlns:cx8="http://schemas.microsoft.com/office/drawing/2016/5/14/chartex" xmlns:mc="http://schemas.openxmlformats.org/markup-compatibility/2006" xmlns:aink="http://schemas.microsoft.com/office/drawing/2016/ink" xmlns:am3d="http://schemas.microsoft.com/office/drawing/2017/model3d" xmlns:o="urn:schemas-microsoft-com:office:office" xmlns:oel="http://schemas.microsoft.com/office/2019/extlst" xmlns:v="urn:schemas-microsoft-com:vml" xmlns:wp14="http://schemas.microsoft.com/office/word/2010/wordprocessingDrawing" xmlns:w10="urn:schemas-microsoft-com:office:word" xmlns:w="http://schemas.openxmlformats.org/wordprocessingml/2006/main" xmlns:w14="http://schemas.microsoft.com/office/word/2010/wordml" xmlns:w15="http://schemas.microsoft.com/office/word/2012/wordml" xmlns:w16cex="http://schemas.microsoft.com/office/word/2018/wordml/cex" xmlns:w16cid="http://schemas.microsoft.com/office/word/2016/wordml/cid" xmlns:w16="http://schemas.microsoft.com/office/word/2018/wordml" xmlns:w16sdtdh="http://schemas.microsoft.com/office/word/2020/wordml/sdtdatahash" xmlns:w16se="http://schemas.microsoft.com/office/word/2015/wordml/symex" xmlns:wpg="http://schemas.microsoft.com/office/word/2010/wordprocessingGroup" xmlns:wpi="http://schemas.microsoft.com/office/word/2010/wordprocessingInk" xmlns:wps="http://schemas.microsoft.com/office/word/2010/wordprocessingShape" xmlns:a14="http://schemas.microsoft.com/office/drawing/2010/main" val="0"/>
                         </a:ext>
                       </a:extLst>
                     </a:blip>
@@ -7261,7 +7480,13 @@
     </w:p>
     <w:p>
       <w:r>
-        <w:t>“He’s no ordinary human, despite our intel,” Rogers replied with a shrug. “He’s as mysterious as General Arthur.”</w:t>
+        <w:t xml:space="preserve">“He’s no ordinary human, despite our intel,” Rogers </w:t>
+      </w:r>
+      <w:r>
+        <w:t>said</w:t>
+      </w:r>
+      <w:r>
+        <w:t xml:space="preserve"> with a shrug. “He’s as mysterious as General Arthur.”</w:t>
       </w:r>
     </w:p>
     <w:p>
@@ -7428,7 +7653,13 @@
         <w:t>Game</w:t>
       </w:r>
       <w:r>
-        <w:t>,” Luke replied. “Some are crap. Others are rather addicting. How may I help you?”</w:t>
+        <w:t xml:space="preserve">,” Luke </w:t>
+      </w:r>
+      <w:r>
+        <w:t>said</w:t>
+      </w:r>
+      <w:r>
+        <w:t>. “Some are crap. Others are rather addicting. How may I help you?”</w:t>
       </w:r>
     </w:p>
     <w:p>
@@ -7882,7 +8113,7 @@
                     <a:blip r:embed="rId12" cstate="print">
                       <a:extLst>
                         <a:ext uri="{28A0092B-C50C-407E-A947-70E740481C1C}">
-                          <a14:useLocalDpi xmlns:a14="http://schemas.microsoft.com/office/drawing/2010/main" xmlns:wps="http://schemas.microsoft.com/office/word/2010/wordprocessingShape" xmlns:wpi="http://schemas.microsoft.com/office/word/2010/wordprocessingInk" xmlns:wpg="http://schemas.microsoft.com/office/word/2010/wordprocessingGroup" xmlns:w16se="http://schemas.microsoft.com/office/word/2015/wordml/symex" xmlns:w16sdtdh="http://schemas.microsoft.com/office/word/2020/wordml/sdtdatahash" xmlns:w16="http://schemas.microsoft.com/office/word/2018/wordml" xmlns:w16cid="http://schemas.microsoft.com/office/word/2016/wordml/cid" xmlns:w16cex="http://schemas.microsoft.com/office/word/2018/wordml/cex" xmlns:w15="http://schemas.microsoft.com/office/word/2012/wordml" xmlns:w14="http://schemas.microsoft.com/office/word/2010/wordml" xmlns:w="http://schemas.openxmlformats.org/wordprocessingml/2006/main" xmlns:w10="urn:schemas-microsoft-com:office:word" xmlns:wp14="http://schemas.microsoft.com/office/word/2010/wordprocessingDrawing" xmlns:v="urn:schemas-microsoft-com:vml" xmlns:oel="http://schemas.microsoft.com/office/2019/extlst" xmlns:o="urn:schemas-microsoft-com:office:office" xmlns:am3d="http://schemas.microsoft.com/office/drawing/2017/model3d" xmlns:aink="http://schemas.microsoft.com/office/drawing/2016/ink" xmlns:mc="http://schemas.openxmlformats.org/markup-compatibility/2006" xmlns:cx8="http://schemas.microsoft.com/office/drawing/2016/5/14/chartex" xmlns:cx7="http://schemas.microsoft.com/office/drawing/2016/5/13/chartex" xmlns:cx6="http://schemas.microsoft.com/office/drawing/2016/5/12/chartex" xmlns:cx5="http://schemas.microsoft.com/office/drawing/2016/5/11/chartex" xmlns:cx4="http://schemas.microsoft.com/office/drawing/2016/5/10/chartex" xmlns:cx3="http://schemas.microsoft.com/office/drawing/2016/5/9/chartex" xmlns:cx2="http://schemas.microsoft.com/office/drawing/2015/10/21/chartex" xmlns:cx1="http://schemas.microsoft.com/office/drawing/2015/9/8/chartex" xmlns:cx="http://schemas.microsoft.com/office/drawing/2014/chartex" xmlns:wpc="http://schemas.microsoft.com/office/word/2010/wordprocessingCanvas" xmlns="" val="0"/>
+                          <a14:useLocalDpi xmlns="" xmlns:wpc="http://schemas.microsoft.com/office/word/2010/wordprocessingCanvas" xmlns:cx="http://schemas.microsoft.com/office/drawing/2014/chartex" xmlns:cx1="http://schemas.microsoft.com/office/drawing/2015/9/8/chartex" xmlns:cx2="http://schemas.microsoft.com/office/drawing/2015/10/21/chartex" xmlns:cx3="http://schemas.microsoft.com/office/drawing/2016/5/9/chartex" xmlns:cx4="http://schemas.microsoft.com/office/drawing/2016/5/10/chartex" xmlns:cx5="http://schemas.microsoft.com/office/drawing/2016/5/11/chartex" xmlns:cx6="http://schemas.microsoft.com/office/drawing/2016/5/12/chartex" xmlns:cx7="http://schemas.microsoft.com/office/drawing/2016/5/13/chartex" xmlns:cx8="http://schemas.microsoft.com/office/drawing/2016/5/14/chartex" xmlns:mc="http://schemas.openxmlformats.org/markup-compatibility/2006" xmlns:aink="http://schemas.microsoft.com/office/drawing/2016/ink" xmlns:am3d="http://schemas.microsoft.com/office/drawing/2017/model3d" xmlns:o="urn:schemas-microsoft-com:office:office" xmlns:oel="http://schemas.microsoft.com/office/2019/extlst" xmlns:v="urn:schemas-microsoft-com:vml" xmlns:wp14="http://schemas.microsoft.com/office/word/2010/wordprocessingDrawing" xmlns:w10="urn:schemas-microsoft-com:office:word" xmlns:w="http://schemas.openxmlformats.org/wordprocessingml/2006/main" xmlns:w14="http://schemas.microsoft.com/office/word/2010/wordml" xmlns:w15="http://schemas.microsoft.com/office/word/2012/wordml" xmlns:w16cex="http://schemas.microsoft.com/office/word/2018/wordml/cex" xmlns:w16cid="http://schemas.microsoft.com/office/word/2016/wordml/cid" xmlns:w16="http://schemas.microsoft.com/office/word/2018/wordml" xmlns:w16sdtdh="http://schemas.microsoft.com/office/word/2020/wordml/sdtdatahash" xmlns:w16se="http://schemas.microsoft.com/office/word/2015/wordml/symex" xmlns:wpg="http://schemas.microsoft.com/office/word/2010/wordprocessingGroup" xmlns:wpi="http://schemas.microsoft.com/office/word/2010/wordprocessingInk" xmlns:wps="http://schemas.microsoft.com/office/word/2010/wordprocessingShape" xmlns:a14="http://schemas.microsoft.com/office/drawing/2010/main" val="0"/>
                         </a:ext>
                       </a:extLst>
                     </a:blip>
@@ -8350,7 +8581,13 @@
     </w:p>
     <w:p>
       <w:r>
-        <w:t>“From my dreams,” Luke replied. “I’ve been journaling them faithfully since I was twelve. Everyone should record their dreams. All the greatest geniuses get their inspiration from there. I’m no exception.”</w:t>
+        <w:t xml:space="preserve">“From my dreams,” Luke </w:t>
+      </w:r>
+      <w:r>
+        <w:t>said</w:t>
+      </w:r>
+      <w:r>
+        <w:t>. “I’ve been journaling them faithfully since I was twelve. Everyone should record their dreams. All the greatest geniuses get their inspiration from there. I’m no exception.”</w:t>
       </w:r>
     </w:p>
     <w:p>
@@ -8602,7 +8839,7 @@
         <w:t xml:space="preserve">“Yes sir,” Luke </w:t>
       </w:r>
       <w:r>
-        <w:t>replied</w:t>
+        <w:t>said</w:t>
       </w:r>
       <w:r>
         <w:t>.</w:t>
@@ -8852,7 +9089,7 @@
                     <a:blip r:embed="rId12" cstate="print">
                       <a:extLst>
                         <a:ext uri="{28A0092B-C50C-407E-A947-70E740481C1C}">
-                          <a14:useLocalDpi xmlns:a14="http://schemas.microsoft.com/office/drawing/2010/main" xmlns:wps="http://schemas.microsoft.com/office/word/2010/wordprocessingShape" xmlns:wpi="http://schemas.microsoft.com/office/word/2010/wordprocessingInk" xmlns:wpg="http://schemas.microsoft.com/office/word/2010/wordprocessingGroup" xmlns:w16se="http://schemas.microsoft.com/office/word/2015/wordml/symex" xmlns:w16sdtdh="http://schemas.microsoft.com/office/word/2020/wordml/sdtdatahash" xmlns:w16="http://schemas.microsoft.com/office/word/2018/wordml" xmlns:w16cid="http://schemas.microsoft.com/office/word/2016/wordml/cid" xmlns:w16cex="http://schemas.microsoft.com/office/word/2018/wordml/cex" xmlns:w15="http://schemas.microsoft.com/office/word/2012/wordml" xmlns:w14="http://schemas.microsoft.com/office/word/2010/wordml" xmlns:w="http://schemas.openxmlformats.org/wordprocessingml/2006/main" xmlns:w10="urn:schemas-microsoft-com:office:word" xmlns:wp14="http://schemas.microsoft.com/office/word/2010/wordprocessingDrawing" xmlns:v="urn:schemas-microsoft-com:vml" xmlns:oel="http://schemas.microsoft.com/office/2019/extlst" xmlns:o="urn:schemas-microsoft-com:office:office" xmlns:am3d="http://schemas.microsoft.com/office/drawing/2017/model3d" xmlns:aink="http://schemas.microsoft.com/office/drawing/2016/ink" xmlns:mc="http://schemas.openxmlformats.org/markup-compatibility/2006" xmlns:cx8="http://schemas.microsoft.com/office/drawing/2016/5/14/chartex" xmlns:cx7="http://schemas.microsoft.com/office/drawing/2016/5/13/chartex" xmlns:cx6="http://schemas.microsoft.com/office/drawing/2016/5/12/chartex" xmlns:cx5="http://schemas.microsoft.com/office/drawing/2016/5/11/chartex" xmlns:cx4="http://schemas.microsoft.com/office/drawing/2016/5/10/chartex" xmlns:cx3="http://schemas.microsoft.com/office/drawing/2016/5/9/chartex" xmlns:cx2="http://schemas.microsoft.com/office/drawing/2015/10/21/chartex" xmlns:cx1="http://schemas.microsoft.com/office/drawing/2015/9/8/chartex" xmlns:cx="http://schemas.microsoft.com/office/drawing/2014/chartex" xmlns:wpc="http://schemas.microsoft.com/office/word/2010/wordprocessingCanvas" xmlns="" val="0"/>
+                          <a14:useLocalDpi xmlns="" xmlns:wpc="http://schemas.microsoft.com/office/word/2010/wordprocessingCanvas" xmlns:cx="http://schemas.microsoft.com/office/drawing/2014/chartex" xmlns:cx1="http://schemas.microsoft.com/office/drawing/2015/9/8/chartex" xmlns:cx2="http://schemas.microsoft.com/office/drawing/2015/10/21/chartex" xmlns:cx3="http://schemas.microsoft.com/office/drawing/2016/5/9/chartex" xmlns:cx4="http://schemas.microsoft.com/office/drawing/2016/5/10/chartex" xmlns:cx5="http://schemas.microsoft.com/office/drawing/2016/5/11/chartex" xmlns:cx6="http://schemas.microsoft.com/office/drawing/2016/5/12/chartex" xmlns:cx7="http://schemas.microsoft.com/office/drawing/2016/5/13/chartex" xmlns:cx8="http://schemas.microsoft.com/office/drawing/2016/5/14/chartex" xmlns:mc="http://schemas.openxmlformats.org/markup-compatibility/2006" xmlns:aink="http://schemas.microsoft.com/office/drawing/2016/ink" xmlns:am3d="http://schemas.microsoft.com/office/drawing/2017/model3d" xmlns:o="urn:schemas-microsoft-com:office:office" xmlns:oel="http://schemas.microsoft.com/office/2019/extlst" xmlns:v="urn:schemas-microsoft-com:vml" xmlns:wp14="http://schemas.microsoft.com/office/word/2010/wordprocessingDrawing" xmlns:w10="urn:schemas-microsoft-com:office:word" xmlns:w="http://schemas.openxmlformats.org/wordprocessingml/2006/main" xmlns:w14="http://schemas.microsoft.com/office/word/2010/wordml" xmlns:w15="http://schemas.microsoft.com/office/word/2012/wordml" xmlns:w16cex="http://schemas.microsoft.com/office/word/2018/wordml/cex" xmlns:w16cid="http://schemas.microsoft.com/office/word/2016/wordml/cid" xmlns:w16="http://schemas.microsoft.com/office/word/2018/wordml" xmlns:w16sdtdh="http://schemas.microsoft.com/office/word/2020/wordml/sdtdatahash" xmlns:w16se="http://schemas.microsoft.com/office/word/2015/wordml/symex" xmlns:wpg="http://schemas.microsoft.com/office/word/2010/wordprocessingGroup" xmlns:wpi="http://schemas.microsoft.com/office/word/2010/wordprocessingInk" xmlns:wps="http://schemas.microsoft.com/office/word/2010/wordprocessingShape" xmlns:a14="http://schemas.microsoft.com/office/drawing/2010/main" val="0"/>
                         </a:ext>
                       </a:extLst>
                     </a:blip>
@@ -9158,7 +9395,10 @@
         <w:t xml:space="preserve">“That’s easier said than done,” Arthur </w:t>
       </w:r>
       <w:r>
-        <w:t>replied with a sigh</w:t>
+        <w:t>said</w:t>
+      </w:r>
+      <w:r>
+        <w:t xml:space="preserve"> with a sigh</w:t>
       </w:r>
       <w:r>
         <w:t>. “We have no way of contacting her.”</w:t>
@@ -9685,7 +9925,13 @@
         <w:t>,</w:t>
       </w:r>
       <w:r>
-        <w:t xml:space="preserve">” Luke replied. “Speaking of which, James, you’re in the correct age group. Why don’t you join? We will play dress up and </w:t>
+        <w:t xml:space="preserve">” Luke </w:t>
+      </w:r>
+      <w:r>
+        <w:t>said</w:t>
+      </w:r>
+      <w:r>
+        <w:t xml:space="preserve">. “Speaking of which, James, you’re in the correct age group. Why don’t you join? We will play dress up and </w:t>
       </w:r>
       <w:r>
         <w:t>every day a new teacher will come and show you how to play different roles. It will be fun.”</w:t>
@@ -10239,7 +10485,7 @@
                     <a:blip r:embed="rId12" cstate="print">
                       <a:extLst>
                         <a:ext uri="{28A0092B-C50C-407E-A947-70E740481C1C}">
-                          <a14:useLocalDpi xmlns="" xmlns:wpc="http://schemas.microsoft.com/office/word/2010/wordprocessingCanvas" xmlns:cx="http://schemas.microsoft.com/office/drawing/2014/chartex" xmlns:cx1="http://schemas.microsoft.com/office/drawing/2015/9/8/chartex" xmlns:cx2="http://schemas.microsoft.com/office/drawing/2015/10/21/chartex" xmlns:cx3="http://schemas.microsoft.com/office/drawing/2016/5/9/chartex" xmlns:cx4="http://schemas.microsoft.com/office/drawing/2016/5/10/chartex" xmlns:cx5="http://schemas.microsoft.com/office/drawing/2016/5/11/chartex" xmlns:cx6="http://schemas.microsoft.com/office/drawing/2016/5/12/chartex" xmlns:cx7="http://schemas.microsoft.com/office/drawing/2016/5/13/chartex" xmlns:cx8="http://schemas.microsoft.com/office/drawing/2016/5/14/chartex" xmlns:mc="http://schemas.openxmlformats.org/markup-compatibility/2006" xmlns:aink="http://schemas.microsoft.com/office/drawing/2016/ink" xmlns:o="urn:schemas-microsoft-com:office:office" xmlns:v="urn:schemas-microsoft-com:vml" xmlns:wp14="http://schemas.microsoft.com/office/word/2010/wordprocessingDrawing" xmlns:w10="urn:schemas-microsoft-com:office:word" xmlns:w="http://schemas.openxmlformats.org/wordprocessingml/2006/main" xmlns:w14="http://schemas.microsoft.com/office/word/2010/wordml" xmlns:w15="http://schemas.microsoft.com/office/word/2012/wordml" xmlns:w16se="http://schemas.microsoft.com/office/word/2015/wordml/symex" xmlns:wpg="http://schemas.microsoft.com/office/word/2010/wordprocessingGroup" xmlns:wpi="http://schemas.microsoft.com/office/word/2010/wordprocessingInk" xmlns:wps="http://schemas.microsoft.com/office/word/2010/wordprocessingShape" xmlns:a14="http://schemas.microsoft.com/office/drawing/2010/main" val="0"/>
+                          <a14:useLocalDpi xmlns:a14="http://schemas.microsoft.com/office/drawing/2010/main" xmlns:wps="http://schemas.microsoft.com/office/word/2010/wordprocessingShape" xmlns:wpi="http://schemas.microsoft.com/office/word/2010/wordprocessingInk" xmlns:wpg="http://schemas.microsoft.com/office/word/2010/wordprocessingGroup" xmlns:w16se="http://schemas.microsoft.com/office/word/2015/wordml/symex" xmlns:w15="http://schemas.microsoft.com/office/word/2012/wordml" xmlns:w14="http://schemas.microsoft.com/office/word/2010/wordml" xmlns:w="http://schemas.openxmlformats.org/wordprocessingml/2006/main" xmlns:w10="urn:schemas-microsoft-com:office:word" xmlns:wp14="http://schemas.microsoft.com/office/word/2010/wordprocessingDrawing" xmlns:v="urn:schemas-microsoft-com:vml" xmlns:o="urn:schemas-microsoft-com:office:office" xmlns:aink="http://schemas.microsoft.com/office/drawing/2016/ink" xmlns:mc="http://schemas.openxmlformats.org/markup-compatibility/2006" xmlns:cx8="http://schemas.microsoft.com/office/drawing/2016/5/14/chartex" xmlns:cx7="http://schemas.microsoft.com/office/drawing/2016/5/13/chartex" xmlns:cx6="http://schemas.microsoft.com/office/drawing/2016/5/12/chartex" xmlns:cx5="http://schemas.microsoft.com/office/drawing/2016/5/11/chartex" xmlns:cx4="http://schemas.microsoft.com/office/drawing/2016/5/10/chartex" xmlns:cx3="http://schemas.microsoft.com/office/drawing/2016/5/9/chartex" xmlns:cx2="http://schemas.microsoft.com/office/drawing/2015/10/21/chartex" xmlns:cx1="http://schemas.microsoft.com/office/drawing/2015/9/8/chartex" xmlns:cx="http://schemas.microsoft.com/office/drawing/2014/chartex" xmlns:wpc="http://schemas.microsoft.com/office/word/2010/wordprocessingCanvas" xmlns="" val="0"/>
                         </a:ext>
                       </a:extLst>
                     </a:blip>
@@ -10386,7 +10632,13 @@
     </w:p>
     <w:p>
       <w:r>
-        <w:t>“I’m thinking, I’m hoping Luke doesn’t change into a Speedo,” Annie replied. “That would probably scare the kids on the beach.”</w:t>
+        <w:t xml:space="preserve">“I’m thinking, I’m hoping Luke doesn’t change into a Speedo,” Annie </w:t>
+      </w:r>
+      <w:r>
+        <w:t>said</w:t>
+      </w:r>
+      <w:r>
+        <w:t>. “That would probably scare the kids on the beach.”</w:t>
       </w:r>
     </w:p>
     <w:p>
@@ -10426,7 +10678,13 @@
     </w:p>
     <w:p>
       <w:r>
-        <w:t>“This is your boyfriend, the manliest man this side of Manitoba,” James replied.</w:t>
+        <w:t xml:space="preserve">“This is your boyfriend, the manliest man this side of Manitoba,” James </w:t>
+      </w:r>
+      <w:r>
+        <w:t>said</w:t>
+      </w:r>
+      <w:r>
+        <w:t>.</w:t>
       </w:r>
     </w:p>
     <w:p>
@@ -10676,7 +10934,13 @@
     </w:p>
     <w:p>
       <w:r>
-        <w:t>“Platform shoes,” Luke replied, lifting the bottom of his sweatpants. “As you see, my height could use improvement. And my muscles are compact.”</w:t>
+        <w:t xml:space="preserve">“Platform shoes,” Luke </w:t>
+      </w:r>
+      <w:r>
+        <w:t>said</w:t>
+      </w:r>
+      <w:r>
+        <w:t>, lifting the bottom of his sweatpants. “As you see, my height could use improvement. And my muscles are compact.”</w:t>
       </w:r>
     </w:p>
     <w:p>
@@ -10857,7 +11121,7 @@
             <w:rPr>
               <w:noProof/>
             </w:rPr>
-            <w:t>70</w:t>
+            <w:t>12</w:t>
           </w:r>
         </w:fldSimple>
       </w:p>
@@ -10887,7 +11151,7 @@
             <w:rPr>
               <w:noProof/>
             </w:rPr>
-            <w:t>67</w:t>
+            <w:t>13</w:t>
           </w:r>
         </w:fldSimple>
       </w:p>
@@ -12248,7 +12512,7 @@
 </file>
 
 <file path=customXml/itemProps1.xml><?xml version="1.0" encoding="utf-8"?>
-<ds:datastoreItem xmlns:ds="http://schemas.openxmlformats.org/officeDocument/2006/customXml" ds:itemID="{5CCBB6F2-ACDA-4CCD-BB34-EDCAD14ADA93}">
+<ds:datastoreItem xmlns:ds="http://schemas.openxmlformats.org/officeDocument/2006/customXml" ds:itemID="{04C4AB0C-594C-4736-9B65-9956255F2D0E}">
   <ds:schemaRefs>
     <ds:schemaRef ds:uri="http://schemas.openxmlformats.org/officeDocument/2006/bibliography"/>
   </ds:schemaRefs>

--- a/Books/Stories/ThePrincessAndMonsterHunter/Book_ThePrincessAndTheMonsterHunter.docx
+++ b/Books/Stories/ThePrincessAndMonsterHunter/Book_ThePrincessAndTheMonsterHunter.docx
@@ -499,25 +499,27 @@
     </w:p>
     <w:p>
       <w:r>
-        <w:t xml:space="preserve">Luke entered the park with his </w:t>
+        <w:t xml:space="preserve">Luke entered the park </w:t>
+      </w:r>
+      <w:r>
+        <w:t>as night closed in. The full moon in a clear sky bathed the park with an aura of mystery. With</w:t>
+      </w:r>
+      <w:r>
+        <w:t xml:space="preserve"> his </w:t>
       </w:r>
       <w:r>
         <w:t xml:space="preserve">black </w:t>
       </w:r>
       <w:r>
-        <w:t>trench coat, large-brimmed black hat, and sword across his back.</w:t>
-      </w:r>
-      <w:r>
-        <w:t xml:space="preserve"> It was past dark, but the </w:t>
-      </w:r>
-      <w:r>
-        <w:t>street</w:t>
-      </w:r>
-      <w:r>
-        <w:t xml:space="preserve"> lights shed plenty of light.</w:t>
-      </w:r>
-      <w:r>
-        <w:t xml:space="preserve"> The full moon added to the ample light.</w:t>
+        <w:t>trench coat, large-brimmed black hat, and sword across his back</w:t>
+      </w:r>
+      <w:r>
+        <w:t>, he looked like the main character from a superhero movie.</w:t>
+      </w:r>
+    </w:p>
+    <w:p>
+      <w:r>
+        <w:t>However, this was not a movie.</w:t>
       </w:r>
     </w:p>
     <w:p>
@@ -601,89 +603,253 @@
     </w:p>
     <w:p>
       <w:r>
+        <w:lastRenderedPageBreak/>
         <w:t>“This is a dangerous park, especially at night. Please be careful,” the cop said. “And welcome to L.A.”</w:t>
       </w:r>
     </w:p>
     <w:p>
       <w:r>
+        <w:t>“Yes sir,” Luke said and watched the cop walk away. He then returned the handle to its scabbard and ID to his wallet.</w:t>
+      </w:r>
+    </w:p>
+    <w:p>
+      <w:r>
+        <w:t>Luke thought about the cop’s warning. Should he enter the park and possibly get attacked by thugs, or leave? His trench coat was bulletproof, but his face wasn’t.</w:t>
+      </w:r>
+      <w:r>
+        <w:t xml:space="preserve"> On the other hand, drama was always good for the creative spirit.</w:t>
+      </w:r>
+    </w:p>
+    <w:p>
+      <w:r>
+        <w:t>“AAAAA…” a woman screamed from inside the park</w:t>
+      </w:r>
+      <w:r>
+        <w:t xml:space="preserve">. Luke dashed in and spotted the woman. She was surrounded by vicious-looking gremlin-like creatures. One </w:t>
+      </w:r>
+      <w:r>
+        <w:t>gremlin</w:t>
+      </w:r>
+      <w:r>
+        <w:t xml:space="preserve"> gnaw</w:t>
+      </w:r>
+      <w:r>
+        <w:t>ed</w:t>
+      </w:r>
+      <w:r>
+        <w:t xml:space="preserve"> on a dead man’s face. A</w:t>
+      </w:r>
+      <w:r>
+        <w:t>nother</w:t>
+      </w:r>
+      <w:r>
+        <w:t xml:space="preserve"> with a foot in his mouth turned demon-like eyes </w:t>
+      </w:r>
+      <w:r>
+        <w:t>at</w:t>
+      </w:r>
+      <w:r>
+        <w:t xml:space="preserve"> Luke and growled.</w:t>
+      </w:r>
+    </w:p>
+    <w:p>
+      <w:r>
+        <w:t xml:space="preserve">Luke was terrified beyond words. Writing about monsters and </w:t>
+      </w:r>
+      <w:r>
+        <w:t>building fake monsters for the movies was vastly different than seeing the real thing.</w:t>
+      </w:r>
+    </w:p>
+    <w:p>
+      <w:r>
+        <w:t>No. They weren’t real monsters. That was impossible.</w:t>
+      </w:r>
+      <w:r>
+        <w:t xml:space="preserve"> Monsters d</w:t>
+      </w:r>
+      <w:r>
+        <w:t>id</w:t>
+      </w:r>
+      <w:r>
+        <w:t>n’t exist.</w:t>
+      </w:r>
+    </w:p>
+    <w:p>
+      <w:r>
+        <w:t xml:space="preserve">The creatures charged Luke. He whipped out his sword and pressed the power button. The sword hummed as the </w:t>
+      </w:r>
+      <w:r>
+        <w:t xml:space="preserve">piezoelectric </w:t>
+      </w:r>
+      <w:r>
+        <w:t xml:space="preserve">motor vibrated the blade </w:t>
+      </w:r>
+      <w:r>
+        <w:t>at 20,000 RPM</w:t>
+      </w:r>
+      <w:r>
+        <w:t>.</w:t>
+      </w:r>
+    </w:p>
+    <w:p>
+      <w:r>
+        <w:t xml:space="preserve">One monster jumped at Luke’s face and he sliced it cleanly in two. Green slime sprayed everywhere. </w:t>
+      </w:r>
+      <w:r>
+        <w:t>That enraged the creatures.  They charged him en mass.</w:t>
+      </w:r>
+    </w:p>
+    <w:p>
+      <w:r>
+        <w:t>Luke swung his sword like a lunatic, slicing and dicing the cre</w:t>
+      </w:r>
+      <w:r>
+        <w:t>atures. One jumped on his back.</w:t>
+      </w:r>
+    </w:p>
+    <w:p>
+      <w:r>
+        <w:t>Panicking, Luke swung his sword overhead and behind him. There was a scream as the creature was sliced in two.</w:t>
+      </w:r>
+    </w:p>
+    <w:p>
+      <w:r>
         <w:lastRenderedPageBreak/>
-        <w:t>“Yes sir,” Luke said and watched the cop walk away. He then returned the handle to its scabbard and ID to his wallet.</w:t>
-      </w:r>
-    </w:p>
-    <w:p>
-      <w:r>
-        <w:t>Luke thought about the cop’s warning. Should he enter the park and possibly get attacked by thugs, or leave? His trench coat was bulletproof, but his face wasn’t.</w:t>
-      </w:r>
-      <w:r>
-        <w:t xml:space="preserve"> On the other hand, drama was always good for the creative spirit.</w:t>
-      </w:r>
-    </w:p>
-    <w:p>
-      <w:r>
-        <w:t>“AAAAA…” a woman screamed from inside the park</w:t>
-      </w:r>
-      <w:r>
-        <w:t xml:space="preserve">. Luke dashed in and spotted the woman. She was surrounded by vicious-looking gremlin-like creatures. One </w:t>
-      </w:r>
-      <w:r>
-        <w:t>gremlin</w:t>
-      </w:r>
-      <w:r>
-        <w:t xml:space="preserve"> gnaw</w:t>
-      </w:r>
-      <w:r>
-        <w:t>ed</w:t>
-      </w:r>
-      <w:r>
-        <w:t xml:space="preserve"> on a dead man’s face. A</w:t>
-      </w:r>
-      <w:r>
-        <w:t>nother</w:t>
-      </w:r>
-      <w:r>
-        <w:t xml:space="preserve"> with a foot in his mouth turned demon-like eyes </w:t>
-      </w:r>
-      <w:r>
-        <w:t>at</w:t>
-      </w:r>
-      <w:r>
-        <w:t xml:space="preserve"> Luke and growled.</w:t>
-      </w:r>
-    </w:p>
-    <w:p>
-      <w:r>
-        <w:t xml:space="preserve">Luke was terrified beyond words. Writing about monsters and </w:t>
-      </w:r>
-      <w:r>
-        <w:t>building fake monsters for the movies was vastly different than seeing the real thing.</w:t>
-      </w:r>
-    </w:p>
-    <w:p>
-      <w:r>
-        <w:t>No. They weren’t real monsters. That was impossible.</w:t>
-      </w:r>
-      <w:r>
-        <w:t xml:space="preserve"> Monsters d</w:t>
-      </w:r>
-      <w:r>
-        <w:t>id</w:t>
-      </w:r>
-      <w:r>
-        <w:t>n’t exist.</w:t>
-      </w:r>
-    </w:p>
-    <w:p>
-      <w:r>
-        <w:t xml:space="preserve">The creatures charged Luke. He whipped out his sword and pressed the power button. The sword hummed as the </w:t>
-      </w:r>
-      <w:r>
-        <w:t xml:space="preserve">piezoelectric </w:t>
-      </w:r>
-      <w:r>
-        <w:t xml:space="preserve">motor vibrated the blade </w:t>
-      </w:r>
-      <w:r>
-        <w:t>at 20,000 RPM</w:t>
+        <w:t>T</w:t>
+      </w:r>
+      <w:r>
+        <w:t>hree military type guys entered the area and finished the remaining monsters off with their machine guns.</w:t>
+      </w:r>
+    </w:p>
+    <w:p>
+      <w:r>
+        <w:t>Luke switched off his sword and waited. The leader approached Luke and said, “I suppose you want to know what these creatures are.”</w:t>
+      </w:r>
+    </w:p>
+    <w:p>
+      <w:r>
+        <w:t>A truck pulled up and people in contamination suits emerged. They brought out an industrial strength vacuum cleaner</w:t>
+      </w:r>
+      <w:r>
+        <w:t xml:space="preserve"> and began</w:t>
+      </w:r>
+      <w:r>
+        <w:t xml:space="preserve"> cleanup.</w:t>
+      </w:r>
+    </w:p>
+    <w:p>
+      <w:r>
+        <w:t>“This is a movie set,” Luke said</w:t>
+      </w:r>
+      <w:r>
+        <w:t xml:space="preserve"> with a shrug</w:t>
+      </w:r>
+      <w:r>
+        <w:t>. “I messed up your animatronics. Sorry about that.”</w:t>
+      </w:r>
+    </w:p>
+    <w:p>
+      <w:r>
+        <w:t>The leader opened and closed his mouth several times, confused by the response. People don’t normally fool themselves so easily.</w:t>
+      </w:r>
+    </w:p>
+    <w:p>
+      <w:r>
+        <w:t>A worker took Luke sword and an</w:t>
+      </w:r>
+      <w:r>
+        <w:t>o</w:t>
+      </w:r>
+      <w:r>
+        <w:t>ther said, “Hands up please.” Luke did as instructed and they hosed him down.</w:t>
+      </w:r>
+      <w:r>
+        <w:t xml:space="preserve"> Within seconds he was clean, but wet. A dryer took care of the wetness.</w:t>
+      </w:r>
+    </w:p>
+    <w:p>
+      <w:r>
+        <w:t>“This is a movie set?” the huddled woman asked in surprise</w:t>
+      </w:r>
+      <w:r>
+        <w:t xml:space="preserve"> as medics examined her</w:t>
+      </w:r>
+      <w:r>
+        <w:t>. “But it seemed so real.”</w:t>
+      </w:r>
+    </w:p>
+    <w:p>
+      <w:r>
+        <w:t xml:space="preserve">Luke removed his business card from </w:t>
+      </w:r>
+      <w:r>
+        <w:t>an inner pocket</w:t>
+      </w:r>
+      <w:r>
+        <w:t xml:space="preserve"> and </w:t>
+      </w:r>
+      <w:r>
+        <w:t xml:space="preserve">gave it to the </w:t>
+      </w:r>
+      <w:r>
+        <w:t>woman</w:t>
+      </w:r>
+      <w:r>
+        <w:t xml:space="preserve"> with a shaking hand</w:t>
+      </w:r>
+      <w:r>
+        <w:t xml:space="preserve">. </w:t>
+      </w:r>
+      <w:r>
+        <w:t xml:space="preserve">“I design and build movie props for </w:t>
+      </w:r>
+      <w:r>
+        <w:t>Alvin Illusions</w:t>
+      </w:r>
+      <w:r>
+        <w:t>.” He handed another to the leader.</w:t>
+      </w:r>
+    </w:p>
+    <w:p>
+      <w:r>
+        <w:t>“</w:t>
+      </w:r>
+      <w:r>
+        <w:t>May</w:t>
+      </w:r>
+      <w:r>
+        <w:t xml:space="preserve"> I have my </w:t>
+      </w:r>
+      <w:r>
+        <w:t>sword back? I</w:t>
+      </w:r>
+      <w:r>
+        <w:t>t</w:t>
+      </w:r>
+      <w:r>
+        <w:t xml:space="preserve"> will come out of my paycheck if I lose it</w:t>
+      </w:r>
+      <w:r>
+        <w:t>,</w:t>
+      </w:r>
+      <w:r>
+        <w:t>”</w:t>
+      </w:r>
+      <w:r>
+        <w:t xml:space="preserve"> he said to the leader.</w:t>
+      </w:r>
+    </w:p>
+    <w:p>
+      <w:r>
+        <w:t>“Yes sir,” the leader said uncertainly. A worker returned the cleaned sword to Luke and he put it away.</w:t>
+      </w:r>
+    </w:p>
+    <w:p>
+      <w:r>
+        <w:t>“If you’ll excuse me, I have work to do for an alien movie,” Luke said</w:t>
+      </w:r>
+      <w:r>
+        <w:t>, turning away. “I’ll try not to steal your IP,” he added as he walked away</w:t>
       </w:r>
       <w:r>
         <w:t>.</w:t>
@@ -691,176 +857,12 @@
     </w:p>
     <w:p>
       <w:r>
-        <w:t xml:space="preserve">One monster jumped at Luke’s face and he sliced it cleanly in two. Green slime sprayed everywhere. </w:t>
-      </w:r>
-      <w:r>
-        <w:t>That enraged the creatures.  They charged him en mass.</w:t>
-      </w:r>
-    </w:p>
-    <w:p>
-      <w:r>
-        <w:t>Luke swung his sword like a lunatic, slicing and dicing the cre</w:t>
-      </w:r>
-      <w:r>
-        <w:t>atures. One jumped on his back.</w:t>
-      </w:r>
-    </w:p>
-    <w:p>
-      <w:r>
-        <w:t>Panicking, Luke swung his sword overhead and behind him. There was a scream as the creature was sliced in two.</w:t>
-      </w:r>
-    </w:p>
-    <w:p>
-      <w:r>
-        <w:t>T</w:t>
-      </w:r>
-      <w:r>
-        <w:t>hree military type guys entered the area and finished the remaining monsters off with their machine guns.</w:t>
-      </w:r>
-    </w:p>
-    <w:p>
-      <w:r>
         <w:lastRenderedPageBreak/>
-        <w:t>Luke switched off his sword and waited. The leader approached Luke and said, “I suppose you want to know what these creatures are.”</w:t>
-      </w:r>
-    </w:p>
-    <w:p>
-      <w:r>
-        <w:t>A truck pulled up and people in contamination suits emerged. They brought out an industrial strength vacuum cleaner</w:t>
-      </w:r>
-      <w:r>
-        <w:t xml:space="preserve"> and began</w:t>
-      </w:r>
-      <w:r>
-        <w:t xml:space="preserve"> cleanup.</w:t>
-      </w:r>
-    </w:p>
-    <w:p>
-      <w:r>
-        <w:t>“This is a movie set,” Luke said</w:t>
-      </w:r>
-      <w:r>
-        <w:t xml:space="preserve"> with a shrug</w:t>
-      </w:r>
-      <w:r>
-        <w:t>. “I messed up your animatronics. Sorry about that.”</w:t>
-      </w:r>
-    </w:p>
-    <w:p>
-      <w:r>
-        <w:t>The leader opened and closed his mouth several times, confused by the response. People don’t normally fool themselves so easily.</w:t>
-      </w:r>
-    </w:p>
-    <w:p>
-      <w:r>
-        <w:t>A worker took Luke sword and an</w:t>
-      </w:r>
-      <w:r>
-        <w:t>o</w:t>
-      </w:r>
-      <w:r>
-        <w:t>ther said, “Hands up please.” Luke did as instructed and they hosed him down.</w:t>
-      </w:r>
-      <w:r>
-        <w:t xml:space="preserve"> Within seconds he was clean, but wet. A dryer took care of the wetness.</w:t>
-      </w:r>
-    </w:p>
-    <w:p>
-      <w:r>
-        <w:t>“This is a movie set?” the huddled woman asked in surprise</w:t>
-      </w:r>
-      <w:r>
-        <w:t xml:space="preserve"> as medics examined her</w:t>
-      </w:r>
-      <w:r>
-        <w:t>. “But it seemed so real.”</w:t>
-      </w:r>
-    </w:p>
-    <w:p>
-      <w:r>
-        <w:t xml:space="preserve">Luke removed his business card from </w:t>
-      </w:r>
-      <w:r>
-        <w:t>an inner pocket</w:t>
-      </w:r>
-      <w:r>
-        <w:t xml:space="preserve"> and </w:t>
-      </w:r>
-      <w:r>
-        <w:t xml:space="preserve">gave it to the </w:t>
-      </w:r>
-      <w:r>
-        <w:t>woman</w:t>
-      </w:r>
-      <w:r>
-        <w:t xml:space="preserve"> with a shaking hand</w:t>
-      </w:r>
-      <w:r>
-        <w:t xml:space="preserve">. </w:t>
-      </w:r>
-      <w:r>
-        <w:t xml:space="preserve">“I design and build movie props for </w:t>
-      </w:r>
-      <w:r>
-        <w:t>Alvin Illusions</w:t>
-      </w:r>
-      <w:r>
-        <w:t>.” He handed another to the leader.</w:t>
-      </w:r>
-    </w:p>
-    <w:p>
-      <w:r>
-        <w:t>“</w:t>
-      </w:r>
-      <w:r>
-        <w:t>May</w:t>
-      </w:r>
-      <w:r>
-        <w:t xml:space="preserve"> I have my </w:t>
-      </w:r>
-      <w:r>
-        <w:t>sword back? I</w:t>
-      </w:r>
-      <w:r>
-        <w:t>t</w:t>
-      </w:r>
-      <w:r>
-        <w:t xml:space="preserve"> will come out of my paycheck if I lose it</w:t>
-      </w:r>
-      <w:r>
-        <w:t>,</w:t>
-      </w:r>
-      <w:r>
-        <w:t>”</w:t>
-      </w:r>
-      <w:r>
-        <w:t xml:space="preserve"> he said to the leader.</w:t>
-      </w:r>
-    </w:p>
-    <w:p>
-      <w:r>
-        <w:t>“Yes sir,” the leader said uncertainly. A worker returned the cleaned sword to Luke and he put it away.</w:t>
-      </w:r>
-    </w:p>
-    <w:p>
-      <w:r>
-        <w:t>“If you’ll excuse me, I have work to do for an alien movie,” Luke said</w:t>
-      </w:r>
-      <w:r>
-        <w:t>, turning away. “I’ll try not to steal your IP,” he added as he walked away</w:t>
-      </w:r>
-      <w:r>
-        <w:t>.</w:t>
-      </w:r>
-    </w:p>
-    <w:p>
-      <w:r>
         <w:t>“Who was that man?” the leader asked.</w:t>
       </w:r>
     </w:p>
     <w:p>
       <w:r>
-        <w:lastRenderedPageBreak/>
         <w:t>“I’ll run a background on him sir,” a subordinate said and entered an unmarked van.</w:t>
       </w:r>
     </w:p>
@@ -952,7 +954,13 @@
     </w:p>
     <w:p>
       <w:r>
-        <w:t>“So he made some big bucks,” the leader mused.</w:t>
+        <w:t xml:space="preserve">“So he made some big bucks,” the leader </w:t>
+      </w:r>
+      <w:r>
+        <w:t>said, nodding</w:t>
+      </w:r>
+      <w:r>
+        <w:t>.</w:t>
       </w:r>
     </w:p>
     <w:p>
@@ -1048,7 +1056,7 @@
                     <a:blip r:embed="rId12" cstate="print">
                       <a:extLst>
                         <a:ext uri="{28A0092B-C50C-407E-A947-70E740481C1C}">
-                          <a14:useLocalDpi xmlns="" xmlns:wpc="http://schemas.microsoft.com/office/word/2010/wordprocessingCanvas" xmlns:cx="http://schemas.microsoft.com/office/drawing/2014/chartex" xmlns:cx1="http://schemas.microsoft.com/office/drawing/2015/9/8/chartex" xmlns:cx2="http://schemas.microsoft.com/office/drawing/2015/10/21/chartex" xmlns:cx3="http://schemas.microsoft.com/office/drawing/2016/5/9/chartex" xmlns:cx4="http://schemas.microsoft.com/office/drawing/2016/5/10/chartex" xmlns:cx5="http://schemas.microsoft.com/office/drawing/2016/5/11/chartex" xmlns:cx6="http://schemas.microsoft.com/office/drawing/2016/5/12/chartex" xmlns:cx7="http://schemas.microsoft.com/office/drawing/2016/5/13/chartex" xmlns:cx8="http://schemas.microsoft.com/office/drawing/2016/5/14/chartex" xmlns:mc="http://schemas.openxmlformats.org/markup-compatibility/2006" xmlns:aink="http://schemas.microsoft.com/office/drawing/2016/ink" xmlns:am3d="http://schemas.microsoft.com/office/drawing/2017/model3d" xmlns:o="urn:schemas-microsoft-com:office:office" xmlns:oel="http://schemas.microsoft.com/office/2019/extlst" xmlns:v="urn:schemas-microsoft-com:vml" xmlns:wp14="http://schemas.microsoft.com/office/word/2010/wordprocessingDrawing" xmlns:w10="urn:schemas-microsoft-com:office:word" xmlns:w="http://schemas.openxmlformats.org/wordprocessingml/2006/main" xmlns:w14="http://schemas.microsoft.com/office/word/2010/wordml" xmlns:w15="http://schemas.microsoft.com/office/word/2012/wordml" xmlns:w16cex="http://schemas.microsoft.com/office/word/2018/wordml/cex" xmlns:w16cid="http://schemas.microsoft.com/office/word/2016/wordml/cid" xmlns:w16="http://schemas.microsoft.com/office/word/2018/wordml" xmlns:w16sdtdh="http://schemas.microsoft.com/office/word/2020/wordml/sdtdatahash" xmlns:w16se="http://schemas.microsoft.com/office/word/2015/wordml/symex" xmlns:wpg="http://schemas.microsoft.com/office/word/2010/wordprocessingGroup" xmlns:wpi="http://schemas.microsoft.com/office/word/2010/wordprocessingInk" xmlns:wps="http://schemas.microsoft.com/office/word/2010/wordprocessingShape" xmlns:a14="http://schemas.microsoft.com/office/drawing/2010/main" val="0"/>
+                          <a14:useLocalDpi xmlns:a14="http://schemas.microsoft.com/office/drawing/2010/main" xmlns:wps="http://schemas.microsoft.com/office/word/2010/wordprocessingShape" xmlns:wpi="http://schemas.microsoft.com/office/word/2010/wordprocessingInk" xmlns:wpg="http://schemas.microsoft.com/office/word/2010/wordprocessingGroup" xmlns:w16se="http://schemas.microsoft.com/office/word/2015/wordml/symex" xmlns:w16sdtdh="http://schemas.microsoft.com/office/word/2020/wordml/sdtdatahash" xmlns:w16="http://schemas.microsoft.com/office/word/2018/wordml" xmlns:w16cid="http://schemas.microsoft.com/office/word/2016/wordml/cid" xmlns:w16cex="http://schemas.microsoft.com/office/word/2018/wordml/cex" xmlns:w15="http://schemas.microsoft.com/office/word/2012/wordml" xmlns:w14="http://schemas.microsoft.com/office/word/2010/wordml" xmlns:w="http://schemas.openxmlformats.org/wordprocessingml/2006/main" xmlns:w10="urn:schemas-microsoft-com:office:word" xmlns:wp14="http://schemas.microsoft.com/office/word/2010/wordprocessingDrawing" xmlns:v="urn:schemas-microsoft-com:vml" xmlns:oel="http://schemas.microsoft.com/office/2019/extlst" xmlns:o="urn:schemas-microsoft-com:office:office" xmlns:am3d="http://schemas.microsoft.com/office/drawing/2017/model3d" xmlns:aink="http://schemas.microsoft.com/office/drawing/2016/ink" xmlns:mc="http://schemas.openxmlformats.org/markup-compatibility/2006" xmlns:cx8="http://schemas.microsoft.com/office/drawing/2016/5/14/chartex" xmlns:cx7="http://schemas.microsoft.com/office/drawing/2016/5/13/chartex" xmlns:cx6="http://schemas.microsoft.com/office/drawing/2016/5/12/chartex" xmlns:cx5="http://schemas.microsoft.com/office/drawing/2016/5/11/chartex" xmlns:cx4="http://schemas.microsoft.com/office/drawing/2016/5/10/chartex" xmlns:cx3="http://schemas.microsoft.com/office/drawing/2016/5/9/chartex" xmlns:cx2="http://schemas.microsoft.com/office/drawing/2015/10/21/chartex" xmlns:cx1="http://schemas.microsoft.com/office/drawing/2015/9/8/chartex" xmlns:cx="http://schemas.microsoft.com/office/drawing/2014/chartex" xmlns:wpc="http://schemas.microsoft.com/office/word/2010/wordprocessingCanvas" xmlns="" val="0"/>
                         </a:ext>
                       </a:extLst>
                     </a:blip>
@@ -1111,12 +1119,12 @@
     </w:p>
     <w:p>
       <w:r>
+        <w:lastRenderedPageBreak/>
         <w:t>The cleaners did a good job cleaning him, but there was some slime around his neck. He needed a bath.</w:t>
       </w:r>
     </w:p>
     <w:p>
       <w:r>
-        <w:lastRenderedPageBreak/>
         <w:t xml:space="preserve">Luke went to his </w:t>
       </w:r>
       <w:r>
@@ -1159,16 +1167,10 @@
         <w:t xml:space="preserve"> microscope</w:t>
       </w:r>
       <w:r>
-        <w:t>. He looked at the image on</w:t>
-      </w:r>
-      <w:r>
-        <w:t xml:space="preserve"> </w:t>
-      </w:r>
-      <w:r>
-        <w:t>his computer screen</w:t>
-      </w:r>
-      <w:r>
-        <w:t xml:space="preserve">. There were some scary creepy-crawlies </w:t>
+        <w:t xml:space="preserve">. </w:t>
+      </w:r>
+      <w:r>
+        <w:t xml:space="preserve">There were some scary creepy-crawlies </w:t>
       </w:r>
       <w:r>
         <w:t>on the slide</w:t>
@@ -1208,19 +1210,22 @@
         <w:pStyle w:val="Quote2"/>
       </w:pPr>
       <w:r>
-        <w:t xml:space="preserve">A demon sat in a throne made of </w:t>
+        <w:t xml:space="preserve">A demon sat </w:t>
+      </w:r>
+      <w:r>
+        <w:t>o</w:t>
+      </w:r>
+      <w:r>
+        <w:t xml:space="preserve">n a throne made of </w:t>
       </w:r>
       <w:r>
         <w:t xml:space="preserve">human </w:t>
       </w:r>
       <w:r>
-        <w:t xml:space="preserve">bones. </w:t>
-      </w:r>
-      <w:r>
-        <w:t xml:space="preserve">Behind him </w:t>
-      </w:r>
-      <w:r>
-        <w:t>was</w:t>
+        <w:t>bones</w:t>
+      </w:r>
+      <w:r>
+        <w:t xml:space="preserve"> in front of</w:t>
       </w:r>
       <w:r>
         <w:t xml:space="preserve"> the Washington Monument. </w:t>
@@ -1339,7 +1344,25 @@
     </w:p>
     <w:p>
       <w:r>
-        <w:t xml:space="preserve">What happens when the twelve pillars of creation break? Someone </w:t>
+        <w:t>What happen</w:t>
+      </w:r>
+      <w:r>
+        <w:t>ed</w:t>
+      </w:r>
+      <w:r>
+        <w:t xml:space="preserve"> when the twelve pillars of creation br</w:t>
+      </w:r>
+      <w:r>
+        <w:t>o</w:t>
+      </w:r>
+      <w:r>
+        <w:t>k</w:t>
+      </w:r>
+      <w:r>
+        <w:t>e</w:t>
+      </w:r>
+      <w:r>
+        <w:t xml:space="preserve">? Someone </w:t>
       </w:r>
       <w:r>
         <w:t xml:space="preserve">presumably </w:t>
@@ -1668,7 +1691,7 @@
                     <a:blip r:embed="rId12" cstate="print">
                       <a:extLst>
                         <a:ext uri="{28A0092B-C50C-407E-A947-70E740481C1C}">
-                          <a14:useLocalDpi xmlns="" xmlns:wpc="http://schemas.microsoft.com/office/word/2010/wordprocessingCanvas" xmlns:cx="http://schemas.microsoft.com/office/drawing/2014/chartex" xmlns:cx1="http://schemas.microsoft.com/office/drawing/2015/9/8/chartex" xmlns:cx2="http://schemas.microsoft.com/office/drawing/2015/10/21/chartex" xmlns:cx3="http://schemas.microsoft.com/office/drawing/2016/5/9/chartex" xmlns:cx4="http://schemas.microsoft.com/office/drawing/2016/5/10/chartex" xmlns:cx5="http://schemas.microsoft.com/office/drawing/2016/5/11/chartex" xmlns:cx6="http://schemas.microsoft.com/office/drawing/2016/5/12/chartex" xmlns:cx7="http://schemas.microsoft.com/office/drawing/2016/5/13/chartex" xmlns:cx8="http://schemas.microsoft.com/office/drawing/2016/5/14/chartex" xmlns:mc="http://schemas.openxmlformats.org/markup-compatibility/2006" xmlns:aink="http://schemas.microsoft.com/office/drawing/2016/ink" xmlns:am3d="http://schemas.microsoft.com/office/drawing/2017/model3d" xmlns:o="urn:schemas-microsoft-com:office:office" xmlns:oel="http://schemas.microsoft.com/office/2019/extlst" xmlns:v="urn:schemas-microsoft-com:vml" xmlns:wp14="http://schemas.microsoft.com/office/word/2010/wordprocessingDrawing" xmlns:w10="urn:schemas-microsoft-com:office:word" xmlns:w="http://schemas.openxmlformats.org/wordprocessingml/2006/main" xmlns:w14="http://schemas.microsoft.com/office/word/2010/wordml" xmlns:w15="http://schemas.microsoft.com/office/word/2012/wordml" xmlns:w16cex="http://schemas.microsoft.com/office/word/2018/wordml/cex" xmlns:w16cid="http://schemas.microsoft.com/office/word/2016/wordml/cid" xmlns:w16="http://schemas.microsoft.com/office/word/2018/wordml" xmlns:w16sdtdh="http://schemas.microsoft.com/office/word/2020/wordml/sdtdatahash" xmlns:w16se="http://schemas.microsoft.com/office/word/2015/wordml/symex" xmlns:wpg="http://schemas.microsoft.com/office/word/2010/wordprocessingGroup" xmlns:wpi="http://schemas.microsoft.com/office/word/2010/wordprocessingInk" xmlns:wps="http://schemas.microsoft.com/office/word/2010/wordprocessingShape" xmlns:a14="http://schemas.microsoft.com/office/drawing/2010/main" val="0"/>
+                          <a14:useLocalDpi xmlns:a14="http://schemas.microsoft.com/office/drawing/2010/main" xmlns:wps="http://schemas.microsoft.com/office/word/2010/wordprocessingShape" xmlns:wpi="http://schemas.microsoft.com/office/word/2010/wordprocessingInk" xmlns:wpg="http://schemas.microsoft.com/office/word/2010/wordprocessingGroup" xmlns:w16se="http://schemas.microsoft.com/office/word/2015/wordml/symex" xmlns:w16sdtdh="http://schemas.microsoft.com/office/word/2020/wordml/sdtdatahash" xmlns:w16="http://schemas.microsoft.com/office/word/2018/wordml" xmlns:w16cid="http://schemas.microsoft.com/office/word/2016/wordml/cid" xmlns:w16cex="http://schemas.microsoft.com/office/word/2018/wordml/cex" xmlns:w15="http://schemas.microsoft.com/office/word/2012/wordml" xmlns:w14="http://schemas.microsoft.com/office/word/2010/wordml" xmlns:w="http://schemas.openxmlformats.org/wordprocessingml/2006/main" xmlns:w10="urn:schemas-microsoft-com:office:word" xmlns:wp14="http://schemas.microsoft.com/office/word/2010/wordprocessingDrawing" xmlns:v="urn:schemas-microsoft-com:vml" xmlns:oel="http://schemas.microsoft.com/office/2019/extlst" xmlns:o="urn:schemas-microsoft-com:office:office" xmlns:am3d="http://schemas.microsoft.com/office/drawing/2017/model3d" xmlns:aink="http://schemas.microsoft.com/office/drawing/2016/ink" xmlns:mc="http://schemas.openxmlformats.org/markup-compatibility/2006" xmlns:cx8="http://schemas.microsoft.com/office/drawing/2016/5/14/chartex" xmlns:cx7="http://schemas.microsoft.com/office/drawing/2016/5/13/chartex" xmlns:cx6="http://schemas.microsoft.com/office/drawing/2016/5/12/chartex" xmlns:cx5="http://schemas.microsoft.com/office/drawing/2016/5/11/chartex" xmlns:cx4="http://schemas.microsoft.com/office/drawing/2016/5/10/chartex" xmlns:cx3="http://schemas.microsoft.com/office/drawing/2016/5/9/chartex" xmlns:cx2="http://schemas.microsoft.com/office/drawing/2015/10/21/chartex" xmlns:cx1="http://schemas.microsoft.com/office/drawing/2015/9/8/chartex" xmlns:cx="http://schemas.microsoft.com/office/drawing/2014/chartex" xmlns:wpc="http://schemas.microsoft.com/office/word/2010/wordprocessingCanvas" xmlns="" val="0"/>
                         </a:ext>
                       </a:extLst>
                     </a:blip>
@@ -1774,12 +1797,27 @@
         <w:t>T</w:t>
       </w:r>
       <w:r>
-        <w:t>hey entered an elevator and headed down and down and down. It felt to Luke as if they were entering the bowels of the earth.</w:t>
-      </w:r>
-    </w:p>
-    <w:p>
-      <w:r>
-        <w:t>Finally the elevator stopped. Another walk later and the thugs strapped him onto a chair. They removed the hood and injected Luke with another drug.</w:t>
+        <w:t>hey entered an elevator and headed down</w:t>
+      </w:r>
+      <w:r>
+        <w:t>,</w:t>
+      </w:r>
+      <w:r>
+        <w:t xml:space="preserve"> down</w:t>
+      </w:r>
+      <w:r>
+        <w:t>,</w:t>
+      </w:r>
+      <w:r>
+        <w:t xml:space="preserve"> down. </w:t>
+      </w:r>
+      <w:r>
+        <w:t>Was he entering the bowels of the earth?</w:t>
+      </w:r>
+    </w:p>
+    <w:p>
+      <w:r>
+        <w:t>The infernal elevator ride ended and Luke was taken to a room with a torture chamber chair. One more injection and then the hood was removed.</w:t>
       </w:r>
     </w:p>
     <w:p>
@@ -1842,7 +1880,13 @@
     </w:p>
     <w:p>
       <w:r>
-        <w:t>“This isn’t getting us anywhere,” a blond woman grumbled. “He’s answering too literally.”</w:t>
+        <w:t xml:space="preserve">“This isn’t getting us anywhere,” a blond woman </w:t>
+      </w:r>
+      <w:r>
+        <w:t>said</w:t>
+      </w:r>
+      <w:r>
+        <w:t>. “He’s answering too literally.”</w:t>
       </w:r>
     </w:p>
     <w:p>
@@ -2029,7 +2073,13 @@
     </w:p>
     <w:p>
       <w:r>
-        <w:t>“That’s enough,” the woman commanded. “We know that you’ve been attacking and killing these cryptids. Why is that and how did it come about?”</w:t>
+        <w:t xml:space="preserve">“That’s enough,” the woman </w:t>
+      </w:r>
+      <w:r>
+        <w:t>said, annoyed</w:t>
+      </w:r>
+      <w:r>
+        <w:t>. “We know that you’ve been attacking and killing these cryptids. Why is that and how did it come about?”</w:t>
       </w:r>
     </w:p>
     <w:p>
@@ -2050,7 +2100,13 @@
     </w:p>
     <w:p>
       <w:r>
-        <w:t>“There is no such thing as magic in this evil Newtonian world we live in,” Luke answered with a dull anger.</w:t>
+        <w:t xml:space="preserve">“There is no such thing as magic in this evil Newtonian world we live in,” Luke </w:t>
+      </w:r>
+      <w:r>
+        <w:t>said</w:t>
+      </w:r>
+      <w:r>
+        <w:t xml:space="preserve"> with a dull anger.</w:t>
       </w:r>
     </w:p>
     <w:p>
@@ -2146,7 +2202,13 @@
     </w:p>
     <w:p>
       <w:r>
-        <w:t>“Are you the demon king?” a guard asked in a frightened voice.</w:t>
+        <w:t>“Are you the demon king?” a guard asked</w:t>
+      </w:r>
+      <w:r>
+        <w:t>, sounding terrified</w:t>
+      </w:r>
+      <w:r>
+        <w:t>.</w:t>
       </w:r>
     </w:p>
     <w:p>
@@ -2480,7 +2542,7 @@
                     <a:blip r:embed="rId12" cstate="print">
                       <a:extLst>
                         <a:ext uri="{28A0092B-C50C-407E-A947-70E740481C1C}">
-                          <a14:useLocalDpi xmlns="" xmlns:wpc="http://schemas.microsoft.com/office/word/2010/wordprocessingCanvas" xmlns:cx="http://schemas.microsoft.com/office/drawing/2014/chartex" xmlns:cx1="http://schemas.microsoft.com/office/drawing/2015/9/8/chartex" xmlns:cx2="http://schemas.microsoft.com/office/drawing/2015/10/21/chartex" xmlns:cx3="http://schemas.microsoft.com/office/drawing/2016/5/9/chartex" xmlns:cx4="http://schemas.microsoft.com/office/drawing/2016/5/10/chartex" xmlns:cx5="http://schemas.microsoft.com/office/drawing/2016/5/11/chartex" xmlns:cx6="http://schemas.microsoft.com/office/drawing/2016/5/12/chartex" xmlns:cx7="http://schemas.microsoft.com/office/drawing/2016/5/13/chartex" xmlns:cx8="http://schemas.microsoft.com/office/drawing/2016/5/14/chartex" xmlns:mc="http://schemas.openxmlformats.org/markup-compatibility/2006" xmlns:aink="http://schemas.microsoft.com/office/drawing/2016/ink" xmlns:am3d="http://schemas.microsoft.com/office/drawing/2017/model3d" xmlns:o="urn:schemas-microsoft-com:office:office" xmlns:oel="http://schemas.microsoft.com/office/2019/extlst" xmlns:v="urn:schemas-microsoft-com:vml" xmlns:wp14="http://schemas.microsoft.com/office/word/2010/wordprocessingDrawing" xmlns:w10="urn:schemas-microsoft-com:office:word" xmlns:w="http://schemas.openxmlformats.org/wordprocessingml/2006/main" xmlns:w14="http://schemas.microsoft.com/office/word/2010/wordml" xmlns:w15="http://schemas.microsoft.com/office/word/2012/wordml" xmlns:w16cex="http://schemas.microsoft.com/office/word/2018/wordml/cex" xmlns:w16cid="http://schemas.microsoft.com/office/word/2016/wordml/cid" xmlns:w16="http://schemas.microsoft.com/office/word/2018/wordml" xmlns:w16sdtdh="http://schemas.microsoft.com/office/word/2020/wordml/sdtdatahash" xmlns:w16se="http://schemas.microsoft.com/office/word/2015/wordml/symex" xmlns:wpg="http://schemas.microsoft.com/office/word/2010/wordprocessingGroup" xmlns:wpi="http://schemas.microsoft.com/office/word/2010/wordprocessingInk" xmlns:wps="http://schemas.microsoft.com/office/word/2010/wordprocessingShape" xmlns:a14="http://schemas.microsoft.com/office/drawing/2010/main" val="0"/>
+                          <a14:useLocalDpi xmlns:a14="http://schemas.microsoft.com/office/drawing/2010/main" xmlns:wps="http://schemas.microsoft.com/office/word/2010/wordprocessingShape" xmlns:wpi="http://schemas.microsoft.com/office/word/2010/wordprocessingInk" xmlns:wpg="http://schemas.microsoft.com/office/word/2010/wordprocessingGroup" xmlns:w16se="http://schemas.microsoft.com/office/word/2015/wordml/symex" xmlns:w16sdtdh="http://schemas.microsoft.com/office/word/2020/wordml/sdtdatahash" xmlns:w16="http://schemas.microsoft.com/office/word/2018/wordml" xmlns:w16cid="http://schemas.microsoft.com/office/word/2016/wordml/cid" xmlns:w16cex="http://schemas.microsoft.com/office/word/2018/wordml/cex" xmlns:w15="http://schemas.microsoft.com/office/word/2012/wordml" xmlns:w14="http://schemas.microsoft.com/office/word/2010/wordml" xmlns:w="http://schemas.openxmlformats.org/wordprocessingml/2006/main" xmlns:w10="urn:schemas-microsoft-com:office:word" xmlns:wp14="http://schemas.microsoft.com/office/word/2010/wordprocessingDrawing" xmlns:v="urn:schemas-microsoft-com:vml" xmlns:oel="http://schemas.microsoft.com/office/2019/extlst" xmlns:o="urn:schemas-microsoft-com:office:office" xmlns:am3d="http://schemas.microsoft.com/office/drawing/2017/model3d" xmlns:aink="http://schemas.microsoft.com/office/drawing/2016/ink" xmlns:mc="http://schemas.openxmlformats.org/markup-compatibility/2006" xmlns:cx8="http://schemas.microsoft.com/office/drawing/2016/5/14/chartex" xmlns:cx7="http://schemas.microsoft.com/office/drawing/2016/5/13/chartex" xmlns:cx6="http://schemas.microsoft.com/office/drawing/2016/5/12/chartex" xmlns:cx5="http://schemas.microsoft.com/office/drawing/2016/5/11/chartex" xmlns:cx4="http://schemas.microsoft.com/office/drawing/2016/5/10/chartex" xmlns:cx3="http://schemas.microsoft.com/office/drawing/2016/5/9/chartex" xmlns:cx2="http://schemas.microsoft.com/office/drawing/2015/10/21/chartex" xmlns:cx1="http://schemas.microsoft.com/office/drawing/2015/9/8/chartex" xmlns:cx="http://schemas.microsoft.com/office/drawing/2014/chartex" xmlns:wpc="http://schemas.microsoft.com/office/word/2010/wordprocessingCanvas" xmlns="" val="0"/>
                         </a:ext>
                       </a:extLst>
                     </a:blip>
@@ -2517,7 +2579,13 @@
     </w:p>
     <w:p>
       <w:r>
-        <w:t>Luke groggily opened his eyes. He fel</w:t>
+        <w:t>Luke opened his eyes</w:t>
+      </w:r>
+      <w:r>
+        <w:t xml:space="preserve"> with the mother of hangovers</w:t>
+      </w:r>
+      <w:r>
+        <w:t>. He fel</w:t>
       </w:r>
       <w:r>
         <w:t>t</w:t>
@@ -2721,16 +2789,10 @@
         <w:t>Luke whipped out his sword</w:t>
       </w:r>
       <w:r>
-        <w:t xml:space="preserve">. He then pulled a </w:t>
-      </w:r>
-      <w:r>
-        <w:t xml:space="preserve">charging </w:t>
-      </w:r>
-      <w:r>
-        <w:t>cable from</w:t>
-      </w:r>
-      <w:r>
-        <w:t xml:space="preserve"> his jacket and plugged in his sword.</w:t>
+        <w:t>, plugged in a charging cable and headed in for battle</w:t>
+      </w:r>
+      <w:r>
+        <w:t>.</w:t>
       </w:r>
     </w:p>
     <w:p>
@@ -3140,7 +3202,13 @@
         <w:t xml:space="preserve">long </w:t>
       </w:r>
       <w:r>
-        <w:t xml:space="preserve">bow in her hand and a </w:t>
+        <w:t xml:space="preserve">bow in </w:t>
+      </w:r>
+      <w:r>
+        <w:t>one</w:t>
+      </w:r>
+      <w:r>
+        <w:t xml:space="preserve"> hand and a </w:t>
       </w:r>
       <w:r>
         <w:t xml:space="preserve">full </w:t>
@@ -3235,7 +3303,13 @@
         <w:t>,</w:t>
       </w:r>
       <w:r>
-        <w:t xml:space="preserve"> Luke tried to figure what happened. Throughout his life he had struggled to find evidence for psychic phenomena. Every psychic he met proved to be a charlatan. Stories abounded where magic existed, but everything pointed to the fact that people were just gullible fools.</w:t>
+        <w:t xml:space="preserve"> Luke tried to </w:t>
+      </w:r>
+      <w:r>
+        <w:t>understand</w:t>
+      </w:r>
+      <w:r>
+        <w:t xml:space="preserve"> what happened. Throughout his life he had struggled to find evidence for psychic phenomena. Every psychic he met proved to be a charlatan. Stories abounded where magic existed, but everything pointed to the fact that people were just gullible fools.</w:t>
       </w:r>
     </w:p>
     <w:p>
@@ -3412,6 +3486,9 @@
       <w:r>
         <w:t>Heart in his mouth, Luke said, “Yes sir,” and followed behind.</w:t>
       </w:r>
+      <w:r>
+        <w:t xml:space="preserve"> He just joined and now he was going to be fired.</w:t>
+      </w:r>
     </w:p>
     <w:p>
       <w:r>
@@ -3423,7 +3500,13 @@
     </w:p>
     <w:p>
       <w:r>
-        <w:t>Heart beating fast, Luke opened the door and entered – and had the fright of his life.</w:t>
+        <w:t xml:space="preserve">Heart </w:t>
+      </w:r>
+      <w:r>
+        <w:t>racing</w:t>
+      </w:r>
+      <w:r>
+        <w:t>, Luke opened the door and entered – and had the fright of his life.</w:t>
       </w:r>
     </w:p>
     <w:p>
@@ -3439,7 +3522,13 @@
         <w:t>thought</w:t>
       </w:r>
       <w:r>
-        <w:t xml:space="preserve"> I was going to fire you for taking a sick day yesterday,” Billy laughed.</w:t>
+        <w:t xml:space="preserve"> I was going to fire you for taking a sick day yesterday,” Billy </w:t>
+      </w:r>
+      <w:r>
+        <w:t>said, laughing</w:t>
+      </w:r>
+      <w:r>
+        <w:t>.</w:t>
       </w:r>
     </w:p>
     <w:p>
@@ -3452,7 +3541,13 @@
     </w:p>
     <w:p>
       <w:r>
-        <w:t>“That’s not why silly,” Luke’s assistant Rita laughed.</w:t>
+        <w:t xml:space="preserve">“That’s not why silly,” Luke’s assistant Rita </w:t>
+      </w:r>
+      <w:r>
+        <w:t>said</w:t>
+      </w:r>
+      <w:r>
+        <w:t>.</w:t>
       </w:r>
     </w:p>
     <w:p>
@@ -3535,10 +3630,22 @@
         <w:rPr>
           <w:i/>
         </w:rPr>
-        <w:t>Maybe this is my reward for rescuing the princess</w:t>
-      </w:r>
-      <w:r>
-        <w:t xml:space="preserve">, Luke thought to himself. That </w:t>
+        <w:t xml:space="preserve">Was </w:t>
+      </w:r>
+      <w:r>
+        <w:rPr>
+          <w:i/>
+        </w:rPr>
+        <w:t>this is my reward for rescuing the princess</w:t>
+      </w:r>
+      <w:r>
+        <w:t xml:space="preserve">, Luke </w:t>
+      </w:r>
+      <w:r>
+        <w:t>wondered</w:t>
+      </w:r>
+      <w:r>
+        <w:t xml:space="preserve">. That </w:t>
       </w:r>
       <w:r>
         <w:t xml:space="preserve">of course </w:t>
@@ -3597,10 +3704,10 @@
     </w:p>
     <w:p>
       <w:r>
-        <w:t>Fin</w:t>
-      </w:r>
-      <w:r>
-        <w:t>ally the announcer</w:t>
+        <w:t>T</w:t>
+      </w:r>
+      <w:r>
+        <w:t>he announcer</w:t>
       </w:r>
       <w:r>
         <w:t xml:space="preserve"> said, “Nominations for best visual effects are Bill Smith for ‘</w:t>
@@ -3828,7 +3935,13 @@
     </w:p>
     <w:p>
       <w:r>
-        <w:t>“So you’re Luke Skywalker,” the reporter laughed. “So tell us about your wife,” she asked.</w:t>
+        <w:t xml:space="preserve">“So you’re Luke Skywalker,” the reporter </w:t>
+      </w:r>
+      <w:r>
+        <w:t>said, laughing</w:t>
+      </w:r>
+      <w:r>
+        <w:t>. “So tell us about your wife,” she asked.</w:t>
       </w:r>
     </w:p>
     <w:p>
@@ -3877,7 +3990,7 @@
     </w:p>
     <w:p>
       <w:r>
-        <w:t>The reporter laughed again. “You’re so funny, but I guess geniuses are like that. Thank you for your time. This is Judy, signing off.”</w:t>
+        <w:t>The reporter laughed. “You’re so funny, but I guess geniuses are like that. Thank you for your time. This is Judy, signing off.”</w:t>
       </w:r>
     </w:p>
     <w:p>
@@ -3924,7 +4037,7 @@
         <w:t xml:space="preserve">,” Luke </w:t>
       </w:r>
       <w:r>
-        <w:t>greeted</w:t>
+        <w:t>said</w:t>
       </w:r>
       <w:r>
         <w:t xml:space="preserve"> with a flourishing </w:t>
@@ -3947,7 +4060,13 @@
         <w:t>James</w:t>
       </w:r>
       <w:r>
-        <w:t>,” Arthur introduced.</w:t>
+        <w:t xml:space="preserve">,” Arthur </w:t>
+      </w:r>
+      <w:r>
+        <w:t>said</w:t>
+      </w:r>
+      <w:r>
+        <w:t>.</w:t>
       </w:r>
     </w:p>
     <w:p>
@@ -3996,7 +4115,7 @@
         <w:t xml:space="preserve">Luke </w:t>
       </w:r>
       <w:r>
-        <w:t xml:space="preserve">then turned to the others and </w:t>
+        <w:t xml:space="preserve">turned to the others and </w:t>
       </w:r>
       <w:r>
         <w:t>bowed.</w:t>
@@ -4029,7 +4148,13 @@
     <w:p>
       <w:r>
         <w:lastRenderedPageBreak/>
-        <w:t>“Please forgive Luke, he can be a little eccentric,” Billy apologized.</w:t>
+        <w:t xml:space="preserve">“Please forgive Luke, he can be a little eccentric,” Billy </w:t>
+      </w:r>
+      <w:r>
+        <w:t>said as his face turned red</w:t>
+      </w:r>
+      <w:r>
+        <w:t>.</w:t>
       </w:r>
     </w:p>
     <w:p>
@@ -4037,7 +4162,7 @@
         <w:t xml:space="preserve">“Stop being a wet blanket Billy the Boss,” Luke </w:t>
       </w:r>
       <w:r>
-        <w:t>scolded</w:t>
+        <w:t>said</w:t>
       </w:r>
       <w:r>
         <w:t>. “Just because magic doesn’t exist doesn’t mean we can’t have fun. As everyone knows, the heart of magic is lies and that’s what the movie industry is all about. It’s our job to hide the truth from the public.”</w:t>
@@ -4066,7 +4191,13 @@
     </w:p>
     <w:p>
       <w:r>
-        <w:t>“Don’t listen to him,” Billy laughed in embarrassment. “You know how geniuses can be eccentric.</w:t>
+        <w:t xml:space="preserve">“Don’t listen to him,” Billy </w:t>
+      </w:r>
+      <w:r>
+        <w:t>said, as he fidgeted</w:t>
+      </w:r>
+      <w:r>
+        <w:t>. “You know how geniuses can be eccentric.</w:t>
       </w:r>
       <w:r>
         <w:t xml:space="preserve"> Just look at his </w:t>
@@ -4239,7 +4370,7 @@
         <w:t xml:space="preserve">“That’s so realistic,” Author </w:t>
       </w:r>
       <w:r>
-        <w:t>marveled</w:t>
+        <w:t>said</w:t>
       </w:r>
       <w:r>
         <w:t xml:space="preserve">. “I forgot to mention I am the president of </w:t>
@@ -4268,7 +4399,7 @@
         <w:t xml:space="preserve"> will need to be redesigned,” Luke said as they sat at a table near the main doors.</w:t>
       </w:r>
       <w:r>
-        <w:t xml:space="preserve"> Luke quietly </w:t>
+        <w:t xml:space="preserve"> Luke </w:t>
       </w:r>
       <w:r>
         <w:t>maneuvered</w:t>
@@ -4393,7 +4524,13 @@
         <w:t xml:space="preserve">” </w:t>
       </w:r>
       <w:r>
-        <w:t>Luke whispered back.</w:t>
+        <w:t>Luke whispered</w:t>
+      </w:r>
+      <w:r>
+        <w:t xml:space="preserve"> back</w:t>
+      </w:r>
+      <w:r>
+        <w:t>.</w:t>
       </w:r>
     </w:p>
     <w:p>
@@ -4537,7 +4674,7 @@
         <w:t xml:space="preserve">“It’s just an old legend that says the world is supported by twelve pillars,” Luke </w:t>
       </w:r>
       <w:r>
-        <w:t>explained</w:t>
+        <w:t>said</w:t>
       </w:r>
       <w:r>
         <w:t>. “Jessica is saying Annie has a lot to deal with and doesn’t need the hassle of dating.”</w:t>
@@ -4906,12 +5043,27 @@
     </w:p>
     <w:p>
       <w:r>
-        <w:t>Babbling on, Luke continued fighting. Finally the monsters stopped coming and all was quiet.</w:t>
-      </w:r>
-    </w:p>
-    <w:p>
-      <w:r>
-        <w:t xml:space="preserve">Moments later a group of people in </w:t>
+        <w:t xml:space="preserve">Babbling on, Luke continued fighting. </w:t>
+      </w:r>
+      <w:r>
+        <w:t>T</w:t>
+      </w:r>
+      <w:r>
+        <w:t>he monster</w:t>
+      </w:r>
+      <w:r>
+        <w:t xml:space="preserve"> wave ended</w:t>
+      </w:r>
+      <w:r>
+        <w:t xml:space="preserve"> and all was quiet.</w:t>
+      </w:r>
+    </w:p>
+    <w:p>
+      <w:r>
+        <w:t>A</w:t>
+      </w:r>
+      <w:r>
+        <w:t xml:space="preserve"> group of people in </w:t>
       </w:r>
       <w:r>
         <w:t xml:space="preserve">black </w:t>
@@ -4974,7 +5126,13 @@
         <w:t xml:space="preserve">“Attention everyone, since you have all been such a marvelous audience, our beloved Men in Black will be giving each of you a </w:t>
       </w:r>
       <w:r>
-        <w:t>delicious treat. This will help steady your nerves,” Luke announced.</w:t>
+        <w:t xml:space="preserve">delicious treat. This will help steady your nerves,” Luke </w:t>
+      </w:r>
+      <w:r>
+        <w:t>said</w:t>
+      </w:r>
+      <w:r>
+        <w:t>.</w:t>
       </w:r>
     </w:p>
     <w:p>
@@ -5008,12 +5166,12 @@
     </w:p>
     <w:p>
       <w:r>
+        <w:t>The mist dissipated and the lights returned to full strength.</w:t>
+      </w:r>
+    </w:p>
+    <w:p>
+      <w:r>
         <w:lastRenderedPageBreak/>
-        <w:t>The mist dissipated and the lights returned to full strength.</w:t>
-      </w:r>
-    </w:p>
-    <w:p>
-      <w:r>
         <w:t>Feeling exhausted, Luke took his seat.</w:t>
       </w:r>
     </w:p>
@@ -5060,7 +5218,7 @@
         <w:t xml:space="preserve">“Luke, this stuff is dangerous,” Author </w:t>
       </w:r>
       <w:r>
-        <w:t>warned</w:t>
+        <w:t>said</w:t>
       </w:r>
       <w:r>
         <w:t>. “Telling too much to your boss can put him in danger.”</w:t>
@@ -5079,7 +5237,13 @@
     </w:p>
     <w:p>
       <w:r>
-        <w:t xml:space="preserve">“It’s not your fault Luke,” Author consoled as he patted Luke on the shoulder. “Normally the mind candy </w:t>
+        <w:t xml:space="preserve">“It’s not your fault Luke,” Author </w:t>
+      </w:r>
+      <w:r>
+        <w:t>said</w:t>
+      </w:r>
+      <w:r>
+        <w:t xml:space="preserve"> as he patted Luke on the shoulder. “Normally the mind candy </w:t>
       </w:r>
       <w:r>
         <w:t>blocks the formation of long-term</w:t>
@@ -5155,7 +5319,13 @@
     </w:p>
     <w:p>
       <w:r>
-        <w:t xml:space="preserve">“It’s a pleasure,” Author said with a smile. </w:t>
+        <w:t>“It’s a pleasure,” Author said</w:t>
+      </w:r>
+      <w:r>
+        <w:t>, amused at the enthusiasm</w:t>
+      </w:r>
+      <w:r>
+        <w:t xml:space="preserve">. </w:t>
       </w:r>
       <w:r>
         <w:t xml:space="preserve">He turned to Luke and said, </w:t>
@@ -5243,7 +5413,7 @@
                     <a:blip r:embed="rId12" cstate="print">
                       <a:extLst>
                         <a:ext uri="{28A0092B-C50C-407E-A947-70E740481C1C}">
-                          <a14:useLocalDpi xmlns="" xmlns:wpc="http://schemas.microsoft.com/office/word/2010/wordprocessingCanvas" xmlns:cx="http://schemas.microsoft.com/office/drawing/2014/chartex" xmlns:cx1="http://schemas.microsoft.com/office/drawing/2015/9/8/chartex" xmlns:cx2="http://schemas.microsoft.com/office/drawing/2015/10/21/chartex" xmlns:cx3="http://schemas.microsoft.com/office/drawing/2016/5/9/chartex" xmlns:cx4="http://schemas.microsoft.com/office/drawing/2016/5/10/chartex" xmlns:cx5="http://schemas.microsoft.com/office/drawing/2016/5/11/chartex" xmlns:cx6="http://schemas.microsoft.com/office/drawing/2016/5/12/chartex" xmlns:cx7="http://schemas.microsoft.com/office/drawing/2016/5/13/chartex" xmlns:cx8="http://schemas.microsoft.com/office/drawing/2016/5/14/chartex" xmlns:mc="http://schemas.openxmlformats.org/markup-compatibility/2006" xmlns:aink="http://schemas.microsoft.com/office/drawing/2016/ink" xmlns:am3d="http://schemas.microsoft.com/office/drawing/2017/model3d" xmlns:o="urn:schemas-microsoft-com:office:office" xmlns:oel="http://schemas.microsoft.com/office/2019/extlst" xmlns:v="urn:schemas-microsoft-com:vml" xmlns:wp14="http://schemas.microsoft.com/office/word/2010/wordprocessingDrawing" xmlns:w10="urn:schemas-microsoft-com:office:word" xmlns:w="http://schemas.openxmlformats.org/wordprocessingml/2006/main" xmlns:w14="http://schemas.microsoft.com/office/word/2010/wordml" xmlns:w15="http://schemas.microsoft.com/office/word/2012/wordml" xmlns:w16cex="http://schemas.microsoft.com/office/word/2018/wordml/cex" xmlns:w16cid="http://schemas.microsoft.com/office/word/2016/wordml/cid" xmlns:w16="http://schemas.microsoft.com/office/word/2018/wordml" xmlns:w16sdtdh="http://schemas.microsoft.com/office/word/2020/wordml/sdtdatahash" xmlns:w16se="http://schemas.microsoft.com/office/word/2015/wordml/symex" xmlns:wpg="http://schemas.microsoft.com/office/word/2010/wordprocessingGroup" xmlns:wpi="http://schemas.microsoft.com/office/word/2010/wordprocessingInk" xmlns:wps="http://schemas.microsoft.com/office/word/2010/wordprocessingShape" xmlns:a14="http://schemas.microsoft.com/office/drawing/2010/main" val="0"/>
+                          <a14:useLocalDpi xmlns:a14="http://schemas.microsoft.com/office/drawing/2010/main" xmlns:wps="http://schemas.microsoft.com/office/word/2010/wordprocessingShape" xmlns:wpi="http://schemas.microsoft.com/office/word/2010/wordprocessingInk" xmlns:wpg="http://schemas.microsoft.com/office/word/2010/wordprocessingGroup" xmlns:w16se="http://schemas.microsoft.com/office/word/2015/wordml/symex" xmlns:w16sdtdh="http://schemas.microsoft.com/office/word/2020/wordml/sdtdatahash" xmlns:w16="http://schemas.microsoft.com/office/word/2018/wordml" xmlns:w16cid="http://schemas.microsoft.com/office/word/2016/wordml/cid" xmlns:w16cex="http://schemas.microsoft.com/office/word/2018/wordml/cex" xmlns:w15="http://schemas.microsoft.com/office/word/2012/wordml" xmlns:w14="http://schemas.microsoft.com/office/word/2010/wordml" xmlns:w="http://schemas.openxmlformats.org/wordprocessingml/2006/main" xmlns:w10="urn:schemas-microsoft-com:office:word" xmlns:wp14="http://schemas.microsoft.com/office/word/2010/wordprocessingDrawing" xmlns:v="urn:schemas-microsoft-com:vml" xmlns:oel="http://schemas.microsoft.com/office/2019/extlst" xmlns:o="urn:schemas-microsoft-com:office:office" xmlns:am3d="http://schemas.microsoft.com/office/drawing/2017/model3d" xmlns:aink="http://schemas.microsoft.com/office/drawing/2016/ink" xmlns:mc="http://schemas.openxmlformats.org/markup-compatibility/2006" xmlns:cx8="http://schemas.microsoft.com/office/drawing/2016/5/14/chartex" xmlns:cx7="http://schemas.microsoft.com/office/drawing/2016/5/13/chartex" xmlns:cx6="http://schemas.microsoft.com/office/drawing/2016/5/12/chartex" xmlns:cx5="http://schemas.microsoft.com/office/drawing/2016/5/11/chartex" xmlns:cx4="http://schemas.microsoft.com/office/drawing/2016/5/10/chartex" xmlns:cx3="http://schemas.microsoft.com/office/drawing/2016/5/9/chartex" xmlns:cx2="http://schemas.microsoft.com/office/drawing/2015/10/21/chartex" xmlns:cx1="http://schemas.microsoft.com/office/drawing/2015/9/8/chartex" xmlns:cx="http://schemas.microsoft.com/office/drawing/2014/chartex" xmlns:wpc="http://schemas.microsoft.com/office/word/2010/wordprocessingCanvas" xmlns="" val="0"/>
                         </a:ext>
                       </a:extLst>
                     </a:blip>
@@ -5369,13 +5539,24 @@
     </w:p>
     <w:p>
       <w:r>
+        <w:t>They also met in a fever dream.</w:t>
+      </w:r>
+    </w:p>
+    <w:p>
+      <w:r>
         <w:t xml:space="preserve">“I’m </w:t>
       </w:r>
       <w:r>
         <w:t>Major</w:t>
       </w:r>
       <w:r>
-        <w:t xml:space="preserve"> Rogers, in charge of protecting Los Angelis,” the major said as he shook hands. “We did a background check on you</w:t>
+        <w:t xml:space="preserve"> Rogers, in charge of protecting </w:t>
+      </w:r>
+      <w:r>
+        <w:t>this district</w:t>
+      </w:r>
+      <w:r>
+        <w:t>,” the major said as he shook hands. “We did a background check on you</w:t>
       </w:r>
       <w:r>
         <w:t>, and do you know what</w:t>
@@ -5440,12 +5621,24 @@
         <w:t>the subjects they thought in school had no value</w:t>
       </w:r>
       <w:r>
-        <w:t>,” Luke defended. “Who cares about dead presidents and other stupid subjects? As for math and English, that was a complete waste of time.”</w:t>
-      </w:r>
-    </w:p>
-    <w:p>
-      <w:r>
-        <w:t>“But those subjects are important,” Author argued.</w:t>
+        <w:t xml:space="preserve">,” Luke </w:t>
+      </w:r>
+      <w:r>
+        <w:t>said</w:t>
+      </w:r>
+      <w:r>
+        <w:t>. “Who cares about dead presidents and other stupid subjects? As for math and English, that was a complete waste of time.”</w:t>
+      </w:r>
+    </w:p>
+    <w:p>
+      <w:r>
+        <w:t xml:space="preserve">“But those subjects are important,” Author </w:t>
+      </w:r>
+      <w:r>
+        <w:t>said</w:t>
+      </w:r>
+      <w:r>
+        <w:t>.</w:t>
       </w:r>
     </w:p>
     <w:p>
@@ -5456,7 +5649,16 @@
         <w:t>er</w:t>
       </w:r>
       <w:r>
-        <w:t xml:space="preserve"> can correct my grammar and my phone can do math,” Luke argued.</w:t>
+        <w:t xml:space="preserve"> can correct my grammar and my phone can do math,” Luke </w:t>
+      </w:r>
+      <w:r>
+        <w:t>said</w:t>
+      </w:r>
+      <w:r>
+        <w:t>.</w:t>
+      </w:r>
+      <w:r>
+        <w:t xml:space="preserve"> “I will admit the elements of writing are important to me. Anyone who writes needs that.</w:t>
       </w:r>
     </w:p>
     <w:p>
@@ -5474,22 +5676,400 @@
     </w:p>
     <w:p>
       <w:r>
+        <w:lastRenderedPageBreak/>
         <w:t>“Above all we must be independent thinkers, who can use strong principles to see beyond the bullshit of others</w:t>
       </w:r>
     </w:p>
     <w:p>
       <w:r>
+        <w:t>“Knowing</w:t>
+      </w:r>
+      <w:r>
+        <w:t xml:space="preserve"> where we came from, where we are going and the important things in life</w:t>
+      </w:r>
+      <w:r>
+        <w:t xml:space="preserve"> is</w:t>
+      </w:r>
+      <w:r>
+        <w:t xml:space="preserve"> true education.</w:t>
+      </w:r>
+    </w:p>
+    <w:p>
+      <w:r>
+        <w:t>“</w:t>
+      </w:r>
+      <w:r>
+        <w:t>The worst part is</w:t>
+      </w:r>
+      <w:r>
+        <w:t xml:space="preserve"> that</w:t>
+      </w:r>
+      <w:r>
+        <w:t xml:space="preserve"> </w:t>
+      </w:r>
+      <w:r>
+        <w:t>schools</w:t>
+      </w:r>
+      <w:r>
+        <w:t xml:space="preserve"> don’t teach essential skills such as social </w:t>
+      </w:r>
+      <w:r>
+        <w:t>integrations</w:t>
+      </w:r>
+      <w:r>
+        <w:t>, finances and economics</w:t>
+      </w:r>
+      <w:r>
+        <w:t xml:space="preserve">. Dealing with bullies, social pressure and false news is </w:t>
+      </w:r>
+      <w:r>
+        <w:t>essential</w:t>
+      </w:r>
+      <w:r>
+        <w:t>.</w:t>
+      </w:r>
+      <w:r>
+        <w:t>”</w:t>
+      </w:r>
+    </w:p>
+    <w:p>
+      <w:r>
+        <w:t>“Says here you never made any friends in school</w:t>
+      </w:r>
+      <w:r>
+        <w:t xml:space="preserve"> and people thought you were weird</w:t>
+      </w:r>
+      <w:r>
+        <w:t>,” Rogers said.</w:t>
+      </w:r>
+    </w:p>
+    <w:p>
+      <w:r>
+        <w:t>Red faced, Luke said, “You secret agents have way too much spare time.”</w:t>
+      </w:r>
+    </w:p>
+    <w:p>
+      <w:r>
+        <w:t xml:space="preserve">“It’s okay to be weird,” </w:t>
+      </w:r>
+      <w:r>
+        <w:t>James</w:t>
+      </w:r>
+      <w:r>
+        <w:t xml:space="preserve"> said. “Sister Annie is weird.”</w:t>
+      </w:r>
+    </w:p>
+    <w:p>
+      <w:r>
+        <w:t>“</w:t>
+      </w:r>
+      <w:r>
+        <w:t>A</w:t>
+      </w:r>
+      <w:r>
+        <w:t xml:space="preserve">m not,” Annie denied. </w:t>
+      </w:r>
+      <w:r>
+        <w:t>James</w:t>
+      </w:r>
+      <w:r>
+        <w:t xml:space="preserve"> just giggled.</w:t>
+      </w:r>
+    </w:p>
+    <w:p>
+      <w:r>
+        <w:t>Author cleared his throat and said again, “Luke, please tell us what you know about what’s going on.”</w:t>
+      </w:r>
+    </w:p>
+    <w:p>
+      <w:r>
+        <w:t xml:space="preserve">“I don’t know anything about what’s going on,” Luke confessed. “I came here two months ago because of my job and found </w:t>
+      </w:r>
+      <w:r>
+        <w:t>cryptids</w:t>
+      </w:r>
+      <w:r>
+        <w:t xml:space="preserve"> </w:t>
+      </w:r>
+      <w:r>
+        <w:t xml:space="preserve">that </w:t>
+      </w:r>
+      <w:r>
+        <w:t xml:space="preserve">night in the park. I pretended I entered a movie set because I didn’t want to be questioned. I’ve been bumping into these </w:t>
+      </w:r>
+      <w:r>
+        <w:t xml:space="preserve">cryptids </w:t>
+      </w:r>
+      <w:r>
+        <w:t xml:space="preserve">every </w:t>
+      </w:r>
+      <w:r>
+        <w:t>time I entered a park or deserted alley, but only at</w:t>
+      </w:r>
+      <w:r>
+        <w:t xml:space="preserve"> </w:t>
+      </w:r>
+      <w:r>
+        <w:t>night</w:t>
+      </w:r>
+      <w:r>
+        <w:t>.</w:t>
+      </w:r>
+      <w:r>
+        <w:t xml:space="preserve"> </w:t>
+      </w:r>
+      <w:r>
+        <w:t xml:space="preserve">The time </w:t>
+      </w:r>
+      <w:r>
+        <w:t>at the banquet</w:t>
+      </w:r>
+      <w:r>
+        <w:t xml:space="preserve"> was an exception</w:t>
+      </w:r>
+      <w:r>
+        <w:t>.</w:t>
+      </w:r>
+      <w:r>
+        <w:t>”</w:t>
+      </w:r>
+    </w:p>
+    <w:p>
+      <w:r>
+        <w:t>Luke paused but no one said anything, so he continued. “I’m certain that these creatures are some sort of terrorist plot or government conspiracy involving biologically engineered life forms</w:t>
+      </w:r>
+      <w:r>
+        <w:t>.”</w:t>
+      </w:r>
+    </w:p>
+    <w:p>
+      <w:r>
+        <w:t>“Is that even possible?” Author asked.</w:t>
+      </w:r>
+    </w:p>
+    <w:p>
+      <w:r>
         <w:lastRenderedPageBreak/>
-        <w:t>“Knowing</w:t>
-      </w:r>
-      <w:r>
-        <w:t xml:space="preserve"> where we came from, where we are going and the important things in life</w:t>
-      </w:r>
-      <w:r>
-        <w:t xml:space="preserve"> is</w:t>
-      </w:r>
-      <w:r>
-        <w:t xml:space="preserve"> true education.</w:t>
+        <w:t>“Of course,” Luke said. “</w:t>
+      </w:r>
+      <w:r>
+        <w:t xml:space="preserve">Scientists have already created fully custom organisms. </w:t>
+      </w:r>
+      <w:r>
+        <w:t>It’s only a matter of time before we can become</w:t>
+      </w:r>
+      <w:r>
+        <w:t xml:space="preserve"> immortal with superior bodies.”</w:t>
+      </w:r>
+    </w:p>
+    <w:p>
+      <w:r>
+        <w:t>“Incredible,” Author said. “I didn’t know science was so advanced. What if I told you that th</w:t>
+      </w:r>
+      <w:r>
+        <w:t>o</w:t>
+      </w:r>
+      <w:r>
+        <w:t xml:space="preserve">se </w:t>
+      </w:r>
+      <w:r>
+        <w:t xml:space="preserve">were actual monsters, and </w:t>
+      </w:r>
+      <w:r>
+        <w:t>weren’t created by science?”</w:t>
+      </w:r>
+    </w:p>
+    <w:p>
+      <w:r>
+        <w:t>“I would say that’s impossible,” Luke said. “</w:t>
+      </w:r>
+      <w:r>
+        <w:t>Monsters</w:t>
+      </w:r>
+      <w:r>
+        <w:t xml:space="preserve"> don’t exist</w:t>
+      </w:r>
+      <w:r>
+        <w:t>.</w:t>
+      </w:r>
+      <w:r>
+        <w:t xml:space="preserve"> Alternatively, they could be similar to slime molds that form large structures, hence the green blood.”</w:t>
+      </w:r>
+    </w:p>
+    <w:p>
+      <w:r>
+        <w:t xml:space="preserve">“What about the twelve pillars of creation and the demon </w:t>
+      </w:r>
+      <w:r>
+        <w:t>king</w:t>
+      </w:r>
+      <w:r>
+        <w:t>?” Arial asked.</w:t>
+      </w:r>
+    </w:p>
+    <w:p>
+      <w:r>
+        <w:t xml:space="preserve">“Fairy tales,” Luke </w:t>
+      </w:r>
+      <w:r>
+        <w:t>said</w:t>
+      </w:r>
+      <w:r>
+        <w:t xml:space="preserve">. “Those science rejects seem to have a </w:t>
+      </w:r>
+      <w:r>
+        <w:t>hallucinogenic</w:t>
+      </w:r>
+      <w:r>
+        <w:t xml:space="preserve"> substance in their blood.</w:t>
+      </w:r>
+    </w:p>
+    <w:p>
+      <w:r>
+        <w:t>“I should know, since I hallucinated about meeting the Demon King, after smelling the green goo.</w:t>
+      </w:r>
+    </w:p>
+    <w:p>
+      <w:r>
+        <w:t xml:space="preserve">“I’ve </w:t>
+      </w:r>
+      <w:r>
+        <w:t xml:space="preserve">been searching </w:t>
+      </w:r>
+      <w:r>
+        <w:t xml:space="preserve">since the age of twelve </w:t>
+      </w:r>
+      <w:r>
+        <w:t>for proof for the supranational. All I found was charlatans and delusional people.</w:t>
+      </w:r>
+      <w:r>
+        <w:t>”</w:t>
+      </w:r>
+    </w:p>
+    <w:p>
+      <w:r>
+        <w:t>“What about the white tiger princess you rescued?” Author asked.</w:t>
+      </w:r>
+    </w:p>
+    <w:p>
+      <w:r>
+        <w:t>“H-how do you know about that?” Luke asked, shocked.</w:t>
+      </w:r>
+    </w:p>
+    <w:p>
+      <w:r>
+        <w:t>Luke’s vision blur</w:t>
+      </w:r>
+      <w:r>
+        <w:t>red</w:t>
+      </w:r>
+      <w:r>
+        <w:t xml:space="preserve"> and the appearance of </w:t>
+      </w:r>
+      <w:r>
+        <w:t xml:space="preserve">half the people </w:t>
+      </w:r>
+      <w:r>
+        <w:t>in the room changed. Annie turned into the white tiger princess</w:t>
+      </w:r>
+      <w:r>
+        <w:t>.</w:t>
+      </w:r>
+    </w:p>
+    <w:p>
+      <w:r>
+        <w:t>“Oh man, I’m hallucinating again,” Luke said</w:t>
+      </w:r>
+      <w:r>
+        <w:t xml:space="preserve"> with a sigh</w:t>
+      </w:r>
+      <w:r>
+        <w:t>.</w:t>
+      </w:r>
+    </w:p>
+    <w:p>
+      <w:r>
+        <w:t>“I assure you, you’re not hallucinating,” Arthur said.</w:t>
+      </w:r>
+    </w:p>
+    <w:p>
+      <w:r>
+        <w:t>“So are you going to marry my sister?” Jessica asked.</w:t>
+      </w:r>
+    </w:p>
+    <w:p>
+      <w:r>
+        <w:lastRenderedPageBreak/>
+        <w:t xml:space="preserve">“No he’s not,” Annie </w:t>
+      </w:r>
+      <w:r>
+        <w:t>declared</w:t>
+      </w:r>
+      <w:r>
+        <w:t>. “He just took it onto himself that he would marry me.”</w:t>
+      </w:r>
+    </w:p>
+    <w:p>
+      <w:r>
+        <w:t xml:space="preserve">“Well, are you?” </w:t>
+      </w:r>
+      <w:r>
+        <w:t>James</w:t>
+      </w:r>
+      <w:r>
+        <w:t xml:space="preserve"> asked.</w:t>
+      </w:r>
+    </w:p>
+    <w:p>
+      <w:r>
+        <w:t>“It doesn’t matter, since I’m not ready for kittens</w:t>
+      </w:r>
+      <w:r>
+        <w:t>,</w:t>
+      </w:r>
+      <w:r>
+        <w:t>”</w:t>
+      </w:r>
+      <w:r>
+        <w:t xml:space="preserve"> Luke </w:t>
+      </w:r>
+      <w:r>
+        <w:t>said</w:t>
+      </w:r>
+      <w:r>
+        <w:t>.</w:t>
+      </w:r>
+    </w:p>
+    <w:p>
+      <w:r>
+        <w:t>Annie threw a pillow at Luke.</w:t>
+      </w:r>
+    </w:p>
+    <w:p>
+      <w:r>
+        <w:t>“Does magic exist?” Luke asked Author. “What exactly is it?”</w:t>
+      </w:r>
+    </w:p>
+    <w:p>
+      <w:r>
+        <w:t>“You’re familiar with the regular world, aren’t you?” Author asked. “It’s controlled by definite laws. However, that world isn’t absolute. It was created long ago as a prison.</w:t>
+      </w:r>
+    </w:p>
+    <w:p>
+      <w:r>
+        <w:t xml:space="preserve">“In the beginning </w:t>
+      </w:r>
+      <w:r>
+        <w:t xml:space="preserve">there were only </w:t>
+      </w:r>
+      <w:r>
+        <w:t xml:space="preserve">the prisoners. Later on, souls migrated here for various reasons of their own and the human race came into existence. However, other </w:t>
+      </w:r>
+      <w:r>
+        <w:t>realities</w:t>
+      </w:r>
+      <w:r>
+        <w:t xml:space="preserve"> do exist in parallel.</w:t>
       </w:r>
     </w:p>
     <w:p>
@@ -5497,618 +6077,252 @@
         <w:t>“</w:t>
       </w:r>
       <w:r>
-        <w:t>The worst part is</w:t>
-      </w:r>
-      <w:r>
-        <w:t xml:space="preserve"> that</w:t>
+        <w:t xml:space="preserve">This </w:t>
+      </w:r>
+      <w:r>
+        <w:t>mansion</w:t>
       </w:r>
       <w:r>
         <w:t xml:space="preserve"> </w:t>
       </w:r>
       <w:r>
-        <w:t>schools</w:t>
-      </w:r>
-      <w:r>
-        <w:t xml:space="preserve"> don’t teach essential skills such as social </w:t>
-      </w:r>
-      <w:r>
-        <w:t>integrations</w:t>
-      </w:r>
-      <w:r>
-        <w:t>, finances and economics</w:t>
-      </w:r>
-      <w:r>
-        <w:t xml:space="preserve">. Dealing with bullies, social pressure and false news is </w:t>
-      </w:r>
-      <w:r>
-        <w:t>essential</w:t>
+        <w:t>is slightl</w:t>
+      </w:r>
+      <w:r>
+        <w:t>y offset from the mortal world and has more flexible laws,” Arthur said</w:t>
+      </w:r>
+      <w:r>
+        <w:t>, waving his hand around the room</w:t>
+      </w:r>
+      <w:r>
+        <w:t xml:space="preserve">. “Magic is the creative spirit of the One, channeled into results through </w:t>
+      </w:r>
+      <w:r>
+        <w:t>imagination, expectation and emotions. Spells and ritual are essential since we are creatures of habit</w:t>
+      </w:r>
+      <w:r>
+        <w:t xml:space="preserve">.” </w:t>
+      </w:r>
+    </w:p>
+    <w:p>
+      <w:r>
+        <w:t>“In other words, spells are real,” Ariel said. “Magic can work in the mortal</w:t>
+      </w:r>
+      <w:r>
+        <w:t xml:space="preserve"> world</w:t>
+      </w:r>
+      <w:r>
+        <w:t>, but only when the veil is thin and under limited circumstances.”</w:t>
+      </w:r>
+    </w:p>
+    <w:p>
+      <w:r>
+        <w:t xml:space="preserve">“But it can’t be logically proven to exist,” Luke </w:t>
+      </w:r>
+      <w:r>
+        <w:t>said</w:t>
       </w:r>
       <w:r>
         <w:t>.</w:t>
       </w:r>
+    </w:p>
+    <w:p>
+      <w:r>
+        <w:t xml:space="preserve">“That is correct,” Arthur </w:t>
+      </w:r>
+      <w:r>
+        <w:t>agreed</w:t>
+      </w:r>
+      <w:r>
+        <w:t>.</w:t>
+      </w:r>
+    </w:p>
+    <w:p>
+      <w:r>
+        <w:t xml:space="preserve">“That’s </w:t>
+      </w:r>
+      <w:r>
+        <w:t>because</w:t>
+      </w:r>
+      <w:r>
+        <w:t xml:space="preserve"> of the twelve pillars,</w:t>
+      </w:r>
       <w:r>
         <w:t>”</w:t>
       </w:r>
-    </w:p>
-    <w:p>
-      <w:r>
-        <w:t>“Says here you never made any friends in school</w:t>
-      </w:r>
-      <w:r>
-        <w:t xml:space="preserve"> and people thought you were weird</w:t>
-      </w:r>
-      <w:r>
-        <w:t>,” Rogers said.</w:t>
-      </w:r>
-    </w:p>
-    <w:p>
-      <w:r>
-        <w:t>Red faced, Luke said, “You secret agents have way too much spare time.”</w:t>
-      </w:r>
-    </w:p>
-    <w:p>
-      <w:r>
-        <w:t xml:space="preserve">“It’s okay to be weird,” </w:t>
-      </w:r>
-      <w:r>
-        <w:t>James</w:t>
-      </w:r>
-      <w:r>
-        <w:t xml:space="preserve"> said. “Sister Annie is weird.”</w:t>
-      </w:r>
-    </w:p>
-    <w:p>
-      <w:r>
-        <w:t>“</w:t>
-      </w:r>
-      <w:r>
-        <w:t>A</w:t>
-      </w:r>
-      <w:r>
-        <w:t xml:space="preserve">m not,” Annie denied. </w:t>
-      </w:r>
-      <w:r>
-        <w:t>James</w:t>
-      </w:r>
-      <w:r>
-        <w:t xml:space="preserve"> just giggled.</w:t>
-      </w:r>
-    </w:p>
-    <w:p>
-      <w:r>
-        <w:t>Author cleared his throat and said again, “Luke, please tell us what you know about what’s going on.”</w:t>
-      </w:r>
-    </w:p>
-    <w:p>
-      <w:r>
-        <w:t xml:space="preserve">“I don’t know anything about what’s going on,” Luke confessed. “I came here two months ago because of my job and found </w:t>
-      </w:r>
-      <w:r>
-        <w:t>cryptids</w:t>
-      </w:r>
-      <w:r>
-        <w:t xml:space="preserve"> </w:t>
-      </w:r>
-      <w:r>
-        <w:t xml:space="preserve">that </w:t>
-      </w:r>
-      <w:r>
-        <w:t xml:space="preserve">night in the park. I pretended I entered a movie set because I didn’t want to be questioned. I’ve been bumping into these </w:t>
-      </w:r>
-      <w:r>
-        <w:t xml:space="preserve">cryptids </w:t>
-      </w:r>
-      <w:r>
-        <w:t xml:space="preserve">every </w:t>
-      </w:r>
-      <w:r>
-        <w:t>time I entered a park or deserted alley, but only at</w:t>
-      </w:r>
-      <w:r>
-        <w:t xml:space="preserve"> since.</w:t>
-      </w:r>
-      <w:r>
-        <w:t xml:space="preserve"> </w:t>
-      </w:r>
-      <w:r>
-        <w:t xml:space="preserve">The time </w:t>
-      </w:r>
-      <w:r>
-        <w:t>at the banquet</w:t>
-      </w:r>
-      <w:r>
-        <w:t xml:space="preserve"> was an exception</w:t>
+      <w:r>
+        <w:t xml:space="preserve"> Luke </w:t>
+      </w:r>
+      <w:r>
+        <w:t>said, frowning</w:t>
       </w:r>
       <w:r>
         <w:t>.</w:t>
       </w:r>
+    </w:p>
+    <w:p>
+      <w:r>
+        <w:t xml:space="preserve">“You don’t like those pillars, do you?” Rogers </w:t>
+      </w:r>
+      <w:r>
+        <w:t>asked; more a statement than a question</w:t>
+      </w:r>
+      <w:r>
+        <w:t>.</w:t>
+      </w:r>
+    </w:p>
+    <w:p>
+      <w:r>
+        <w:lastRenderedPageBreak/>
+        <w:t xml:space="preserve">Luke paused a minute before answering. He didn’t want to </w:t>
+      </w:r>
+      <w:r>
+        <w:t>admit he hated them</w:t>
+      </w:r>
+      <w:r>
+        <w:t>, since that would make him look like a jerk and an enemy.</w:t>
+      </w:r>
+    </w:p>
+    <w:p>
+      <w:r>
+        <w:t>Luke hunted for an analogy and said, “This world is like a coral reef. It protects and nurtures life. Therefore it has value. However, I wish there were more signposts for people like me who wish to know the truth of existence, and understand a greater reality.”</w:t>
+      </w:r>
+    </w:p>
+    <w:p>
+      <w:r>
+        <w:t>“Signposts do exist</w:t>
+      </w:r>
+      <w:r>
+        <w:t>. There are everywhere</w:t>
+      </w:r>
+      <w:r>
+        <w:t xml:space="preserve"> for those with eyes to see,” Arthur said. “All those so-called charlatans have had glimpses.</w:t>
+      </w:r>
+      <w:r>
+        <w:t xml:space="preserve"> Why do you think you’re here</w:t>
+      </w:r>
+      <w:r>
+        <w:t>?</w:t>
+      </w:r>
       <w:r>
         <w:t>”</w:t>
       </w:r>
     </w:p>
     <w:p>
       <w:r>
-        <w:t>Luke paused but no one said anything, so he continued. “I’m certain that these creatures are some sort of terrorist plot or government conspiracy involving biologically engineered life forms</w:t>
-      </w:r>
-      <w:r>
-        <w:t>.”</w:t>
-      </w:r>
-    </w:p>
-    <w:p>
-      <w:r>
-        <w:t>“Is that even possible?” Author asked.</w:t>
-      </w:r>
-    </w:p>
-    <w:p>
-      <w:r>
-        <w:t>“Of course,” Luke said. “</w:t>
-      </w:r>
-      <w:r>
-        <w:t xml:space="preserve">Scientists have already created fully custom organisms. </w:t>
-      </w:r>
-      <w:r>
-        <w:t>It’s only a matter of time before we can become</w:t>
-      </w:r>
-      <w:r>
-        <w:t xml:space="preserve"> immortal with superior bodies.”</w:t>
-      </w:r>
-    </w:p>
-    <w:p>
+        <w:t>“I know of a case where a man thought his wife was a hat rack,” Luke said. “Another man thought his wife was an imposter and tried to kill her.”</w:t>
+      </w:r>
+    </w:p>
+    <w:p>
+      <w:r>
+        <w:t xml:space="preserve">Arthur nodded. “That happens when the other reality intrudes and </w:t>
+      </w:r>
+      <w:r>
+        <w:t>the person is unable to assimilate.”</w:t>
+      </w:r>
+    </w:p>
+    <w:p>
+      <w:r>
+        <w:t>“People exist in this world for a reason,” Ariel said. “It is necessary for them. You are here because you are ready.”</w:t>
+      </w:r>
+    </w:p>
+    <w:p>
+      <w:r>
+        <w:t xml:space="preserve">“For those who are ready, there </w:t>
+      </w:r>
+      <w:r>
+        <w:t>are</w:t>
+      </w:r>
+      <w:r>
+        <w:t xml:space="preserve"> shamanic practices, dream exploration, as well as spirit helpers such as A</w:t>
+      </w:r>
+      <w:r>
+        <w:t>yauhasca</w:t>
+      </w:r>
+      <w:r>
+        <w:t xml:space="preserve">,” Arthur said. </w:t>
+      </w:r>
+      <w:r>
+        <w:t xml:space="preserve">“However, the Demon </w:t>
+      </w:r>
+      <w:r>
+        <w:t>King</w:t>
+      </w:r>
+      <w:r>
+        <w:t xml:space="preserve"> is a being that has caused endless suffering throughout the multiverse. We cannot allow him to escape.”</w:t>
+      </w:r>
+    </w:p>
+    <w:p>
+      <w:r>
+        <w:t>“Do aliens exist?” Luke asked.</w:t>
+      </w:r>
+    </w:p>
+    <w:p>
+      <w:r>
+        <w:t>“Yes and no,” Arthur said. “</w:t>
+      </w:r>
+      <w:r>
+        <w:t>Aliens</w:t>
+      </w:r>
+      <w:r>
+        <w:t xml:space="preserve"> are intrusions from other realities</w:t>
+      </w:r>
+      <w:r>
+        <w:t xml:space="preserve"> and are not what people think they are</w:t>
+      </w:r>
+      <w:r>
+        <w:t xml:space="preserve">. As for </w:t>
+      </w:r>
+      <w:r>
+        <w:t>flying saucers</w:t>
+      </w:r>
+      <w:r>
+        <w:t>, they are just vehicles for soul exploration.”</w:t>
+      </w:r>
+    </w:p>
+    <w:p>
+      <w:r>
+        <w:t>Luke looked at the major.</w:t>
+      </w:r>
+    </w:p>
+    <w:p>
+      <w:r>
+        <w:t xml:space="preserve">“I have no interest in such things,” </w:t>
+      </w:r>
+      <w:r>
+        <w:t xml:space="preserve">Rogers </w:t>
+      </w:r>
+      <w:r>
+        <w:t>said</w:t>
+      </w:r>
+      <w:r>
+        <w:t xml:space="preserve">. “You may not think this world is important, but I do. I will do whatever it takes to protect </w:t>
+      </w:r>
       <w:r>
         <w:lastRenderedPageBreak/>
-        <w:t>“Incredible,” Author said. “I didn’t know science was so advanced. What if I told you that th</w:t>
-      </w:r>
-      <w:r>
-        <w:t>o</w:t>
-      </w:r>
-      <w:r>
-        <w:t xml:space="preserve">se </w:t>
-      </w:r>
-      <w:r>
-        <w:t xml:space="preserve">were actual monsters, and </w:t>
-      </w:r>
-      <w:r>
-        <w:t>weren’t created by science?”</w:t>
-      </w:r>
-    </w:p>
-    <w:p>
-      <w:r>
-        <w:t>“I would say that’s impossible,” Luke said. “</w:t>
-      </w:r>
-      <w:r>
-        <w:t>Monsters</w:t>
-      </w:r>
-      <w:r>
-        <w:t xml:space="preserve"> don’t exist</w:t>
+        <w:t>both it and the United States of America</w:t>
+      </w:r>
+      <w:r>
+        <w:t xml:space="preserve"> from all treats, both domestic and external</w:t>
+      </w:r>
+      <w:r>
+        <w:t>,</w:t>
+      </w:r>
+      <w:r>
+        <w:t>”</w:t>
+      </w:r>
+      <w:r>
+        <w:t xml:space="preserve"> he finished</w:t>
+      </w:r>
+      <w:r>
+        <w:t>, sounding like an army drill sergeant</w:t>
       </w:r>
       <w:r>
         <w:t>.</w:t>
       </w:r>
-      <w:r>
-        <w:t xml:space="preserve"> Alternatively, they could be similar to slime molds that form large structures, hence the green blood.”</w:t>
-      </w:r>
-    </w:p>
-    <w:p>
-      <w:r>
-        <w:t xml:space="preserve">“What about the twelve pillars of creation and the demon </w:t>
-      </w:r>
-      <w:r>
-        <w:t>king</w:t>
-      </w:r>
-      <w:r>
-        <w:t>?” Arial asked.</w:t>
-      </w:r>
-    </w:p>
-    <w:p>
-      <w:r>
-        <w:t xml:space="preserve">“Fairy tales,” Luke </w:t>
-      </w:r>
-      <w:r>
-        <w:t>said</w:t>
-      </w:r>
-      <w:r>
-        <w:t xml:space="preserve">. “Those science rejects seem to have a </w:t>
-      </w:r>
-      <w:r>
-        <w:t>hallucinogenic</w:t>
-      </w:r>
-      <w:r>
-        <w:t xml:space="preserve"> substance in their blood.</w:t>
-      </w:r>
-    </w:p>
-    <w:p>
-      <w:r>
-        <w:t>“I should know, since I hallucinated about meeting the Demon King, after smelling the green goo.</w:t>
-      </w:r>
-    </w:p>
-    <w:p>
-      <w:r>
-        <w:t xml:space="preserve">“I’ve </w:t>
-      </w:r>
-      <w:r>
-        <w:t xml:space="preserve">been searching </w:t>
-      </w:r>
-      <w:r>
-        <w:t xml:space="preserve">since the age of twelve </w:t>
-      </w:r>
-      <w:r>
-        <w:t>for proof for the supranational. All I found was charlatans and delusional people.</w:t>
-      </w:r>
-      <w:r>
-        <w:t>”</w:t>
-      </w:r>
-    </w:p>
-    <w:p>
-      <w:r>
-        <w:t>“What about the white tiger princess you rescued?” Author asked.</w:t>
-      </w:r>
-    </w:p>
-    <w:p>
-      <w:r>
-        <w:t>“H-how do you know about that?” Luke asked, shocked.</w:t>
-      </w:r>
-    </w:p>
-    <w:p>
-      <w:r>
-        <w:t>Luke’s vision blur</w:t>
-      </w:r>
-      <w:r>
-        <w:t>red</w:t>
-      </w:r>
-      <w:r>
-        <w:t xml:space="preserve"> and the appearance of </w:t>
-      </w:r>
-      <w:r>
-        <w:t xml:space="preserve">half the people </w:t>
-      </w:r>
-      <w:r>
-        <w:t>in the room changed. Annie turned into the white tiger princess</w:t>
-      </w:r>
-      <w:r>
-        <w:t>.</w:t>
-      </w:r>
-    </w:p>
-    <w:p>
-      <w:r>
-        <w:t>“Oh man, I’m hallucinating again,” Luke said</w:t>
-      </w:r>
-      <w:r>
-        <w:t xml:space="preserve"> with a sigh</w:t>
-      </w:r>
-      <w:r>
-        <w:t>.</w:t>
-      </w:r>
-    </w:p>
-    <w:p>
-      <w:r>
-        <w:t>“I assure you, you’re not hallucinating,” Arthur said.</w:t>
-      </w:r>
-    </w:p>
-    <w:p>
-      <w:r>
-        <w:t>“So are you going to marry my sister?” Jessica asked.</w:t>
-      </w:r>
-    </w:p>
-    <w:p>
-      <w:r>
-        <w:t xml:space="preserve">“No he’s not,” Annie </w:t>
-      </w:r>
-      <w:r>
-        <w:t>declared</w:t>
-      </w:r>
-      <w:r>
-        <w:t>. “He just took it onto himself that he would marry me.”</w:t>
-      </w:r>
-    </w:p>
-    <w:p>
-      <w:r>
-        <w:t xml:space="preserve">“Well, are you?” </w:t>
-      </w:r>
-      <w:r>
-        <w:t>James</w:t>
-      </w:r>
-      <w:r>
-        <w:t xml:space="preserve"> asked.</w:t>
-      </w:r>
-    </w:p>
-    <w:p>
-      <w:r>
-        <w:t>“It doesn’t matter, since I’m not ready for kittens</w:t>
-      </w:r>
-      <w:r>
-        <w:t>,</w:t>
-      </w:r>
-      <w:r>
-        <w:t>”</w:t>
-      </w:r>
-      <w:r>
-        <w:t xml:space="preserve"> Luke </w:t>
-      </w:r>
-      <w:r>
-        <w:t>said</w:t>
-      </w:r>
-      <w:r>
-        <w:t>.</w:t>
-      </w:r>
-    </w:p>
-    <w:p>
-      <w:r>
-        <w:lastRenderedPageBreak/>
-        <w:t>Annie threw a pillow at Luke.</w:t>
-      </w:r>
-    </w:p>
-    <w:p>
-      <w:r>
-        <w:t>“Does magic exist?” Luke asked Author. “What exactly is it?”</w:t>
-      </w:r>
-    </w:p>
-    <w:p>
-      <w:r>
-        <w:t>“You’re familiar with the regular world, aren’t you?” Author asked. “It’s controlled by definite laws. However, that world isn’t absolute. It was created long ago as a prison.</w:t>
-      </w:r>
-    </w:p>
-    <w:p>
-      <w:r>
-        <w:t xml:space="preserve">“In the beginning </w:t>
-      </w:r>
-      <w:r>
-        <w:t xml:space="preserve">there were only </w:t>
-      </w:r>
-      <w:r>
-        <w:t xml:space="preserve">the prisoners. Later on, souls migrated here for various reasons of their own and the human race came into existence. However, other </w:t>
-      </w:r>
-      <w:r>
-        <w:t>realities</w:t>
-      </w:r>
-      <w:r>
-        <w:t xml:space="preserve"> do exist in parallel.</w:t>
-      </w:r>
-    </w:p>
-    <w:p>
-      <w:r>
-        <w:t>“</w:t>
-      </w:r>
-      <w:r>
-        <w:t xml:space="preserve">This </w:t>
-      </w:r>
-      <w:r>
-        <w:t>mansion</w:t>
-      </w:r>
-      <w:r>
-        <w:t xml:space="preserve"> </w:t>
-      </w:r>
-      <w:r>
-        <w:t>is slightl</w:t>
-      </w:r>
-      <w:r>
-        <w:t>y offset from the mortal world and has more flexible laws,” Arthur said</w:t>
-      </w:r>
-      <w:r>
-        <w:t>, waving his hand around the room</w:t>
-      </w:r>
-      <w:r>
-        <w:t xml:space="preserve">. “Magic is the creative spirit of the One, channeled into results through </w:t>
-      </w:r>
-      <w:r>
-        <w:t>imagination, expectation and emotions. Spells and ritual are essential since we are creatures of habit</w:t>
-      </w:r>
-      <w:r>
-        <w:t xml:space="preserve">.” </w:t>
-      </w:r>
-    </w:p>
-    <w:p>
-      <w:r>
-        <w:t>“In other words, spells are real,” Ariel said. “Magic can work in the mortal</w:t>
-      </w:r>
-      <w:r>
-        <w:t xml:space="preserve"> world</w:t>
-      </w:r>
-      <w:r>
-        <w:t>, but only when the veil is thin and under limited circumstances.”</w:t>
-      </w:r>
-    </w:p>
-    <w:p>
-      <w:r>
-        <w:t xml:space="preserve">“But it can’t be logically proven to exist,” Luke </w:t>
-      </w:r>
-      <w:r>
-        <w:t>noted</w:t>
-      </w:r>
-      <w:r>
-        <w:t>.</w:t>
-      </w:r>
-    </w:p>
-    <w:p>
-      <w:r>
-        <w:t xml:space="preserve">“That is correct,” Arthur </w:t>
-      </w:r>
-      <w:r>
-        <w:t>agreed</w:t>
-      </w:r>
-      <w:r>
-        <w:t>.</w:t>
-      </w:r>
-    </w:p>
-    <w:p>
-      <w:r>
-        <w:t xml:space="preserve">“That’s </w:t>
-      </w:r>
-      <w:r>
-        <w:t>because</w:t>
-      </w:r>
-      <w:r>
-        <w:t xml:space="preserve"> of the twelve pillars,</w:t>
-      </w:r>
-      <w:r>
-        <w:t>”</w:t>
-      </w:r>
-      <w:r>
-        <w:t xml:space="preserve"> Luke surmised with a frown.</w:t>
-      </w:r>
-    </w:p>
-    <w:p>
-      <w:r>
-        <w:t xml:space="preserve">“You don’t like those pillars, do you?” Rogers </w:t>
-      </w:r>
-      <w:r>
-        <w:t>asked; more a statement than a question</w:t>
-      </w:r>
-      <w:r>
-        <w:t>.</w:t>
-      </w:r>
-    </w:p>
-    <w:p>
-      <w:r>
-        <w:t xml:space="preserve">Luke paused a minute before answering. He didn’t want to </w:t>
-      </w:r>
-      <w:r>
-        <w:t>admit he hated them</w:t>
-      </w:r>
-      <w:r>
-        <w:t>, since that would make him look like a jerk and an enemy.</w:t>
-      </w:r>
-    </w:p>
-    <w:p>
-      <w:r>
-        <w:t xml:space="preserve">Luke hunted for an analogy and said, “This world is like a coral reef. It protects and nurtures life. Therefore it has value. However, I wish </w:t>
-      </w:r>
-      <w:r>
-        <w:lastRenderedPageBreak/>
-        <w:t>there were more signposts for people like me who wish to know the truth of existence, and understand a greater reality.”</w:t>
-      </w:r>
-    </w:p>
-    <w:p>
-      <w:r>
-        <w:t>“Signposts do exist</w:t>
-      </w:r>
-      <w:r>
-        <w:t>. There are everywhere</w:t>
-      </w:r>
-      <w:r>
-        <w:t xml:space="preserve"> for those with eyes to see,” Arthur said. “All those so-called charlatans have had glimpses.</w:t>
-      </w:r>
-      <w:r>
-        <w:t xml:space="preserve"> Why do you think you’re here</w:t>
-      </w:r>
-      <w:r>
-        <w:t>?</w:t>
-      </w:r>
-      <w:r>
-        <w:t>”</w:t>
-      </w:r>
-    </w:p>
-    <w:p>
-      <w:r>
-        <w:t>“I know of a case where a man thought his wife was a hat rack,” Luke said. “Another man thought his wife was an imposter and tried to kill her.”</w:t>
-      </w:r>
-    </w:p>
-    <w:p>
-      <w:r>
-        <w:t xml:space="preserve">Arthur nodded. “That happens when the other reality intrudes and </w:t>
-      </w:r>
-      <w:r>
-        <w:t>the person is unable to assimilate.”</w:t>
-      </w:r>
-    </w:p>
-    <w:p>
-      <w:r>
-        <w:t>“People exist in this world for a reason,” Ariel said. “It is necessary for them. You are here because you are ready.”</w:t>
-      </w:r>
-    </w:p>
-    <w:p>
-      <w:r>
-        <w:t xml:space="preserve">“For those who are ready, there </w:t>
-      </w:r>
-      <w:r>
-        <w:t>are</w:t>
-      </w:r>
-      <w:r>
-        <w:t xml:space="preserve"> shamanic practices, dream exploration, as well as spirit helpers such as A</w:t>
-      </w:r>
-      <w:r>
-        <w:t>yauhasca</w:t>
-      </w:r>
-      <w:r>
-        <w:t xml:space="preserve">,” Arthur said. </w:t>
-      </w:r>
-      <w:r>
-        <w:t xml:space="preserve">“However, the Demon </w:t>
-      </w:r>
-      <w:r>
-        <w:t>King</w:t>
-      </w:r>
-      <w:r>
-        <w:t xml:space="preserve"> is a being that has caused endless suffering throughout the multiverse. We cannot allow him to escape.”</w:t>
-      </w:r>
-    </w:p>
-    <w:p>
-      <w:r>
-        <w:t>“Do aliens exist?” Luke asked.</w:t>
-      </w:r>
-    </w:p>
-    <w:p>
-      <w:r>
-        <w:t>“Yes and no,” Arthur said. “</w:t>
-      </w:r>
-      <w:r>
-        <w:t>Aliens</w:t>
-      </w:r>
-      <w:r>
-        <w:t xml:space="preserve"> are intrusions from other realities</w:t>
-      </w:r>
-      <w:r>
-        <w:t xml:space="preserve"> and are not what people think they are</w:t>
-      </w:r>
-      <w:r>
-        <w:t xml:space="preserve">. As for </w:t>
-      </w:r>
-      <w:r>
-        <w:t>flying saucers</w:t>
-      </w:r>
-      <w:r>
-        <w:t>, they are just vehicles for soul exploration.”</w:t>
-      </w:r>
-    </w:p>
-    <w:p>
-      <w:r>
-        <w:t>Luke looked at the major.</w:t>
-      </w:r>
-    </w:p>
-    <w:p>
-      <w:r>
-        <w:t xml:space="preserve">“I have no interest in such things,” </w:t>
-      </w:r>
-      <w:r>
-        <w:t xml:space="preserve">Rogers </w:t>
-      </w:r>
-      <w:r>
-        <w:t>stated</w:t>
-      </w:r>
-      <w:r>
-        <w:t>. “You may not think this world is important, but I do. I will do whatever it takes to protect both it and the United States of America</w:t>
-      </w:r>
-      <w:r>
-        <w:t xml:space="preserve"> from all treats, both domestic and external</w:t>
-      </w:r>
-      <w:r>
-        <w:t>,</w:t>
-      </w:r>
-      <w:r>
-        <w:t>”</w:t>
-      </w:r>
-      <w:r>
-        <w:t xml:space="preserve"> he finished</w:t>
-      </w:r>
-      <w:r>
-        <w:t>, sounding like an army drill sergeant</w:t>
-      </w:r>
-      <w:r>
-        <w:t>.</w:t>
-      </w:r>
-    </w:p>
-    <w:p>
-      <w:r>
-        <w:lastRenderedPageBreak/>
+    </w:p>
+    <w:p>
+      <w:r>
         <w:t xml:space="preserve">Luke </w:t>
       </w:r>
       <w:r>
@@ -6271,6 +6485,7 @@
     </w:p>
     <w:p>
       <w:r>
+        <w:lastRenderedPageBreak/>
         <w:t xml:space="preserve">Luke was about to say, ‘Be careful’, then remembered James knew how to </w:t>
       </w:r>
       <w:r>
@@ -6279,7 +6494,6 @@
     </w:p>
     <w:p>
       <w:r>
-        <w:lastRenderedPageBreak/>
         <w:t>“‘That which cuts nothing, that which shines in the dark</w:t>
       </w:r>
       <w:r>
@@ -6461,7 +6675,15 @@
         <w:t>, ultraviolet or full-spectrum light should help also,</w:t>
       </w:r>
       <w:r>
-        <w:t xml:space="preserve"> since it’s simulates daylight.  My mistake. Ultraviolet light doesn’t do anything. The important thing is lighting that makes us feel it is day.”</w:t>
+        <w:t xml:space="preserve"> since it’s simulates daylight.  My mistake. Ultraviolet light doesn’t do anything. The important thing is lightin</w:t>
+      </w:r>
+      <w:r>
+        <w:t>g that makes us feel it is day.</w:t>
+      </w:r>
+    </w:p>
+    <w:p>
+      <w:r>
+        <w:t>“This war is psychological. You are exerting your worldview onto the monsters, forcing them to retreat.”</w:t>
       </w:r>
     </w:p>
     <w:p>
@@ -6477,7 +6699,13 @@
     </w:p>
     <w:p>
       <w:r>
-        <w:t xml:space="preserve">“Remember your fairy tales,” Luke continued. “When making a movie, I always go for authentic. By the way, </w:t>
+        <w:t xml:space="preserve">“Remember your fairy tales,” Luke </w:t>
+      </w:r>
+      <w:r>
+        <w:t>said</w:t>
+      </w:r>
+      <w:r>
+        <w:t xml:space="preserve">. “When making a movie, I always go for authentic. By the way, </w:t>
       </w:r>
       <w:r>
         <w:t xml:space="preserve">Major Rogers, </w:t>
@@ -6499,7 +6727,13 @@
         <w:t>?</w:t>
       </w:r>
       <w:r>
-        <w:t xml:space="preserve"> I mean, do they look like a typical American family?” Luke clarified.</w:t>
+        <w:t xml:space="preserve"> I mean, do they look like a typical American family?” Luke </w:t>
+      </w:r>
+      <w:r>
+        <w:t>asked</w:t>
+      </w:r>
+      <w:r>
+        <w:t>.</w:t>
       </w:r>
     </w:p>
     <w:p>
@@ -6559,7 +6793,13 @@
         <w:t>psychoid</w:t>
       </w:r>
       <w:r>
-        <w:t>,” Arial added.</w:t>
+        <w:t xml:space="preserve">,” Arial </w:t>
+      </w:r>
+      <w:r>
+        <w:t>said</w:t>
+      </w:r>
+      <w:r>
+        <w:t>.</w:t>
       </w:r>
     </w:p>
     <w:p>
@@ -6569,11 +6809,18 @@
     </w:p>
     <w:p>
       <w:r>
-        <w:t>“I will design the equipment and post the plans on my blog,” Luke promised.</w:t>
-      </w:r>
-    </w:p>
-    <w:p>
-      <w:r>
+        <w:t xml:space="preserve">“I will design the equipment and post the plans on my blog,” Luke </w:t>
+      </w:r>
+      <w:r>
+        <w:t>said</w:t>
+      </w:r>
+      <w:r>
+        <w:t>.</w:t>
+      </w:r>
+    </w:p>
+    <w:p>
+      <w:r>
+        <w:lastRenderedPageBreak/>
         <w:t>“Well it’s time to go,” Rogers said and got up.</w:t>
       </w:r>
       <w:r>
@@ -6582,11 +6829,19 @@
     </w:p>
     <w:p>
       <w:r>
-        <w:lastRenderedPageBreak/>
-        <w:t>“It was a pleasure meeting you,” Luke said</w:t>
-      </w:r>
-      <w:r>
-        <w:t xml:space="preserve"> and headed for the door. He turned to the cat girl and said, “Annie, you may not have time for dating. However, going out every now and again is good for you.</w:t>
+        <w:t xml:space="preserve">Luke got up and said, </w:t>
+      </w:r>
+      <w:r>
+        <w:t>“It was a pleasure meeting you</w:t>
+      </w:r>
+      <w:r>
+        <w:t>.</w:t>
+      </w:r>
+      <w:r>
+        <w:t>”</w:t>
+      </w:r>
+      <w:r>
+        <w:t xml:space="preserve"> He turned to the cat girl and said, “Annie, you may not have time for dating. However, going out every now and again is good for you.</w:t>
       </w:r>
       <w:r>
         <w:t xml:space="preserve"> Perhaps we can train together.</w:t>
@@ -6652,7 +6907,7 @@
                     <a:blip r:embed="rId12" cstate="print">
                       <a:extLst>
                         <a:ext uri="{28A0092B-C50C-407E-A947-70E740481C1C}">
-                          <a14:useLocalDpi xmlns="" xmlns:wpc="http://schemas.microsoft.com/office/word/2010/wordprocessingCanvas" xmlns:cx="http://schemas.microsoft.com/office/drawing/2014/chartex" xmlns:cx1="http://schemas.microsoft.com/office/drawing/2015/9/8/chartex" xmlns:cx2="http://schemas.microsoft.com/office/drawing/2015/10/21/chartex" xmlns:cx3="http://schemas.microsoft.com/office/drawing/2016/5/9/chartex" xmlns:cx4="http://schemas.microsoft.com/office/drawing/2016/5/10/chartex" xmlns:cx5="http://schemas.microsoft.com/office/drawing/2016/5/11/chartex" xmlns:cx6="http://schemas.microsoft.com/office/drawing/2016/5/12/chartex" xmlns:cx7="http://schemas.microsoft.com/office/drawing/2016/5/13/chartex" xmlns:cx8="http://schemas.microsoft.com/office/drawing/2016/5/14/chartex" xmlns:mc="http://schemas.openxmlformats.org/markup-compatibility/2006" xmlns:aink="http://schemas.microsoft.com/office/drawing/2016/ink" xmlns:am3d="http://schemas.microsoft.com/office/drawing/2017/model3d" xmlns:o="urn:schemas-microsoft-com:office:office" xmlns:oel="http://schemas.microsoft.com/office/2019/extlst" xmlns:v="urn:schemas-microsoft-com:vml" xmlns:wp14="http://schemas.microsoft.com/office/word/2010/wordprocessingDrawing" xmlns:w10="urn:schemas-microsoft-com:office:word" xmlns:w="http://schemas.openxmlformats.org/wordprocessingml/2006/main" xmlns:w14="http://schemas.microsoft.com/office/word/2010/wordml" xmlns:w15="http://schemas.microsoft.com/office/word/2012/wordml" xmlns:w16cex="http://schemas.microsoft.com/office/word/2018/wordml/cex" xmlns:w16cid="http://schemas.microsoft.com/office/word/2016/wordml/cid" xmlns:w16="http://schemas.microsoft.com/office/word/2018/wordml" xmlns:w16sdtdh="http://schemas.microsoft.com/office/word/2020/wordml/sdtdatahash" xmlns:w16se="http://schemas.microsoft.com/office/word/2015/wordml/symex" xmlns:wpg="http://schemas.microsoft.com/office/word/2010/wordprocessingGroup" xmlns:wpi="http://schemas.microsoft.com/office/word/2010/wordprocessingInk" xmlns:wps="http://schemas.microsoft.com/office/word/2010/wordprocessingShape" xmlns:a14="http://schemas.microsoft.com/office/drawing/2010/main" val="0"/>
+                          <a14:useLocalDpi xmlns:a14="http://schemas.microsoft.com/office/drawing/2010/main" xmlns:wps="http://schemas.microsoft.com/office/word/2010/wordprocessingShape" xmlns:wpi="http://schemas.microsoft.com/office/word/2010/wordprocessingInk" xmlns:wpg="http://schemas.microsoft.com/office/word/2010/wordprocessingGroup" xmlns:w16se="http://schemas.microsoft.com/office/word/2015/wordml/symex" xmlns:w16sdtdh="http://schemas.microsoft.com/office/word/2020/wordml/sdtdatahash" xmlns:w16="http://schemas.microsoft.com/office/word/2018/wordml" xmlns:w16cid="http://schemas.microsoft.com/office/word/2016/wordml/cid" xmlns:w16cex="http://schemas.microsoft.com/office/word/2018/wordml/cex" xmlns:w15="http://schemas.microsoft.com/office/word/2012/wordml" xmlns:w14="http://schemas.microsoft.com/office/word/2010/wordml" xmlns:w="http://schemas.openxmlformats.org/wordprocessingml/2006/main" xmlns:w10="urn:schemas-microsoft-com:office:word" xmlns:wp14="http://schemas.microsoft.com/office/word/2010/wordprocessingDrawing" xmlns:v="urn:schemas-microsoft-com:vml" xmlns:oel="http://schemas.microsoft.com/office/2019/extlst" xmlns:o="urn:schemas-microsoft-com:office:office" xmlns:am3d="http://schemas.microsoft.com/office/drawing/2017/model3d" xmlns:aink="http://schemas.microsoft.com/office/drawing/2016/ink" xmlns:mc="http://schemas.openxmlformats.org/markup-compatibility/2006" xmlns:cx8="http://schemas.microsoft.com/office/drawing/2016/5/14/chartex" xmlns:cx7="http://schemas.microsoft.com/office/drawing/2016/5/13/chartex" xmlns:cx6="http://schemas.microsoft.com/office/drawing/2016/5/12/chartex" xmlns:cx5="http://schemas.microsoft.com/office/drawing/2016/5/11/chartex" xmlns:cx4="http://schemas.microsoft.com/office/drawing/2016/5/10/chartex" xmlns:cx3="http://schemas.microsoft.com/office/drawing/2016/5/9/chartex" xmlns:cx2="http://schemas.microsoft.com/office/drawing/2015/10/21/chartex" xmlns:cx1="http://schemas.microsoft.com/office/drawing/2015/9/8/chartex" xmlns:cx="http://schemas.microsoft.com/office/drawing/2014/chartex" xmlns:wpc="http://schemas.microsoft.com/office/word/2010/wordprocessingCanvas" xmlns="" val="0"/>
                         </a:ext>
                       </a:extLst>
                     </a:blip>
@@ -6689,12 +6944,27 @@
     </w:p>
     <w:p>
       <w:r>
-        <w:t>Luke reviewed the past events and decided they were fun. On a whim he decided to turn around. He wanted to see the mansion again.</w:t>
-      </w:r>
-    </w:p>
-    <w:p>
-      <w:r>
-        <w:t>Within minutes Luke was back at the address. However the mansion was gone, replaced by row houses.</w:t>
+        <w:t>Luke reviewed the past events and decided they were fun. On a whim he decided to turn around</w:t>
+      </w:r>
+      <w:r>
+        <w:t>, wanting to see the</w:t>
+      </w:r>
+      <w:r>
+        <w:t xml:space="preserve"> mansion again.</w:t>
+      </w:r>
+    </w:p>
+    <w:p>
+      <w:r>
+        <w:t>Luke returned to the indicated address, and found nothing</w:t>
+      </w:r>
+      <w:r>
+        <w:t>.</w:t>
+      </w:r>
+      <w:r>
+        <w:t xml:space="preserve"> T</w:t>
+      </w:r>
+      <w:r>
+        <w:t>he mansion was gone, replaced by row houses.</w:t>
       </w:r>
     </w:p>
     <w:p>
@@ -6755,7 +7025,13 @@
         <w:t xml:space="preserve"> no </w:t>
       </w:r>
       <w:r>
-        <w:t>3-story apartment building-sized</w:t>
+        <w:t>3-story apartment</w:t>
+      </w:r>
+      <w:r>
+        <w:t>-</w:t>
+      </w:r>
+      <w:r>
+        <w:t>building-sized</w:t>
       </w:r>
       <w:r>
         <w:t xml:space="preserve"> mansion to be found.</w:t>
@@ -6788,6 +7064,7 @@
     </w:p>
     <w:p>
       <w:r>
+        <w:lastRenderedPageBreak/>
         <w:t xml:space="preserve">Luke stopped in a </w:t>
       </w:r>
       <w:r>
@@ -6823,159 +7100,153 @@
     </w:p>
     <w:p>
       <w:r>
+        <w:t>The dome was easy to construct. First, you pour a foundation</w:t>
+      </w:r>
+      <w:r>
+        <w:t xml:space="preserve"> for the dome to anchor into</w:t>
+      </w:r>
+      <w:r>
+        <w:t xml:space="preserve">. Then you inflate an air form. After that, you spray </w:t>
+      </w:r>
+      <w:r>
+        <w:t>shotcrete</w:t>
+      </w:r>
+      <w:r>
+        <w:t xml:space="preserve"> on the form</w:t>
+      </w:r>
+      <w:r>
+        <w:t>, with rebar for strength</w:t>
+      </w:r>
+      <w:r>
+        <w:t>. The process t</w:t>
+      </w:r>
+      <w:r>
+        <w:t>ook</w:t>
+      </w:r>
+      <w:r>
+        <w:t xml:space="preserve"> hours to complete</w:t>
+      </w:r>
+      <w:r>
+        <w:t xml:space="preserve">, once preparation </w:t>
+      </w:r>
+      <w:r>
+        <w:t>was</w:t>
+      </w:r>
+      <w:r>
+        <w:t xml:space="preserve"> complete</w:t>
+      </w:r>
+      <w:r>
+        <w:t>. That was good, since his construction project was illegal.</w:t>
+      </w:r>
+    </w:p>
+    <w:p>
+      <w:r>
+        <w:t xml:space="preserve">Eventually native shrubbery would blend everything, making his fallout shelter and work area </w:t>
+      </w:r>
+      <w:r>
+        <w:t xml:space="preserve">look like just another </w:t>
+      </w:r>
+      <w:r>
+        <w:t>part of the terrain</w:t>
+      </w:r>
+      <w:r>
+        <w:t>.</w:t>
+      </w:r>
+    </w:p>
+    <w:p>
+      <w:r>
+        <w:t xml:space="preserve">Luke’s original goals for the shelter was modest. However, his Oscar win allowed him credit for </w:t>
+      </w:r>
+      <w:r>
+        <w:t>an</w:t>
+      </w:r>
+      <w:r>
+        <w:t xml:space="preserve"> 8-million-dollar loan. He used this to redesign his hideout with his architect. It</w:t>
+      </w:r>
+      <w:r>
+        <w:t xml:space="preserve"> was</w:t>
+      </w:r>
+      <w:r>
+        <w:t xml:space="preserve"> surprising how much you </w:t>
+      </w:r>
+      <w:r>
+        <w:t>could</w:t>
+      </w:r>
+      <w:r>
+        <w:t xml:space="preserve"> build if you le</w:t>
+      </w:r>
+      <w:r>
+        <w:t>ft</w:t>
+      </w:r>
+      <w:r>
+        <w:t xml:space="preserve"> out the luxury stuff, and just kept ugly concrete.</w:t>
+      </w:r>
+    </w:p>
+    <w:p>
+      <w:r>
+        <w:t>Luke stared at the workers and felt sorry for everyone in the United States. Fear had stripped everyone of their ideals. Local citizens could only think, “Oh my God, they are stealing my job</w:t>
+      </w:r>
+      <w:r>
+        <w:t>,</w:t>
+      </w:r>
+      <w:r>
+        <w:t>”</w:t>
+      </w:r>
+      <w:r>
+        <w:t xml:space="preserve"> </w:t>
+      </w:r>
+      <w:r>
+        <w:t xml:space="preserve">even though immigration increased wealth. </w:t>
+      </w:r>
+      <w:r>
+        <w:t>Other people clung to arbitrary roles, thinking they were absolute.</w:t>
+      </w:r>
+    </w:p>
+    <w:p>
+      <w:r>
+        <w:t>The only way forward was for people to step boldly on the unknown path, embrace the unknown, and reinvent themselves. Instead, people just put up walls. Then the barbarians c</w:t>
+      </w:r>
+      <w:r>
+        <w:t>o</w:t>
+      </w:r>
+      <w:r>
+        <w:t>me and everything g</w:t>
+      </w:r>
+      <w:r>
+        <w:t>e</w:t>
+      </w:r>
+      <w:r>
+        <w:t>t</w:t>
+      </w:r>
+      <w:r>
+        <w:t>s</w:t>
+      </w:r>
+      <w:r>
+        <w:t xml:space="preserve"> t</w:t>
+      </w:r>
+      <w:r>
+        <w:t>orn down.</w:t>
+      </w:r>
+    </w:p>
+    <w:p>
+      <w:r>
+        <w:t>Luke thought of the people who were trying to protect the Pillars of Creation. It seemed like a futile effort. Or at least it would be, if the Pillars of Creation and monsters were real.</w:t>
+      </w:r>
+    </w:p>
+    <w:p>
+      <w:r>
+        <w:t>Of course the Pillars weren’t real. They were symbolic of one’s desire for security</w:t>
+      </w:r>
+      <w:r>
+        <w:t xml:space="preserve"> in a world of shifting sands</w:t>
+      </w:r>
+      <w:r>
+        <w:t>.</w:t>
+      </w:r>
+    </w:p>
+    <w:p>
+      <w:r>
         <w:lastRenderedPageBreak/>
-        <w:t>The dome was easy to construct. First, you pour a foundation</w:t>
-      </w:r>
-      <w:r>
-        <w:t xml:space="preserve"> for the dome to anchor into</w:t>
-      </w:r>
-      <w:r>
-        <w:t xml:space="preserve">. Then you inflate an air form. After that, you spray </w:t>
-      </w:r>
-      <w:r>
-        <w:t>shotcrete</w:t>
-      </w:r>
-      <w:r>
-        <w:t xml:space="preserve"> on the form</w:t>
-      </w:r>
-      <w:r>
-        <w:t>, with rebar for strength</w:t>
-      </w:r>
-      <w:r>
-        <w:t>. The process t</w:t>
-      </w:r>
-      <w:r>
-        <w:t>ook</w:t>
-      </w:r>
-      <w:r>
-        <w:t xml:space="preserve"> hours to complete</w:t>
-      </w:r>
-      <w:r>
-        <w:t xml:space="preserve">, once preparation </w:t>
-      </w:r>
-      <w:r>
-        <w:t>was</w:t>
-      </w:r>
-      <w:r>
-        <w:t xml:space="preserve"> complete</w:t>
-      </w:r>
-      <w:r>
-        <w:t>. That was good, since his construction project was illegal.</w:t>
-      </w:r>
-    </w:p>
-    <w:p>
-      <w:r>
-        <w:t xml:space="preserve">Eventually </w:t>
-      </w:r>
-      <w:r>
-        <w:t xml:space="preserve">planted </w:t>
-      </w:r>
-      <w:r>
-        <w:t xml:space="preserve">native shrubbery would blend everything, making his fallout shelter and work area </w:t>
-      </w:r>
-      <w:r>
-        <w:t xml:space="preserve">look like just another </w:t>
-      </w:r>
-      <w:r>
-        <w:t>part of the terrain</w:t>
-      </w:r>
-      <w:r>
-        <w:t>.</w:t>
-      </w:r>
-    </w:p>
-    <w:p>
-      <w:r>
-        <w:t xml:space="preserve">Luke’s original goals for the shelter was modest. However, his Oscar win allowed him credit for </w:t>
-      </w:r>
-      <w:r>
-        <w:t>an</w:t>
-      </w:r>
-      <w:r>
-        <w:t xml:space="preserve"> 8-million-dollar loan. He used this to redesign his hideout with his architect. It</w:t>
-      </w:r>
-      <w:r>
-        <w:t xml:space="preserve"> was</w:t>
-      </w:r>
-      <w:r>
-        <w:t xml:space="preserve"> surprising how much you </w:t>
-      </w:r>
-      <w:r>
-        <w:t>could</w:t>
-      </w:r>
-      <w:r>
-        <w:t xml:space="preserve"> build if you le</w:t>
-      </w:r>
-      <w:r>
-        <w:t>ft</w:t>
-      </w:r>
-      <w:r>
-        <w:t xml:space="preserve"> out the luxury stuff, and just kept ugly concrete.</w:t>
-      </w:r>
-    </w:p>
-    <w:p>
-      <w:r>
-        <w:t>Luke stared at the workers and felt sorry for everyone in the United States. Fear had stripped everyone of their ideals. Local citizens could only think, “Oh my God, they are stealing my job</w:t>
-      </w:r>
-      <w:r>
-        <w:t>,</w:t>
-      </w:r>
-      <w:r>
-        <w:t>”</w:t>
-      </w:r>
-      <w:r>
-        <w:t xml:space="preserve"> </w:t>
-      </w:r>
-      <w:r>
-        <w:t xml:space="preserve">even though immigration increased wealth. </w:t>
-      </w:r>
-      <w:r>
-        <w:t>Other people clung to arbitrary roles, thinking they were absolute.</w:t>
-      </w:r>
-    </w:p>
-    <w:p>
-      <w:r>
-        <w:t>The only way forward was for people to step boldly on the unknown path, embrace the unknown, and reinvent themselves. Instead, people just put up walls. Then the barbarians c</w:t>
-      </w:r>
-      <w:r>
-        <w:t>o</w:t>
-      </w:r>
-      <w:r>
-        <w:t>me and everything g</w:t>
-      </w:r>
-      <w:r>
-        <w:t>e</w:t>
-      </w:r>
-      <w:r>
-        <w:t>t</w:t>
-      </w:r>
-      <w:r>
-        <w:t>s</w:t>
-      </w:r>
-      <w:r>
-        <w:t xml:space="preserve"> t</w:t>
-      </w:r>
-      <w:r>
-        <w:t>orn down.</w:t>
-      </w:r>
-    </w:p>
-    <w:p>
-      <w:r>
-        <w:t>Luke thought of the people who were trying to protect the Pillars of Creation. It seemed like a futile effort. Or at least it would be, if the Pillars of Creation and monsters were real.</w:t>
-      </w:r>
-    </w:p>
-    <w:p>
-      <w:r>
-        <w:t>Of course the Pillars weren’t real. They were symbolic of one’s desire for security</w:t>
-      </w:r>
-      <w:r>
-        <w:t xml:space="preserve"> in a world of shifting sands</w:t>
-      </w:r>
-      <w:r>
-        <w:t>.</w:t>
-      </w:r>
-    </w:p>
-    <w:p>
-      <w:r>
         <w:t xml:space="preserve">Likewise the demons </w:t>
       </w:r>
       <w:r>
@@ -6987,7 +7258,6 @@
     </w:p>
     <w:p>
       <w:r>
-        <w:lastRenderedPageBreak/>
         <w:t>Luke drove back home and worked on developing weapons for imaginary heroes.</w:t>
       </w:r>
     </w:p>
@@ -7047,7 +7317,7 @@
                     <a:blip r:embed="rId12" cstate="print">
                       <a:extLst>
                         <a:ext uri="{28A0092B-C50C-407E-A947-70E740481C1C}">
-                          <a14:useLocalDpi xmlns="" xmlns:wpc="http://schemas.microsoft.com/office/word/2010/wordprocessingCanvas" xmlns:cx="http://schemas.microsoft.com/office/drawing/2014/chartex" xmlns:cx1="http://schemas.microsoft.com/office/drawing/2015/9/8/chartex" xmlns:cx2="http://schemas.microsoft.com/office/drawing/2015/10/21/chartex" xmlns:cx3="http://schemas.microsoft.com/office/drawing/2016/5/9/chartex" xmlns:cx4="http://schemas.microsoft.com/office/drawing/2016/5/10/chartex" xmlns:cx5="http://schemas.microsoft.com/office/drawing/2016/5/11/chartex" xmlns:cx6="http://schemas.microsoft.com/office/drawing/2016/5/12/chartex" xmlns:cx7="http://schemas.microsoft.com/office/drawing/2016/5/13/chartex" xmlns:cx8="http://schemas.microsoft.com/office/drawing/2016/5/14/chartex" xmlns:mc="http://schemas.openxmlformats.org/markup-compatibility/2006" xmlns:aink="http://schemas.microsoft.com/office/drawing/2016/ink" xmlns:am3d="http://schemas.microsoft.com/office/drawing/2017/model3d" xmlns:o="urn:schemas-microsoft-com:office:office" xmlns:oel="http://schemas.microsoft.com/office/2019/extlst" xmlns:v="urn:schemas-microsoft-com:vml" xmlns:wp14="http://schemas.microsoft.com/office/word/2010/wordprocessingDrawing" xmlns:w10="urn:schemas-microsoft-com:office:word" xmlns:w="http://schemas.openxmlformats.org/wordprocessingml/2006/main" xmlns:w14="http://schemas.microsoft.com/office/word/2010/wordml" xmlns:w15="http://schemas.microsoft.com/office/word/2012/wordml" xmlns:w16cex="http://schemas.microsoft.com/office/word/2018/wordml/cex" xmlns:w16cid="http://schemas.microsoft.com/office/word/2016/wordml/cid" xmlns:w16="http://schemas.microsoft.com/office/word/2018/wordml" xmlns:w16sdtdh="http://schemas.microsoft.com/office/word/2020/wordml/sdtdatahash" xmlns:w16se="http://schemas.microsoft.com/office/word/2015/wordml/symex" xmlns:wpg="http://schemas.microsoft.com/office/word/2010/wordprocessingGroup" xmlns:wpi="http://schemas.microsoft.com/office/word/2010/wordprocessingInk" xmlns:wps="http://schemas.microsoft.com/office/word/2010/wordprocessingShape" xmlns:a14="http://schemas.microsoft.com/office/drawing/2010/main" val="0"/>
+                          <a14:useLocalDpi xmlns:a14="http://schemas.microsoft.com/office/drawing/2010/main" xmlns:wps="http://schemas.microsoft.com/office/word/2010/wordprocessingShape" xmlns:wpi="http://schemas.microsoft.com/office/word/2010/wordprocessingInk" xmlns:wpg="http://schemas.microsoft.com/office/word/2010/wordprocessingGroup" xmlns:w16se="http://schemas.microsoft.com/office/word/2015/wordml/symex" xmlns:w16sdtdh="http://schemas.microsoft.com/office/word/2020/wordml/sdtdatahash" xmlns:w16="http://schemas.microsoft.com/office/word/2018/wordml" xmlns:w16cid="http://schemas.microsoft.com/office/word/2016/wordml/cid" xmlns:w16cex="http://schemas.microsoft.com/office/word/2018/wordml/cex" xmlns:w15="http://schemas.microsoft.com/office/word/2012/wordml" xmlns:w14="http://schemas.microsoft.com/office/word/2010/wordml" xmlns:w="http://schemas.openxmlformats.org/wordprocessingml/2006/main" xmlns:w10="urn:schemas-microsoft-com:office:word" xmlns:wp14="http://schemas.microsoft.com/office/word/2010/wordprocessingDrawing" xmlns:v="urn:schemas-microsoft-com:vml" xmlns:oel="http://schemas.microsoft.com/office/2019/extlst" xmlns:o="urn:schemas-microsoft-com:office:office" xmlns:am3d="http://schemas.microsoft.com/office/drawing/2017/model3d" xmlns:aink="http://schemas.microsoft.com/office/drawing/2016/ink" xmlns:mc="http://schemas.openxmlformats.org/markup-compatibility/2006" xmlns:cx8="http://schemas.microsoft.com/office/drawing/2016/5/14/chartex" xmlns:cx7="http://schemas.microsoft.com/office/drawing/2016/5/13/chartex" xmlns:cx6="http://schemas.microsoft.com/office/drawing/2016/5/12/chartex" xmlns:cx5="http://schemas.microsoft.com/office/drawing/2016/5/11/chartex" xmlns:cx4="http://schemas.microsoft.com/office/drawing/2016/5/10/chartex" xmlns:cx3="http://schemas.microsoft.com/office/drawing/2016/5/9/chartex" xmlns:cx2="http://schemas.microsoft.com/office/drawing/2015/10/21/chartex" xmlns:cx1="http://schemas.microsoft.com/office/drawing/2015/9/8/chartex" xmlns:cx="http://schemas.microsoft.com/office/drawing/2014/chartex" xmlns:wpc="http://schemas.microsoft.com/office/word/2010/wordprocessingCanvas" xmlns="" val="0"/>
                         </a:ext>
                       </a:extLst>
                     </a:blip>
@@ -7213,7 +7483,13 @@
         <w:t xml:space="preserve"> complete.</w:t>
       </w:r>
       <w:r>
-        <w:t xml:space="preserve"> One even had a dirt floor for future expansion.</w:t>
+        <w:t xml:space="preserve"> </w:t>
+      </w:r>
+      <w:r>
+        <w:t>He even had tunnels that dead ended in stone walls</w:t>
+      </w:r>
+      <w:r>
+        <w:t>.</w:t>
       </w:r>
     </w:p>
     <w:p>
@@ -7334,7 +7610,7 @@
     <w:p>
       <w:r>
         <w:lastRenderedPageBreak/>
-        <w:t xml:space="preserve">Just then Luke turned around and stared </w:t>
+        <w:t xml:space="preserve">Luke turned around and stared </w:t>
       </w:r>
       <w:r>
         <w:t xml:space="preserve">directly </w:t>
@@ -7362,7 +7638,7 @@
         <w:t xml:space="preserve">“No he didn’t,” Edwards </w:t>
       </w:r>
       <w:r>
-        <w:t>assured Jane</w:t>
+        <w:t>said</w:t>
       </w:r>
       <w:r>
         <w:t>. “However he did feel someone watching him.</w:t>
@@ -7436,7 +7712,15 @@
         <w:t>multiple</w:t>
       </w:r>
       <w:r>
-        <w:t xml:space="preserve"> escape tunnels. The solar panels are disguised to look like boulders from </w:t>
+        <w:t xml:space="preserve"> escape tunnels.</w:t>
+      </w:r>
+    </w:p>
+    <w:p>
+      <w:r>
+        <w:t>“</w:t>
+      </w:r>
+      <w:r>
+        <w:t xml:space="preserve">The solar panels are disguised to look like boulders from </w:t>
       </w:r>
       <w:r>
         <w:t>ground level</w:t>
@@ -7486,7 +7770,15 @@
         <w:t>said</w:t>
       </w:r>
       <w:r>
-        <w:t xml:space="preserve"> with a shrug. “He’s as mysterious as General Arthur.”</w:t>
+        <w:t xml:space="preserve"> with a shrug. “He’s a</w:t>
+      </w:r>
+      <w:r>
+        <w:t>s mysterious as General Arthur, which is why this fallout shelter terrifies me.</w:t>
+      </w:r>
+    </w:p>
+    <w:p>
+      <w:r>
+        <w:t>“He seems to be preparing for the end of the world.”</w:t>
       </w:r>
     </w:p>
     <w:p>
@@ -7505,6 +7797,7 @@
     </w:p>
     <w:p>
       <w:r>
+        <w:lastRenderedPageBreak/>
         <w:t>“</w:t>
       </w:r>
       <w:r>
@@ -7520,12 +7813,21 @@
         <w:t>eality with amazing ease</w:t>
       </w:r>
       <w:r>
-        <w:t>. We</w:t>
+        <w:t>.</w:t>
+      </w:r>
+      <w:r>
+        <w:t xml:space="preserve"> </w:t>
+      </w:r>
+      <w:r>
+        <w:t>We</w:t>
       </w:r>
       <w:r>
         <w:t xml:space="preserve"> can finally keep up with demand</w:t>
       </w:r>
       <w:r>
+        <w:t>. He’s even helping neighboring regions. His only limitation is how large Los Angelis is</w:t>
+      </w:r>
+      <w:r>
         <w:t>,” Rogers said</w:t>
       </w:r>
       <w:r>
@@ -7546,62 +7848,77 @@
     </w:p>
     <w:p>
       <w:r>
+        <w:t>They drove to Luke’s training area.</w:t>
+      </w:r>
+    </w:p>
+    <w:p>
+      <w:r>
+        <w:t>“Luke, what is this thing?” Rogers asked by means of greetings.</w:t>
+      </w:r>
+    </w:p>
+    <w:p>
+      <w:r>
+        <w:t>“I’m working on a possible prop for a movie,” Luke said. “</w:t>
+      </w:r>
+      <w:r>
+        <w:t xml:space="preserve">This is a variation of the training Shaolin Monks are supposed to do. </w:t>
+      </w:r>
+      <w:r>
+        <w:t>This is so far out of the way I figured that no one would mind.”</w:t>
+      </w:r>
+    </w:p>
+    <w:p>
+      <w:r>
+        <w:t>“How does it work?” Rogers asked.</w:t>
+      </w:r>
+    </w:p>
+    <w:p>
+      <w:r>
+        <w:t xml:space="preserve">“The manikins are connected with drive chains. Spinning one spins all,” Luke said. He walked to a box and opened the lid. “These mechanical switches control the gearing. By randomly moving these I get a random horde every time. </w:t>
+      </w:r>
+      <w:r>
+        <w:t>I also control timing here. Would you like to try? I can lower the speed.”</w:t>
+      </w:r>
+    </w:p>
+    <w:p>
+      <w:r>
+        <w:t>“Did you build anything else?” Rogers asked</w:t>
+      </w:r>
+      <w:r>
+        <w:t>, ignoring the offer</w:t>
+      </w:r>
+      <w:r>
+        <w:t>.</w:t>
+      </w:r>
+    </w:p>
+    <w:p>
+      <w:r>
+        <w:t>“As a matter of fact I did,” Luke said and pulled out his phone. “I’m designing the monster props for the movie Monster Hunter. The goblins are kind of cute and kind of stupid looking when they aren’t being scary. The other monsters have their own charm.”</w:t>
+      </w:r>
+    </w:p>
+    <w:p>
+      <w:r>
+        <w:t>Luke showed Rogers some of his prototypes.</w:t>
+      </w:r>
+    </w:p>
+    <w:p>
+      <w:r>
+        <w:t>“Damn, they look so realistic,” Rogers said. “I meant in this area.”</w:t>
+      </w:r>
+    </w:p>
+    <w:p>
+      <w:r>
+        <w:t>Luke glanced around and said, “What you see is what you get.”</w:t>
+      </w:r>
+    </w:p>
+    <w:p>
+      <w:r>
+        <w:t>“What about the…,” Jane began.</w:t>
+      </w:r>
+    </w:p>
+    <w:p>
+      <w:r>
         <w:lastRenderedPageBreak/>
-        <w:t>They drove to Luke’s training area.</w:t>
-      </w:r>
-    </w:p>
-    <w:p>
-      <w:r>
-        <w:t>“Luke, what is this thing?” Rogers asked by means of greetings.</w:t>
-      </w:r>
-    </w:p>
-    <w:p>
-      <w:r>
-        <w:t>“I’m working on a possible prop for a movie,” Luke said. “</w:t>
-      </w:r>
-      <w:r>
-        <w:t xml:space="preserve">This is a variation of the training Shaolin Monks are supposed to do. </w:t>
-      </w:r>
-      <w:r>
-        <w:t>This is so far out of the way I figured that no one would mind.”</w:t>
-      </w:r>
-    </w:p>
-    <w:p>
-      <w:r>
-        <w:t>“How does it work?” Rogers asked.</w:t>
-      </w:r>
-    </w:p>
-    <w:p>
-      <w:r>
-        <w:t xml:space="preserve">“The manikins are connected with drive chains. Spinning one spins all,” Luke said. He walked to a box and opened the lid. “These mechanical switches control the gearing. By randomly moving these I get a random horde every time. </w:t>
-      </w:r>
-      <w:r>
-        <w:t>I also control timing here. Would you like to try? I can lower the speed.”</w:t>
-      </w:r>
-    </w:p>
-    <w:p>
-      <w:r>
-        <w:t>“Did you build anything else?” Rogers asked</w:t>
-      </w:r>
-      <w:r>
-        <w:t>, ignoring the offer</w:t>
-      </w:r>
-      <w:r>
-        <w:t>.</w:t>
-      </w:r>
-    </w:p>
-    <w:p>
-      <w:r>
-        <w:t>Luke glanced around and said, “What you see is what you get.”</w:t>
-      </w:r>
-    </w:p>
-    <w:p>
-      <w:r>
-        <w:t>“What about the…,” Jane began.</w:t>
-      </w:r>
-    </w:p>
-    <w:p>
-      <w:r>
         <w:t>“Lieutenant,” Rogers said sternly, cutting her off. He turned to Luke and said, “I saw the plans for the military equipment for fighting monsters on your blog.”</w:t>
       </w:r>
     </w:p>
@@ -7672,7 +7989,6 @@
     </w:p>
     <w:p>
       <w:r>
-        <w:lastRenderedPageBreak/>
         <w:t>“You’re a military guy, aren’t you?” Luke asked. “Do you have ideas for futurist wars?”</w:t>
       </w:r>
     </w:p>
@@ -7695,13 +8011,19 @@
         <w:t>,</w:t>
       </w:r>
       <w:r>
-        <w:t>” Luke said. “I</w:t>
-      </w:r>
-      <w:r>
-        <w:t>t</w:t>
-      </w:r>
-      <w:r>
-        <w:t xml:space="preserve"> will be out next year.”</w:t>
+        <w:t>” Luke said. “</w:t>
+      </w:r>
+      <w:r>
+        <w:t xml:space="preserve">It was put on hold because of </w:t>
+      </w:r>
+      <w:r>
+        <w:rPr>
+          <w:i/>
+        </w:rPr>
+        <w:t>Monster Hunter</w:t>
+      </w:r>
+      <w:r>
+        <w:t>.”</w:t>
       </w:r>
     </w:p>
     <w:p>
@@ -7711,10 +8033,16 @@
     </w:p>
     <w:p>
       <w:r>
-        <w:t xml:space="preserve">“I had no idea,” Luke </w:t>
-      </w:r>
-      <w:r>
-        <w:t>marveled</w:t>
+        <w:t>“</w:t>
+      </w:r>
+      <w:r>
+        <w:t>That explains a lot</w:t>
+      </w:r>
+      <w:r>
+        <w:t xml:space="preserve">,” Luke </w:t>
+      </w:r>
+      <w:r>
+        <w:t>said, nodding</w:t>
       </w:r>
       <w:r>
         <w:t>. “Does it center around parks</w:t>
@@ -7733,10 +8061,13 @@
     </w:p>
     <w:p>
       <w:r>
-        <w:t>“That’s simple</w:t>
-      </w:r>
-      <w:r>
-        <w:t>. Just realize they</w:t>
+        <w:t>“</w:t>
+      </w:r>
+      <w:r>
+        <w:t>There is only one way to counter this mass psychosis effect,” Luke said. “</w:t>
+      </w:r>
+      <w:r>
+        <w:t>Just realize they</w:t>
       </w:r>
       <w:r>
         <w:t xml:space="preserve"> a</w:t>
@@ -7762,6 +8093,7 @@
     </w:p>
     <w:p>
       <w:r>
+        <w:lastRenderedPageBreak/>
         <w:t>Rogers and Jane spun around in fright. Both pulled out guns.</w:t>
       </w:r>
     </w:p>
@@ -7777,6 +8109,21 @@
     </w:p>
     <w:p>
       <w:r>
+        <w:t>“Do you know why?” Jane asked.</w:t>
+      </w:r>
+    </w:p>
+    <w:p>
+      <w:r>
+        <w:t>“It’s because monsters don’t exist,” Luke said. “They are psychological magnifications that show themselves to the emotionally vulnerable and in dark spooky places where our fears run rampant.</w:t>
+      </w:r>
+    </w:p>
+    <w:p>
+      <w:r>
+        <w:t>“For instance they aren’t weak to sunlight. They are weak to the effect sunlight has on…people. This is it,” Luke said excitedly. “I was trying to find the ending for the movie. This is seen in many horror movies. Damn, I need to write this down.</w:t>
+      </w:r>
+    </w:p>
+    <w:p>
+      <w:r>
         <w:t xml:space="preserve">“Remember always, there is no such </w:t>
       </w:r>
       <w:r>
@@ -7808,7 +8155,13 @@
     </w:p>
     <w:p>
       <w:r>
-        <w:t>“See you later,” Luke said and turned to go.</w:t>
+        <w:t>“See you later,” Luke said</w:t>
+      </w:r>
+      <w:r>
+        <w:t>, deep in thought</w:t>
+      </w:r>
+      <w:r>
+        <w:t>.</w:t>
       </w:r>
     </w:p>
     <w:p>
@@ -7818,13 +8171,24 @@
     </w:p>
     <w:p>
       <w:r>
-        <w:t>“Sorry. I thought you said good bye,” Luke said.</w:t>
-      </w:r>
-    </w:p>
-    <w:p>
-      <w:r>
-        <w:lastRenderedPageBreak/>
-        <w:t>“Have you met Mr. Arthur recently?” Rogers asked.</w:t>
+        <w:t xml:space="preserve">“Sorry. I thought you </w:t>
+      </w:r>
+      <w:r>
+        <w:t>were saying</w:t>
+      </w:r>
+      <w:r>
+        <w:t xml:space="preserve"> good bye,” Luke said.</w:t>
+      </w:r>
+    </w:p>
+    <w:p>
+      <w:r>
+        <w:t xml:space="preserve">“Have you met Mr. </w:t>
+      </w:r>
+      <w:r>
+        <w:t>Pen-Dragon</w:t>
+      </w:r>
+      <w:r>
+        <w:t xml:space="preserve"> recently?” Rogers asked.</w:t>
       </w:r>
     </w:p>
     <w:p>
@@ -7869,6 +8233,7 @@
     </w:p>
     <w:p>
       <w:r>
+        <w:lastRenderedPageBreak/>
         <w:t xml:space="preserve">“I know,” Luke </w:t>
       </w:r>
       <w:r>
@@ -7984,98 +8349,109 @@
     </w:p>
     <w:p>
       <w:r>
+        <w:t>“</w:t>
+      </w:r>
+      <w:r>
+        <w:t xml:space="preserve">Can the </w:t>
+      </w:r>
+      <w:r>
+        <w:t>agent</w:t>
+      </w:r>
+      <w:r>
+        <w:t xml:space="preserve"> find the secrets buried in an abandoned Venus floating mining city, and c</w:t>
+      </w:r>
+      <w:r>
+        <w:t>a</w:t>
+      </w:r>
+      <w:r>
+        <w:t>n those secrets prevent a war that could spell disaster for the human race?”</w:t>
+      </w:r>
+    </w:p>
+    <w:p>
+      <w:r>
+        <w:t xml:space="preserve">“You’re quite busy,” Jane </w:t>
+      </w:r>
+      <w:r>
+        <w:t>noted</w:t>
+      </w:r>
+      <w:r>
+        <w:t>.</w:t>
+      </w:r>
+    </w:p>
+    <w:p>
+      <w:r>
+        <w:t>“Don’t you ever work on props for regular movies?” Rogers asked.</w:t>
+      </w:r>
+    </w:p>
+    <w:p>
+      <w:r>
         <w:lastRenderedPageBreak/>
-        <w:t>“</w:t>
-      </w:r>
-      <w:r>
-        <w:t xml:space="preserve">Can the </w:t>
-      </w:r>
-      <w:r>
-        <w:t>agent</w:t>
-      </w:r>
-      <w:r>
-        <w:t xml:space="preserve"> find the secrets buried in an abandoned Venus floating mining city, and c</w:t>
-      </w:r>
-      <w:r>
-        <w:t>a</w:t>
-      </w:r>
-      <w:r>
-        <w:t>n those secrets prevent a war that could spell disaster for the human race?”</w:t>
-      </w:r>
-    </w:p>
-    <w:p>
-      <w:r>
-        <w:t xml:space="preserve">“You’re quite busy,” Jane </w:t>
-      </w:r>
-      <w:r>
-        <w:t>noted</w:t>
+        <w:t xml:space="preserve">“No way,” Luke </w:t>
+      </w:r>
+      <w:r>
+        <w:t>objected</w:t>
+      </w:r>
+      <w:r>
+        <w:t xml:space="preserve">. “That’s boring. There are two types of story tellers </w:t>
+      </w:r>
+      <w:r>
+        <w:t>–</w:t>
+      </w:r>
+      <w:r>
+        <w:t xml:space="preserve"> Those</w:t>
+      </w:r>
+      <w:r>
+        <w:t xml:space="preserve"> </w:t>
+      </w:r>
+      <w:r>
+        <w:t>who entertain people and put them to sleep and those who awake</w:t>
+      </w:r>
+      <w:r>
+        <w:t>n</w:t>
+      </w:r>
+      <w:r>
+        <w:t xml:space="preserve"> people to new worlds of </w:t>
+      </w:r>
+      <w:r>
+        <w:t>possibilities</w:t>
+      </w:r>
+      <w:r>
+        <w:t>.”</w:t>
+      </w:r>
+    </w:p>
+    <w:p>
+      <w:r>
+        <w:t>“It was a pleasure talking to you,” Rogers said.</w:t>
+      </w:r>
+    </w:p>
+    <w:p>
+      <w:r>
+        <w:t>“Visit anytime,” Luke said.</w:t>
+      </w:r>
+    </w:p>
+    <w:p>
+      <w:r>
+        <w:t xml:space="preserve">Luke watched as </w:t>
+      </w:r>
+      <w:r>
+        <w:t>the two drove away. He headed into his bunker and down to h</w:t>
+      </w:r>
+      <w:r>
+        <w:t xml:space="preserve">is </w:t>
+      </w:r>
+      <w:r>
+        <w:t>office</w:t>
       </w:r>
       <w:r>
         <w:t>.</w:t>
       </w:r>
-    </w:p>
-    <w:p>
-      <w:r>
-        <w:t>“Don’t you ever work on props for regular movies?” Rogers asked.</w:t>
-      </w:r>
-    </w:p>
-    <w:p>
-      <w:r>
-        <w:t xml:space="preserve">“No way,” Luke </w:t>
-      </w:r>
-      <w:r>
-        <w:t>objected</w:t>
-      </w:r>
-      <w:r>
-        <w:t xml:space="preserve">. “That’s boring. There are two types of story tellers </w:t>
-      </w:r>
-      <w:r>
-        <w:t>–</w:t>
-      </w:r>
-      <w:r>
-        <w:t xml:space="preserve"> Those</w:t>
-      </w:r>
-      <w:r>
-        <w:t xml:space="preserve"> </w:t>
-      </w:r>
-      <w:r>
-        <w:t>who entertain people and put them to sleep and those who awake</w:t>
-      </w:r>
-      <w:r>
-        <w:t>n</w:t>
-      </w:r>
-      <w:r>
-        <w:t xml:space="preserve"> people to new worlds of </w:t>
-      </w:r>
-      <w:r>
-        <w:t>possibilities</w:t>
-      </w:r>
-      <w:r>
-        <w:t>.”</w:t>
-      </w:r>
-    </w:p>
-    <w:p>
-      <w:r>
-        <w:t>“It was a pleasure talking to you,” Rogers said.</w:t>
-      </w:r>
-    </w:p>
-    <w:p>
-      <w:r>
-        <w:t>“Visit anytime,” Luke said.</w:t>
-      </w:r>
-    </w:p>
-    <w:p>
-      <w:r>
-        <w:t xml:space="preserve">Luke watched as </w:t>
-      </w:r>
-      <w:r>
-        <w:t>the two drove away. He headed into his bunker and down to h</w:t>
-      </w:r>
-      <w:r>
-        <w:t>is workroom. He had work to do.</w:t>
-      </w:r>
-      <w:r>
-        <w:t xml:space="preserve"> More importantly he needed a shower. His training regiment was exhausting and he was </w:t>
+      <w:r>
+        <w:t xml:space="preserve"> The conversation with Rogers was inspiring.</w:t>
+      </w:r>
+    </w:p>
+    <w:p>
+      <w:r>
+        <w:t xml:space="preserve">More importantly he needed a shower. His training regiment was exhausting and he was </w:t>
       </w:r>
       <w:r>
         <w:t>soaked with sweat</w:t>
@@ -8094,8 +8470,8 @@
         </w:rPr>
         <w:drawing>
           <wp:inline distT="0" distB="0" distL="0" distR="0">
-            <wp:extent cx="201930" cy="77470"/>
-            <wp:effectExtent l="0" t="0" r="0" b="0"/>
+            <wp:extent cx="264352" cy="101418"/>
+            <wp:effectExtent l="19050" t="0" r="2348" b="0"/>
             <wp:docPr id="6" name="Picture 30" descr="MC900065312[1]"/>
             <wp:cNvGraphicFramePr>
               <a:graphicFrameLocks xmlns:a="http://schemas.openxmlformats.org/drawingml/2006/main" noChangeAspect="1"/>
@@ -8113,7 +8489,7 @@
                     <a:blip r:embed="rId12" cstate="print">
                       <a:extLst>
                         <a:ext uri="{28A0092B-C50C-407E-A947-70E740481C1C}">
-                          <a14:useLocalDpi xmlns="" xmlns:wpc="http://schemas.microsoft.com/office/word/2010/wordprocessingCanvas" xmlns:cx="http://schemas.microsoft.com/office/drawing/2014/chartex" xmlns:cx1="http://schemas.microsoft.com/office/drawing/2015/9/8/chartex" xmlns:cx2="http://schemas.microsoft.com/office/drawing/2015/10/21/chartex" xmlns:cx3="http://schemas.microsoft.com/office/drawing/2016/5/9/chartex" xmlns:cx4="http://schemas.microsoft.com/office/drawing/2016/5/10/chartex" xmlns:cx5="http://schemas.microsoft.com/office/drawing/2016/5/11/chartex" xmlns:cx6="http://schemas.microsoft.com/office/drawing/2016/5/12/chartex" xmlns:cx7="http://schemas.microsoft.com/office/drawing/2016/5/13/chartex" xmlns:cx8="http://schemas.microsoft.com/office/drawing/2016/5/14/chartex" xmlns:mc="http://schemas.openxmlformats.org/markup-compatibility/2006" xmlns:aink="http://schemas.microsoft.com/office/drawing/2016/ink" xmlns:am3d="http://schemas.microsoft.com/office/drawing/2017/model3d" xmlns:o="urn:schemas-microsoft-com:office:office" xmlns:oel="http://schemas.microsoft.com/office/2019/extlst" xmlns:v="urn:schemas-microsoft-com:vml" xmlns:wp14="http://schemas.microsoft.com/office/word/2010/wordprocessingDrawing" xmlns:w10="urn:schemas-microsoft-com:office:word" xmlns:w="http://schemas.openxmlformats.org/wordprocessingml/2006/main" xmlns:w14="http://schemas.microsoft.com/office/word/2010/wordml" xmlns:w15="http://schemas.microsoft.com/office/word/2012/wordml" xmlns:w16cex="http://schemas.microsoft.com/office/word/2018/wordml/cex" xmlns:w16cid="http://schemas.microsoft.com/office/word/2016/wordml/cid" xmlns:w16="http://schemas.microsoft.com/office/word/2018/wordml" xmlns:w16sdtdh="http://schemas.microsoft.com/office/word/2020/wordml/sdtdatahash" xmlns:w16se="http://schemas.microsoft.com/office/word/2015/wordml/symex" xmlns:wpg="http://schemas.microsoft.com/office/word/2010/wordprocessingGroup" xmlns:wpi="http://schemas.microsoft.com/office/word/2010/wordprocessingInk" xmlns:wps="http://schemas.microsoft.com/office/word/2010/wordprocessingShape" xmlns:a14="http://schemas.microsoft.com/office/drawing/2010/main" val="0"/>
+                          <a14:useLocalDpi xmlns:a14="http://schemas.microsoft.com/office/drawing/2010/main" xmlns:wps="http://schemas.microsoft.com/office/word/2010/wordprocessingShape" xmlns:wpi="http://schemas.microsoft.com/office/word/2010/wordprocessingInk" xmlns:wpg="http://schemas.microsoft.com/office/word/2010/wordprocessingGroup" xmlns:w16se="http://schemas.microsoft.com/office/word/2015/wordml/symex" xmlns:w16sdtdh="http://schemas.microsoft.com/office/word/2020/wordml/sdtdatahash" xmlns:w16="http://schemas.microsoft.com/office/word/2018/wordml" xmlns:w16cid="http://schemas.microsoft.com/office/word/2016/wordml/cid" xmlns:w16cex="http://schemas.microsoft.com/office/word/2018/wordml/cex" xmlns:w15="http://schemas.microsoft.com/office/word/2012/wordml" xmlns:w14="http://schemas.microsoft.com/office/word/2010/wordml" xmlns:w="http://schemas.openxmlformats.org/wordprocessingml/2006/main" xmlns:w10="urn:schemas-microsoft-com:office:word" xmlns:wp14="http://schemas.microsoft.com/office/word/2010/wordprocessingDrawing" xmlns:v="urn:schemas-microsoft-com:vml" xmlns:oel="http://schemas.microsoft.com/office/2019/extlst" xmlns:o="urn:schemas-microsoft-com:office:office" xmlns:am3d="http://schemas.microsoft.com/office/drawing/2017/model3d" xmlns:aink="http://schemas.microsoft.com/office/drawing/2016/ink" xmlns:mc="http://schemas.openxmlformats.org/markup-compatibility/2006" xmlns:cx8="http://schemas.microsoft.com/office/drawing/2016/5/14/chartex" xmlns:cx7="http://schemas.microsoft.com/office/drawing/2016/5/13/chartex" xmlns:cx6="http://schemas.microsoft.com/office/drawing/2016/5/12/chartex" xmlns:cx5="http://schemas.microsoft.com/office/drawing/2016/5/11/chartex" xmlns:cx4="http://schemas.microsoft.com/office/drawing/2016/5/10/chartex" xmlns:cx3="http://schemas.microsoft.com/office/drawing/2016/5/9/chartex" xmlns:cx2="http://schemas.microsoft.com/office/drawing/2015/10/21/chartex" xmlns:cx1="http://schemas.microsoft.com/office/drawing/2015/9/8/chartex" xmlns:cx="http://schemas.microsoft.com/office/drawing/2014/chartex" xmlns:wpc="http://schemas.microsoft.com/office/word/2010/wordprocessingCanvas" xmlns="" val="0"/>
                         </a:ext>
                       </a:extLst>
                     </a:blip>
@@ -8125,7 +8501,7 @@
                   <pic:spPr bwMode="auto">
                     <a:xfrm>
                       <a:off x="0" y="0"/>
-                      <a:ext cx="201930" cy="77470"/>
+                      <a:ext cx="262536" cy="100721"/>
                     </a:xfrm>
                     <a:prstGeom prst="rect">
                       <a:avLst/>
@@ -8157,7 +8533,10 @@
         <w:t xml:space="preserve">Luke arrived </w:t>
       </w:r>
       <w:r>
-        <w:t xml:space="preserve">Friday morning, </w:t>
+        <w:t>Friday</w:t>
+      </w:r>
+      <w:r>
+        <w:t xml:space="preserve"> morning, </w:t>
       </w:r>
       <w:r>
         <w:t>8:54</w:t>
@@ -8201,98 +8580,565 @@
         <w:t xml:space="preserve">but </w:t>
       </w:r>
       <w:r>
-        <w:t xml:space="preserve">I can never sleep on the plane,” Luke </w:t>
-      </w:r>
-      <w:r>
-        <w:t>apologized</w:t>
+        <w:t>I can never sleep on plane</w:t>
+      </w:r>
+      <w:r>
+        <w:t xml:space="preserve">s. Also, Major Rogers gave me inspiration for the end of </w:t>
+      </w:r>
+      <w:r>
+        <w:rPr>
+          <w:i/>
+        </w:rPr>
+        <w:t>Monster Hunter</w:t>
+      </w:r>
+      <w:r>
+        <w:t>. I hope to give you the draft by the end of the day</w:t>
+      </w:r>
+      <w:r>
+        <w:t xml:space="preserve">,” Luke </w:t>
+      </w:r>
+      <w:r>
+        <w:t>said</w:t>
       </w:r>
       <w:r>
         <w:t>.</w:t>
       </w:r>
+    </w:p>
+    <w:p>
+      <w:r>
+        <w:t>“</w:t>
+      </w:r>
+      <w:r>
+        <w:t>Princess, I didn’t know you worked for the industry.”</w:t>
+      </w:r>
+    </w:p>
+    <w:p>
+      <w:r>
+        <w:t>“I work on clothing and choreography,” Annie said.</w:t>
+      </w:r>
+    </w:p>
+    <w:p>
+      <w:r>
+        <w:t xml:space="preserve">Luke winked at her and said, </w:t>
+      </w:r>
+      <w:r>
+        <w:t>“</w:t>
+      </w:r>
+      <w:r>
+        <w:t>With your fashion sense, I’m not surprised</w:t>
+      </w:r>
+      <w:r>
+        <w:t>.</w:t>
+      </w:r>
+      <w:r>
+        <w:t>”</w:t>
+      </w:r>
+    </w:p>
+    <w:p>
+      <w:r>
+        <w:t>Annie rolled her eyes but said nothing.</w:t>
+      </w:r>
+    </w:p>
+    <w:p>
+      <w:r>
+        <w:t>“Annie will show you around,” Arthur said. “I have an interview scheduled at 1:00PM.”</w:t>
+      </w:r>
+    </w:p>
+    <w:p>
+      <w:r>
+        <w:t>“Have fun with the interview,” Luke said.</w:t>
+      </w:r>
+    </w:p>
+    <w:p>
+      <w:r>
+        <w:lastRenderedPageBreak/>
+        <w:t xml:space="preserve">“You’re the guest of the interview,” Arthur said. “Sorry about </w:t>
+      </w:r>
+      <w:r>
+        <w:t xml:space="preserve">not </w:t>
+      </w:r>
+      <w:r>
+        <w:t>warning you.”</w:t>
+      </w:r>
+    </w:p>
+    <w:p>
+      <w:r>
+        <w:t xml:space="preserve">“But I didn’t have time to prepare,” Luke </w:t>
+      </w:r>
+      <w:r>
+        <w:t>said</w:t>
+      </w:r>
+      <w:r>
+        <w:t>.</w:t>
+      </w:r>
+      <w:r>
+        <w:t xml:space="preserve"> “More importantly, why would people want to interview me?”</w:t>
+      </w:r>
+    </w:p>
+    <w:p>
+      <w:r>
+        <w:t>“They interviewed you at the Oscars, didn’t they?” Arthur asked.</w:t>
+      </w:r>
+    </w:p>
+    <w:p>
+      <w:r>
+        <w:t xml:space="preserve">“That’s different,” Luke </w:t>
+      </w:r>
+      <w:r>
+        <w:t>said</w:t>
+      </w:r>
+      <w:r>
+        <w:t xml:space="preserve">. “Everyone is interested in the lives of celebrities and </w:t>
+      </w:r>
+      <w:r>
+        <w:t xml:space="preserve">Oscar </w:t>
+      </w:r>
+      <w:r>
+        <w:t xml:space="preserve">winners. </w:t>
+      </w:r>
+      <w:r>
+        <w:t>But that’s old news now.</w:t>
+      </w:r>
+      <w:r>
+        <w:t>”</w:t>
+      </w:r>
+    </w:p>
+    <w:p>
+      <w:r>
+        <w:t>“</w:t>
+      </w:r>
+      <w:r>
+        <w:t>Believe it or not but people have taken notice of you</w:t>
+      </w:r>
+      <w:r>
+        <w:t>,</w:t>
+      </w:r>
+      <w:r>
+        <w:t>” Arthur asked. “</w:t>
+      </w:r>
+      <w:r>
+        <w:t xml:space="preserve">Think of Avatar. More people went for the special effects than the story. </w:t>
+      </w:r>
+      <w:r>
+        <w:t>Alvin’s will have to pay you more if they expect to keep you.</w:t>
+      </w:r>
+      <w:r>
+        <w:t>”</w:t>
+      </w:r>
+    </w:p>
+    <w:p>
+      <w:r>
+        <w:t>“That</w:t>
+      </w:r>
+      <w:r>
+        <w:t>’s</w:t>
+      </w:r>
+      <w:r>
+        <w:t xml:space="preserve"> interesting,” Luke mused. “</w:t>
+      </w:r>
+      <w:r>
+        <w:t>A week after the Oscars,</w:t>
+      </w:r>
+      <w:r>
+        <w:t xml:space="preserve"> I talked to my bank and discovered my available line of credit had </w:t>
+      </w:r>
+      <w:r>
+        <w:t xml:space="preserve">vastly </w:t>
+      </w:r>
+      <w:r>
+        <w:t>increased.”</w:t>
+      </w:r>
+    </w:p>
+    <w:p>
+      <w:r>
+        <w:t>“Precisely,</w:t>
+      </w:r>
+      <w:r>
+        <w:t>”</w:t>
+      </w:r>
+      <w:r>
+        <w:t xml:space="preserve"> Author </w:t>
+      </w:r>
+      <w:r>
+        <w:t>said</w:t>
+      </w:r>
+      <w:r>
+        <w:t xml:space="preserve">. He turned to Annie and </w:t>
+      </w:r>
+      <w:r>
+        <w:t>said</w:t>
+      </w:r>
+      <w:r>
+        <w:t xml:space="preserve">, </w:t>
+      </w:r>
+      <w:r>
+        <w:t>“</w:t>
+      </w:r>
+      <w:r>
+        <w:t xml:space="preserve">Annie, </w:t>
+      </w:r>
+      <w:r>
+        <w:t xml:space="preserve">please </w:t>
+      </w:r>
+      <w:r>
+        <w:t>show Luke around</w:t>
+      </w:r>
+      <w:r>
+        <w:t>.</w:t>
+      </w:r>
+      <w:r>
+        <w:t>”</w:t>
+      </w:r>
+    </w:p>
+    <w:p>
+      <w:r>
+        <w:t>“Yes dad,” Annie said</w:t>
+      </w:r>
+      <w:r>
+        <w:t xml:space="preserve"> reluctantly</w:t>
+      </w:r>
+      <w:r>
+        <w:t>.</w:t>
+      </w:r>
+      <w:r>
+        <w:t xml:space="preserve"> “Come </w:t>
+      </w:r>
+      <w:r>
+        <w:t>Luke,</w:t>
+      </w:r>
+      <w:r>
+        <w:t xml:space="preserve"> I’ll show you around.”</w:t>
+      </w:r>
+    </w:p>
+    <w:p>
+      <w:r>
+        <w:t>The tour went through the kitchen, offices, social areas, and ended at the workshop.</w:t>
+      </w:r>
+    </w:p>
+    <w:p>
+      <w:r>
+        <w:t>The shop was a</w:t>
+      </w:r>
+      <w:r>
+        <w:t>n</w:t>
+      </w:r>
+      <w:r>
+        <w:t xml:space="preserve"> organized mess of half complete projects. People worked hard to meet deadlines.</w:t>
+      </w:r>
+    </w:p>
+    <w:p>
+      <w:r>
+        <w:t>“Luke, this is everyone,” Annie said. “Everyone, this is Luke</w:t>
+      </w:r>
+      <w:r>
+        <w:t>.”</w:t>
+      </w:r>
+    </w:p>
+    <w:p>
+      <w:r>
+        <w:t xml:space="preserve">“Thank you Princess for that marvelous introduction,” Luke said with a </w:t>
+      </w:r>
+      <w:r>
+        <w:t xml:space="preserve">sideways </w:t>
+      </w:r>
+      <w:r>
+        <w:t>smile.</w:t>
+      </w:r>
+      <w:r>
+        <w:t xml:space="preserve"> “</w:t>
+      </w:r>
+      <w:r>
+        <w:t>As always, y</w:t>
+      </w:r>
+      <w:r>
+        <w:t>our eloquence is superlative.”</w:t>
+      </w:r>
+    </w:p>
+    <w:p>
+      <w:r>
+        <w:t xml:space="preserve">Annie blew him a </w:t>
+      </w:r>
+      <w:r>
+        <w:t>raspberry</w:t>
+      </w:r>
+      <w:r>
+        <w:t>.</w:t>
+      </w:r>
+    </w:p>
+    <w:p>
+      <w:r>
+        <w:t>Luke returned the raspberry with an air kiss.</w:t>
+      </w:r>
+    </w:p>
+    <w:p>
+      <w:r>
+        <w:lastRenderedPageBreak/>
+        <w:t>Annie frowned and walked away.</w:t>
+      </w:r>
+    </w:p>
+    <w:p>
+      <w:r>
+        <w:t>“I’m Sam Jones. Why did you call her princess?” Sam asked.</w:t>
+      </w:r>
+    </w:p>
+    <w:p>
+      <w:r>
+        <w:t>“Because her father’s name is Arthur</w:t>
+      </w:r>
       <w:r>
         <w:t xml:space="preserve"> </w:t>
       </w:r>
       <w:r>
-        <w:t>“</w:t>
-      </w:r>
-      <w:r>
-        <w:t>Princess, I didn’t know you worked for the industry.”</w:t>
-      </w:r>
-    </w:p>
-    <w:p>
-      <w:r>
-        <w:t>“I work on clothing and choreography,” Annie said.</w:t>
-      </w:r>
-    </w:p>
-    <w:p>
-      <w:r>
-        <w:t>“</w:t>
-      </w:r>
-      <w:r>
-        <w:t>With your fashion sense, I’m not surprised</w:t>
-      </w:r>
-      <w:r>
-        <w:t>,” Luke said with a smile.</w:t>
-      </w:r>
-    </w:p>
-    <w:p>
-      <w:r>
-        <w:t>Annie rolled her eyes but said nothing.</w:t>
+        <w:t>Pen</w:t>
+      </w:r>
+      <w:r>
+        <w:t>n-D</w:t>
+      </w:r>
+      <w:r>
+        <w:t xml:space="preserve">ragon,” Luke </w:t>
+      </w:r>
+      <w:r>
+        <w:t>explained</w:t>
+      </w:r>
+      <w:r>
+        <w:t>. He paused and then said in annoyance, “Haven’t any of you heard of King Arthur and the Knights of the Round Table?”</w:t>
+      </w:r>
+    </w:p>
+    <w:p>
+      <w:r>
+        <w:t>“Oh yes, now I understand,” a woman said.</w:t>
+      </w:r>
+    </w:p>
+    <w:p>
+      <w:r>
+        <w:t xml:space="preserve">“Everyone, remember, our job is to create illusion,” Luke said. “The only way to do that is </w:t>
+      </w:r>
+      <w:r>
+        <w:t xml:space="preserve">if </w:t>
+      </w:r>
+      <w:r>
+        <w:t xml:space="preserve">we can visualize </w:t>
+      </w:r>
+      <w:r>
+        <w:t>a different reality, one filled with flowers and unicorns, as well as evil monsters wanting to destroy everything</w:t>
+      </w:r>
+      <w:r>
+        <w:t>, and occasionally a carnivorous unicorn</w:t>
+      </w:r>
+      <w:r>
+        <w:t>.”</w:t>
+      </w:r>
+    </w:p>
+    <w:p>
+      <w:r>
+        <w:t>“Show me what</w:t>
+      </w:r>
+      <w:r>
+        <w:t xml:space="preserve"> you’re working on,” Luke </w:t>
+      </w:r>
+      <w:r>
+        <w:t>asked the team</w:t>
+      </w:r>
+      <w:r>
+        <w:t>.</w:t>
+      </w:r>
+    </w:p>
+    <w:p>
+      <w:r>
+        <w:t xml:space="preserve">Before he knew it, </w:t>
+      </w:r>
+      <w:r>
+        <w:t xml:space="preserve">Luke </w:t>
+      </w:r>
+      <w:r>
+        <w:t>was</w:t>
+      </w:r>
+      <w:r>
+        <w:t xml:space="preserve"> interrupted when movie crew entered.</w:t>
+      </w:r>
+    </w:p>
+    <w:p>
+      <w:r>
+        <w:t xml:space="preserve">“And here is Luke Callahan, Oscar winner for best special effects,” </w:t>
+      </w:r>
+      <w:r>
+        <w:t>a Japanese</w:t>
+      </w:r>
+      <w:r>
+        <w:t xml:space="preserve"> </w:t>
+      </w:r>
+      <w:r>
+        <w:t xml:space="preserve">reporter </w:t>
+      </w:r>
+      <w:r>
+        <w:t>said. “Luke, may we ask you a few questions?”</w:t>
+      </w:r>
+    </w:p>
+    <w:p>
+      <w:r>
+        <w:t>“No problem</w:t>
+      </w:r>
+      <w:r>
+        <w:t xml:space="preserve"> </w:t>
+      </w:r>
+      <w:r>
+        <w:t xml:space="preserve">Hadaka </w:t>
+      </w:r>
+      <w:r>
+        <w:t>San</w:t>
+      </w:r>
+      <w:r>
+        <w:t>,” Luke said.</w:t>
+      </w:r>
+    </w:p>
+    <w:p>
+      <w:r>
+        <w:t xml:space="preserve">“Where do you get your inspiration from?” </w:t>
+      </w:r>
+      <w:r>
+        <w:t xml:space="preserve">Hadaka </w:t>
+      </w:r>
+      <w:r>
+        <w:t>asked.</w:t>
+      </w:r>
+    </w:p>
+    <w:p>
+      <w:r>
+        <w:t xml:space="preserve">“From my dreams,” Luke </w:t>
+      </w:r>
+      <w:r>
+        <w:t>said</w:t>
+      </w:r>
+      <w:r>
+        <w:t>. “I’ve been journaling them faithfully since I was twelve. Everyone should record their dreams. All the greatest geniuses get their inspiration from there. I’m no exception.”</w:t>
+      </w:r>
+    </w:p>
+    <w:p>
+      <w:r>
+        <w:t xml:space="preserve">Luke </w:t>
+      </w:r>
+      <w:r>
+        <w:t xml:space="preserve">waved his </w:t>
+      </w:r>
+      <w:r>
+        <w:t xml:space="preserve">arms </w:t>
+      </w:r>
+      <w:r>
+        <w:t>frantically a</w:t>
+      </w:r>
+      <w:r>
+        <w:t xml:space="preserve">nd said hastily, “Hold it. I didn’t mean to sound arrogant. I’m just saying </w:t>
+      </w:r>
+      <w:r>
+        <w:t>I use dreams to make myself creative, and so can everyone else.</w:t>
+      </w:r>
+    </w:p>
+    <w:p>
+      <w:r>
+        <w:t>“Of course, you need to prime your subconscious,” Luke added. “Each of the great dreamers immersed themselves in the subject so greatly they felt like puking</w:t>
+      </w:r>
+      <w:r>
+        <w:t>.</w:t>
       </w:r>
     </w:p>
     <w:p>
       <w:r>
         <w:lastRenderedPageBreak/>
-        <w:t>“Annie will show you around,” Arthur said. “I have an interview scheduled at 1:00PM.”</w:t>
-      </w:r>
-    </w:p>
-    <w:p>
-      <w:r>
-        <w:t>“Have fun with the interview,” Luke said.</w:t>
-      </w:r>
-    </w:p>
-    <w:p>
-      <w:r>
-        <w:t xml:space="preserve">“You’re the guest of the interview,” Arthur said. “Sorry about </w:t>
-      </w:r>
-      <w:r>
-        <w:t xml:space="preserve">not </w:t>
-      </w:r>
-      <w:r>
-        <w:t>warning you.”</w:t>
-      </w:r>
-    </w:p>
-    <w:p>
-      <w:r>
-        <w:t>“But I didn’t have time to prepare,” Luke complained.</w:t>
-      </w:r>
-      <w:r>
-        <w:t xml:space="preserve"> “More importantly, why would people want to interview me?”</w:t>
-      </w:r>
-    </w:p>
-    <w:p>
-      <w:r>
-        <w:t>“They interviewed you at the Oscars, didn’t they?” Arthur asked.</w:t>
-      </w:r>
-    </w:p>
-    <w:p>
-      <w:r>
-        <w:t xml:space="preserve">“That’s different,” Luke </w:t>
-      </w:r>
-      <w:r>
-        <w:t>argued</w:t>
-      </w:r>
-      <w:r>
-        <w:t xml:space="preserve">. “Everyone is interested in the lives of celebrities and </w:t>
-      </w:r>
-      <w:r>
-        <w:t xml:space="preserve">Oscar </w:t>
-      </w:r>
-      <w:r>
-        <w:t xml:space="preserve">winners. </w:t>
-      </w:r>
-      <w:r>
-        <w:t>But that’s old news now.</w:t>
+        <w:t>“But still, dream recall is essential.”</w:t>
+      </w:r>
+    </w:p>
+    <w:p>
+      <w:r>
+        <w:t xml:space="preserve">“What are you working on now?” </w:t>
+      </w:r>
+      <w:r>
+        <w:t xml:space="preserve">Hadaka </w:t>
+      </w:r>
+      <w:r>
+        <w:t>asked.</w:t>
+      </w:r>
+    </w:p>
+    <w:p>
+      <w:r>
+        <w:t>“I’m just helping out,” Luke said. “You need to ask Sam our project lead about the details. Sam, come here.”</w:t>
+      </w:r>
+    </w:p>
+    <w:p>
+      <w:r>
+        <w:t xml:space="preserve">“We are working </w:t>
+      </w:r>
+      <w:r>
+        <w:t xml:space="preserve">on </w:t>
+      </w:r>
+      <w:r>
+        <w:t>a superhero movie,” Sam said. “I can’t tell you the details, but I like Luke’s ideas.”</w:t>
+      </w:r>
+    </w:p>
+    <w:p>
+      <w:r>
+        <w:t xml:space="preserve">Luke freaked out. The camera captured Luke </w:t>
+      </w:r>
+      <w:r>
+        <w:t xml:space="preserve">half-running, half-staggering </w:t>
+      </w:r>
+      <w:r>
+        <w:t xml:space="preserve">back and forth, screaming, “Earthquake.” </w:t>
+      </w:r>
+      <w:r>
+        <w:t>He collided with a wall and fell on his ass.</w:t>
+      </w:r>
+    </w:p>
+    <w:p>
+      <w:r>
+        <w:t xml:space="preserve">“Oh my goodness, are you okay?” </w:t>
+      </w:r>
+      <w:r>
+        <w:t xml:space="preserve">Hadaka </w:t>
+      </w:r>
+      <w:r>
+        <w:t xml:space="preserve">asked worriedly. She </w:t>
+      </w:r>
+      <w:r>
+        <w:t>grabbed an arm and pulled, but he wouldn’t budge</w:t>
+      </w:r>
+      <w:r>
+        <w:t>.</w:t>
+      </w:r>
+    </w:p>
+    <w:p>
+      <w:r>
+        <w:t xml:space="preserve">Luke blinked and </w:t>
+      </w:r>
+      <w:r>
+        <w:t>stared at Hadaka</w:t>
+      </w:r>
+      <w:r>
+        <w:t xml:space="preserve"> with a confused look. He then said, “You can’t pull me up. I’m too heavy. Too many burritos, not enough exercise.”</w:t>
+      </w:r>
+      <w:r>
+        <w:t xml:space="preserve"> He patted his ample stomach for emphasis.</w:t>
+      </w:r>
+    </w:p>
+    <w:p>
+      <w:r>
+        <w:t xml:space="preserve">Luke got up and said with an embarrassed laugh, “Sorry I scared you. I wanted to demonstrate my acting skills. Don’t say anything. I know what you’re thinking. I </w:t>
+      </w:r>
+      <w:r>
+        <w:t>shouldn’t quit my day job.”</w:t>
+      </w:r>
+    </w:p>
+    <w:p>
+      <w:r>
+        <w:t xml:space="preserve">“No, that was a good impersonation of being in an earthquake,” </w:t>
+      </w:r>
+      <w:r>
+        <w:t xml:space="preserve">Hadaka </w:t>
+      </w:r>
+      <w:r>
+        <w:t>said</w:t>
+      </w:r>
+      <w:r>
+        <w:t>. “It was just unexpected.</w:t>
       </w:r>
       <w:r>
         <w:t>”</w:t>
@@ -8300,449 +9146,32 @@
     </w:p>
     <w:p>
       <w:r>
-        <w:t>“</w:t>
-      </w:r>
-      <w:r>
-        <w:t>Believe it or not but people have taken notice of you</w:t>
-      </w:r>
-      <w:r>
-        <w:t>,</w:t>
-      </w:r>
-      <w:r>
-        <w:t>” Arthur asked. “</w:t>
-      </w:r>
-      <w:r>
-        <w:t xml:space="preserve">Think of Avatar. More people went for the special effects than the story. </w:t>
-      </w:r>
-      <w:r>
-        <w:t>Alvin’s will have to pay you more if they expect to keep you.</w:t>
-      </w:r>
-      <w:r>
-        <w:t>”</w:t>
-      </w:r>
-    </w:p>
-    <w:p>
-      <w:r>
-        <w:t>“That</w:t>
-      </w:r>
-      <w:r>
-        <w:t>’s</w:t>
-      </w:r>
-      <w:r>
-        <w:t xml:space="preserve"> interesting,” Luke mused. “</w:t>
-      </w:r>
-      <w:r>
-        <w:t>A week after the Oscars,</w:t>
-      </w:r>
-      <w:r>
-        <w:t xml:space="preserve"> I talked to my bank and discovered my available line of credit had increased.”</w:t>
-      </w:r>
-    </w:p>
-    <w:p>
-      <w:r>
-        <w:t>“Precisely,</w:t>
-      </w:r>
-      <w:r>
-        <w:t>”</w:t>
-      </w:r>
-      <w:r>
-        <w:t xml:space="preserve"> Author agreed. He turned to Annie and asked, </w:t>
-      </w:r>
-      <w:r>
-        <w:t>“</w:t>
-      </w:r>
-      <w:r>
-        <w:t xml:space="preserve">Annie, </w:t>
-      </w:r>
-      <w:r>
-        <w:t xml:space="preserve">please </w:t>
-      </w:r>
-      <w:r>
-        <w:t>show Luke around</w:t>
-      </w:r>
-      <w:r>
-        <w:t>.</w:t>
-      </w:r>
-      <w:r>
-        <w:t>”</w:t>
-      </w:r>
-    </w:p>
-    <w:p>
-      <w:r>
-        <w:t>“Yes dad,” Annie said</w:t>
-      </w:r>
-      <w:r>
-        <w:t xml:space="preserve"> reluctantly</w:t>
-      </w:r>
-      <w:r>
-        <w:t>.</w:t>
-      </w:r>
-      <w:r>
-        <w:t xml:space="preserve"> “Come </w:t>
-      </w:r>
-      <w:r>
-        <w:t>Luke,</w:t>
-      </w:r>
-      <w:r>
-        <w:t xml:space="preserve"> I’ll show you around.”</w:t>
-      </w:r>
-    </w:p>
-    <w:p>
-      <w:r>
-        <w:t>The tour went through the kitchen, offices, social areas, and ended at the workshop.</w:t>
-      </w:r>
-    </w:p>
-    <w:p>
-      <w:r>
-        <w:t>The shop was a</w:t>
-      </w:r>
-      <w:r>
-        <w:t>n</w:t>
-      </w:r>
-      <w:r>
-        <w:t xml:space="preserve"> organized mess of half complete projects. People worked hard to meet deadlines.</w:t>
-      </w:r>
-    </w:p>
-    <w:p>
-      <w:r>
-        <w:t>“Luke, this is everyone,” Annie said. “Everyone, this is Luke</w:t>
-      </w:r>
-      <w:r>
-        <w:t>.”</w:t>
-      </w:r>
-    </w:p>
-    <w:p>
-      <w:r>
-        <w:t xml:space="preserve">“Thank you Princess for that marvelous introduction,” Luke said with a </w:t>
-      </w:r>
-      <w:r>
-        <w:t xml:space="preserve">sideways </w:t>
-      </w:r>
-      <w:r>
-        <w:t>smile.</w:t>
-      </w:r>
-      <w:r>
-        <w:t xml:space="preserve"> “</w:t>
-      </w:r>
-      <w:r>
-        <w:t>As always, y</w:t>
-      </w:r>
-      <w:r>
-        <w:t>our eloquence is superlative.”</w:t>
+        <w:t xml:space="preserve">Hadaka paused and then asked, </w:t>
+      </w:r>
+      <w:r>
+        <w:t>“I have been wondering, aren’t you hot in that coat of yours? Also, how come you always wear a sword?”</w:t>
+      </w:r>
+    </w:p>
+    <w:p>
+      <w:r>
+        <w:t xml:space="preserve">“This is my image of being a mysterious character. Although some would say </w:t>
+      </w:r>
+      <w:r>
+        <w:t xml:space="preserve">a </w:t>
+      </w:r>
+      <w:r>
+        <w:t>shady character</w:t>
+      </w:r>
+      <w:r>
+        <w:t>. Others, such as Annie Penn-Dragon would say I’m just a big fat slob</w:t>
+      </w:r>
+      <w:r>
+        <w:t>,” Luke added with a laugh. “As for the heat, I have solid state air conditioning.</w:t>
       </w:r>
     </w:p>
     <w:p>
       <w:r>
         <w:lastRenderedPageBreak/>
-        <w:t xml:space="preserve">Annie blew him a </w:t>
-      </w:r>
-      <w:r>
-        <w:t>raspberry</w:t>
-      </w:r>
-      <w:r>
-        <w:t>.</w:t>
-      </w:r>
-    </w:p>
-    <w:p>
-      <w:r>
-        <w:t>Luke returned the raspberry with an air kiss.</w:t>
-      </w:r>
-    </w:p>
-    <w:p>
-      <w:r>
-        <w:t>Annie frowned and walked away.</w:t>
-      </w:r>
-    </w:p>
-    <w:p>
-      <w:r>
-        <w:t>“I’m Sam Jones. Why did you call her princess?” Sam asked.</w:t>
-      </w:r>
-    </w:p>
-    <w:p>
-      <w:r>
-        <w:t>“Because her father’s name is Arthur</w:t>
-      </w:r>
-      <w:r>
-        <w:t xml:space="preserve"> </w:t>
-      </w:r>
-      <w:r>
-        <w:t>Pen</w:t>
-      </w:r>
-      <w:r>
-        <w:t>n-D</w:t>
-      </w:r>
-      <w:r>
-        <w:t xml:space="preserve">ragon,” Luke </w:t>
-      </w:r>
-      <w:r>
-        <w:t>explained</w:t>
-      </w:r>
-      <w:r>
-        <w:t>. He paused and then said in annoyance, “Haven’t any of you heard of King Arthur and the Knights of the Round Table?”</w:t>
-      </w:r>
-    </w:p>
-    <w:p>
-      <w:r>
-        <w:t>“Oh yes, now I understand,” a woman said.</w:t>
-      </w:r>
-    </w:p>
-    <w:p>
-      <w:r>
-        <w:t xml:space="preserve">“Everyone, remember, our job is to create illusion,” Luke said. “The only way to do that is </w:t>
-      </w:r>
-      <w:r>
-        <w:t xml:space="preserve">if </w:t>
-      </w:r>
-      <w:r>
-        <w:t xml:space="preserve">we can visualize </w:t>
-      </w:r>
-      <w:r>
-        <w:t>a different reality, one filled with flowers and unicorns, as well as evil monsters wanting to destroy everything</w:t>
-      </w:r>
-      <w:r>
-        <w:t>, and occasionally a carnivorous unicorn</w:t>
-      </w:r>
-      <w:r>
-        <w:t>.”</w:t>
-      </w:r>
-    </w:p>
-    <w:p>
-      <w:r>
-        <w:t>“Show me what</w:t>
-      </w:r>
-      <w:r>
-        <w:t xml:space="preserve"> you’re working on,” Luke </w:t>
-      </w:r>
-      <w:r>
-        <w:t>asked the team</w:t>
-      </w:r>
-      <w:r>
-        <w:t>.</w:t>
-      </w:r>
-    </w:p>
-    <w:p>
-      <w:r>
-        <w:t xml:space="preserve">Before he knew it, </w:t>
-      </w:r>
-      <w:r>
-        <w:t xml:space="preserve">Luke </w:t>
-      </w:r>
-      <w:r>
-        <w:t>was</w:t>
-      </w:r>
-      <w:r>
-        <w:t xml:space="preserve"> interrupted when movie crew entered.</w:t>
-      </w:r>
-    </w:p>
-    <w:p>
-      <w:r>
-        <w:t xml:space="preserve">“And here is Luke Callahan, Oscar winner for best special effects,” </w:t>
-      </w:r>
-      <w:r>
-        <w:t>a Japanese</w:t>
-      </w:r>
-      <w:r>
-        <w:t xml:space="preserve"> </w:t>
-      </w:r>
-      <w:r>
-        <w:t xml:space="preserve">reporter </w:t>
-      </w:r>
-      <w:r>
-        <w:t>said. “Luke, may we ask you a few questions?”</w:t>
-      </w:r>
-    </w:p>
-    <w:p>
-      <w:r>
-        <w:t>“No problem</w:t>
-      </w:r>
-      <w:r>
-        <w:t xml:space="preserve"> </w:t>
-      </w:r>
-      <w:r>
-        <w:t xml:space="preserve">Hadaka </w:t>
-      </w:r>
-      <w:r>
-        <w:t>San</w:t>
-      </w:r>
-      <w:r>
-        <w:t>,” Luke said.</w:t>
-      </w:r>
-    </w:p>
-    <w:p>
-      <w:r>
-        <w:t xml:space="preserve">“Where do you get your inspiration from?” </w:t>
-      </w:r>
-      <w:r>
-        <w:t xml:space="preserve">Hadaka </w:t>
-      </w:r>
-      <w:r>
-        <w:t>asked.</w:t>
-      </w:r>
-    </w:p>
-    <w:p>
-      <w:r>
-        <w:t xml:space="preserve">“From my dreams,” Luke </w:t>
-      </w:r>
-      <w:r>
-        <w:t>said</w:t>
-      </w:r>
-      <w:r>
-        <w:t>. “I’ve been journaling them faithfully since I was twelve. Everyone should record their dreams. All the greatest geniuses get their inspiration from there. I’m no exception.”</w:t>
-      </w:r>
-    </w:p>
-    <w:p>
-      <w:r>
-        <w:t xml:space="preserve">Luke </w:t>
-      </w:r>
-      <w:r>
-        <w:t xml:space="preserve">waved his </w:t>
-      </w:r>
-      <w:r>
-        <w:t xml:space="preserve">arms </w:t>
-      </w:r>
-      <w:r>
-        <w:t>frantically a</w:t>
-      </w:r>
-      <w:r>
-        <w:t xml:space="preserve">nd said hastily, “Hold it. I didn’t mean to sound arrogant. I’m just saying </w:t>
-      </w:r>
-      <w:r>
-        <w:t>I use dreams to make myself creative, and so can everyone else.</w:t>
-      </w:r>
-    </w:p>
-    <w:p>
-      <w:r>
-        <w:lastRenderedPageBreak/>
-        <w:t>“Of course, you need to prime your subconscious,” Luke added. “Each of the great dreamers immersed themselves in the subject so greatly they felt like puking</w:t>
-      </w:r>
-      <w:r>
-        <w:t>.</w:t>
-      </w:r>
-    </w:p>
-    <w:p>
-      <w:r>
-        <w:t>“But still, dream recall is essential.”</w:t>
-      </w:r>
-    </w:p>
-    <w:p>
-      <w:r>
-        <w:t xml:space="preserve">“What are you working on now?” </w:t>
-      </w:r>
-      <w:r>
-        <w:t xml:space="preserve">Hadaka </w:t>
-      </w:r>
-      <w:r>
-        <w:t>asked.</w:t>
-      </w:r>
-    </w:p>
-    <w:p>
-      <w:r>
-        <w:t>“I’m just helping out,” Luke said. “You need to ask Sam our project lead about the details. Sam, come here.”</w:t>
-      </w:r>
-    </w:p>
-    <w:p>
-      <w:r>
-        <w:t xml:space="preserve">“We are working </w:t>
-      </w:r>
-      <w:r>
-        <w:t xml:space="preserve">on </w:t>
-      </w:r>
-      <w:r>
-        <w:t>a superhero movie,” Sam said. “I can’t tell you the details, but I like Luke’s ideas.”</w:t>
-      </w:r>
-    </w:p>
-    <w:p>
-      <w:r>
-        <w:t xml:space="preserve">Just then Luke freaked out. The camera captured Luke </w:t>
-      </w:r>
-      <w:r>
-        <w:t xml:space="preserve">half-running, half-staggering </w:t>
-      </w:r>
-      <w:r>
-        <w:t xml:space="preserve">back and forth, screaming, “Earthquake.” </w:t>
-      </w:r>
-      <w:r>
-        <w:t>He collided with a wall and fell on his ass.</w:t>
-      </w:r>
-    </w:p>
-    <w:p>
-      <w:r>
-        <w:t xml:space="preserve">“Oh my goodness, are you okay?” </w:t>
-      </w:r>
-      <w:r>
-        <w:t xml:space="preserve">Hadaka </w:t>
-      </w:r>
-      <w:r>
-        <w:t xml:space="preserve">asked worriedly. She </w:t>
-      </w:r>
-      <w:r>
-        <w:t>grabbed an arm and pulled, but he wouldn’t budge</w:t>
-      </w:r>
-      <w:r>
-        <w:t>.</w:t>
-      </w:r>
-    </w:p>
-    <w:p>
-      <w:r>
-        <w:t xml:space="preserve">Luke blinked and </w:t>
-      </w:r>
-      <w:r>
-        <w:t>stared at Hadaka</w:t>
-      </w:r>
-      <w:r>
-        <w:t xml:space="preserve"> with a confused look. He then said, “You can’t pull me up. I’m too heavy. Too many burritos, not enough exercise.”</w:t>
-      </w:r>
-      <w:r>
-        <w:t xml:space="preserve"> He patted his ample stomach for emphasis.</w:t>
-      </w:r>
-    </w:p>
-    <w:p>
-      <w:r>
-        <w:t xml:space="preserve">Luke got up and said with an embarrassed laugh, “Sorry I scared you. I wanted to demonstrate my acting skills. Don’t say anything. I know what you’re thinking. I </w:t>
-      </w:r>
-      <w:r>
-        <w:t>shouldn’t quit my day job.”</w:t>
-      </w:r>
-    </w:p>
-    <w:p>
-      <w:r>
-        <w:t xml:space="preserve">“No, that was a good impersonation of being in an earthquake,” </w:t>
-      </w:r>
-      <w:r>
-        <w:t xml:space="preserve">Hadaka </w:t>
-      </w:r>
-      <w:r>
-        <w:t>assured. “It was just unexpected.</w:t>
-      </w:r>
-    </w:p>
-    <w:p>
-      <w:r>
-        <w:t>“I have been wondering, aren’t you hot in that coat of yours? Also, how come you always wear a sword?”</w:t>
-      </w:r>
-    </w:p>
-    <w:p>
-      <w:r>
-        <w:t xml:space="preserve">“This is my image of being a mysterious character. Although some would say </w:t>
-      </w:r>
-      <w:r>
-        <w:t xml:space="preserve">a </w:t>
-      </w:r>
-      <w:r>
-        <w:t>shady character</w:t>
-      </w:r>
-      <w:r>
-        <w:t xml:space="preserve">. Others, such as Annie Penn-Dragon </w:t>
-      </w:r>
-      <w:r>
-        <w:lastRenderedPageBreak/>
-        <w:t>would say I’m just a big fat slob</w:t>
-      </w:r>
-      <w:r>
-        <w:t>,” Luke added with a laugh. “As for the heat, I have solid state air conditioning.</w:t>
-      </w:r>
-    </w:p>
-    <w:p>
-      <w:r>
         <w:t xml:space="preserve">“My sword is the Midnight Sun. It won’t hurt you. It can cut </w:t>
       </w:r>
       <w:r>
@@ -8898,16 +9327,13 @@
         <w:t xml:space="preserve">, </w:t>
       </w:r>
       <w:r>
-        <w:t xml:space="preserve">Hadaka </w:t>
-      </w:r>
-      <w:r>
-        <w:t>interview</w:t>
-      </w:r>
-      <w:r>
-        <w:t>ed</w:t>
-      </w:r>
-      <w:r>
-        <w:t xml:space="preserve"> me.</w:t>
+        <w:t xml:space="preserve">Interview with </w:t>
+      </w:r>
+      <w:r>
+        <w:t>Hadaka Kato</w:t>
+      </w:r>
+      <w:r>
+        <w:t>.</w:t>
       </w:r>
     </w:p>
     <w:p>
@@ -8919,6 +9345,9 @@
       <w:pPr>
         <w:pStyle w:val="Quote2"/>
       </w:pPr>
+      <w:r>
+        <w:t xml:space="preserve">During the interview, </w:t>
+      </w:r>
       <w:r>
         <w:t xml:space="preserve">I suddenly experienced </w:t>
       </w:r>
@@ -8996,11 +9425,7 @@
         <w:t xml:space="preserve"> when the episode ended. I wonder if</w:t>
       </w:r>
       <w:r>
-        <w:t xml:space="preserve"> he experienced the </w:t>
-      </w:r>
-      <w:r>
-        <w:lastRenderedPageBreak/>
-        <w:t xml:space="preserve">same thing. </w:t>
+        <w:t xml:space="preserve"> he experienced the same thing. </w:t>
       </w:r>
       <w:r>
         <w:t>Unfortunately, Annie wasn’t in the room at the time, so I couldn’t see her (non) reaction.</w:t>
@@ -9027,6 +9452,7 @@
     </w:p>
     <w:p>
       <w:r>
+        <w:lastRenderedPageBreak/>
         <w:t xml:space="preserve">Luke put his iPad </w:t>
       </w:r>
       <w:r>
@@ -9070,8 +9496,8 @@
         </w:rPr>
         <w:drawing>
           <wp:inline distT="0" distB="0" distL="0" distR="0">
-            <wp:extent cx="201930" cy="77470"/>
-            <wp:effectExtent l="0" t="0" r="0" b="0"/>
+            <wp:extent cx="234563" cy="89989"/>
+            <wp:effectExtent l="19050" t="0" r="0" b="0"/>
             <wp:docPr id="7" name="Picture 30" descr="MC900065312[1]"/>
             <wp:cNvGraphicFramePr>
               <a:graphicFrameLocks xmlns:a="http://schemas.openxmlformats.org/drawingml/2006/main" noChangeAspect="1"/>
@@ -9089,7 +9515,7 @@
                     <a:blip r:embed="rId12" cstate="print">
                       <a:extLst>
                         <a:ext uri="{28A0092B-C50C-407E-A947-70E740481C1C}">
-                          <a14:useLocalDpi xmlns="" xmlns:wpc="http://schemas.microsoft.com/office/word/2010/wordprocessingCanvas" xmlns:cx="http://schemas.microsoft.com/office/drawing/2014/chartex" xmlns:cx1="http://schemas.microsoft.com/office/drawing/2015/9/8/chartex" xmlns:cx2="http://schemas.microsoft.com/office/drawing/2015/10/21/chartex" xmlns:cx3="http://schemas.microsoft.com/office/drawing/2016/5/9/chartex" xmlns:cx4="http://schemas.microsoft.com/office/drawing/2016/5/10/chartex" xmlns:cx5="http://schemas.microsoft.com/office/drawing/2016/5/11/chartex" xmlns:cx6="http://schemas.microsoft.com/office/drawing/2016/5/12/chartex" xmlns:cx7="http://schemas.microsoft.com/office/drawing/2016/5/13/chartex" xmlns:cx8="http://schemas.microsoft.com/office/drawing/2016/5/14/chartex" xmlns:mc="http://schemas.openxmlformats.org/markup-compatibility/2006" xmlns:aink="http://schemas.microsoft.com/office/drawing/2016/ink" xmlns:am3d="http://schemas.microsoft.com/office/drawing/2017/model3d" xmlns:o="urn:schemas-microsoft-com:office:office" xmlns:oel="http://schemas.microsoft.com/office/2019/extlst" xmlns:v="urn:schemas-microsoft-com:vml" xmlns:wp14="http://schemas.microsoft.com/office/word/2010/wordprocessingDrawing" xmlns:w10="urn:schemas-microsoft-com:office:word" xmlns:w="http://schemas.openxmlformats.org/wordprocessingml/2006/main" xmlns:w14="http://schemas.microsoft.com/office/word/2010/wordml" xmlns:w15="http://schemas.microsoft.com/office/word/2012/wordml" xmlns:w16cex="http://schemas.microsoft.com/office/word/2018/wordml/cex" xmlns:w16cid="http://schemas.microsoft.com/office/word/2016/wordml/cid" xmlns:w16="http://schemas.microsoft.com/office/word/2018/wordml" xmlns:w16sdtdh="http://schemas.microsoft.com/office/word/2020/wordml/sdtdatahash" xmlns:w16se="http://schemas.microsoft.com/office/word/2015/wordml/symex" xmlns:wpg="http://schemas.microsoft.com/office/word/2010/wordprocessingGroup" xmlns:wpi="http://schemas.microsoft.com/office/word/2010/wordprocessingInk" xmlns:wps="http://schemas.microsoft.com/office/word/2010/wordprocessingShape" xmlns:a14="http://schemas.microsoft.com/office/drawing/2010/main" val="0"/>
+                          <a14:useLocalDpi xmlns:a14="http://schemas.microsoft.com/office/drawing/2010/main" xmlns:wps="http://schemas.microsoft.com/office/word/2010/wordprocessingShape" xmlns:wpi="http://schemas.microsoft.com/office/word/2010/wordprocessingInk" xmlns:wpg="http://schemas.microsoft.com/office/word/2010/wordprocessingGroup" xmlns:w16se="http://schemas.microsoft.com/office/word/2015/wordml/symex" xmlns:w16sdtdh="http://schemas.microsoft.com/office/word/2020/wordml/sdtdatahash" xmlns:w16="http://schemas.microsoft.com/office/word/2018/wordml" xmlns:w16cid="http://schemas.microsoft.com/office/word/2016/wordml/cid" xmlns:w16cex="http://schemas.microsoft.com/office/word/2018/wordml/cex" xmlns:w15="http://schemas.microsoft.com/office/word/2012/wordml" xmlns:w14="http://schemas.microsoft.com/office/word/2010/wordml" xmlns:w="http://schemas.openxmlformats.org/wordprocessingml/2006/main" xmlns:w10="urn:schemas-microsoft-com:office:word" xmlns:wp14="http://schemas.microsoft.com/office/word/2010/wordprocessingDrawing" xmlns:v="urn:schemas-microsoft-com:vml" xmlns:oel="http://schemas.microsoft.com/office/2019/extlst" xmlns:o="urn:schemas-microsoft-com:office:office" xmlns:am3d="http://schemas.microsoft.com/office/drawing/2017/model3d" xmlns:aink="http://schemas.microsoft.com/office/drawing/2016/ink" xmlns:mc="http://schemas.openxmlformats.org/markup-compatibility/2006" xmlns:cx8="http://schemas.microsoft.com/office/drawing/2016/5/14/chartex" xmlns:cx7="http://schemas.microsoft.com/office/drawing/2016/5/13/chartex" xmlns:cx6="http://schemas.microsoft.com/office/drawing/2016/5/12/chartex" xmlns:cx5="http://schemas.microsoft.com/office/drawing/2016/5/11/chartex" xmlns:cx4="http://schemas.microsoft.com/office/drawing/2016/5/10/chartex" xmlns:cx3="http://schemas.microsoft.com/office/drawing/2016/5/9/chartex" xmlns:cx2="http://schemas.microsoft.com/office/drawing/2015/10/21/chartex" xmlns:cx1="http://schemas.microsoft.com/office/drawing/2015/9/8/chartex" xmlns:cx="http://schemas.microsoft.com/office/drawing/2014/chartex" xmlns:wpc="http://schemas.microsoft.com/office/word/2010/wordprocessingCanvas" xmlns="" val="0"/>
                         </a:ext>
                       </a:extLst>
                     </a:blip>
@@ -9101,7 +9527,7 @@
                   <pic:spPr bwMode="auto">
                     <a:xfrm>
                       <a:off x="0" y="0"/>
-                      <a:ext cx="201930" cy="77470"/>
+                      <a:ext cx="240565" cy="92292"/>
                     </a:xfrm>
                     <a:prstGeom prst="rect">
                       <a:avLst/>
@@ -9240,20 +9666,114 @@
     </w:p>
     <w:p>
       <w:r>
+        <w:t xml:space="preserve"> </w:t>
+      </w:r>
+      <w:r>
+        <w:t xml:space="preserve">They entered the living room, where the family was assembled. </w:t>
+      </w:r>
+      <w:r>
+        <w:t>This time,</w:t>
+      </w:r>
+      <w:r>
+        <w:t xml:space="preserve"> the wizard Luke saw on his first meeting with the White Tiger Princess</w:t>
+      </w:r>
+      <w:r>
+        <w:t xml:space="preserve"> was there</w:t>
+      </w:r>
+      <w:r>
+        <w:t>.</w:t>
+      </w:r>
+    </w:p>
+    <w:p>
+      <w:r>
+        <w:t>“Thank</w:t>
+      </w:r>
+      <w:r>
+        <w:t xml:space="preserve"> you</w:t>
+      </w:r>
+      <w:r>
+        <w:t xml:space="preserve"> for coming Luke,” Arthur said.</w:t>
+      </w:r>
+      <w:r>
+        <w:t xml:space="preserve"> “As you know, the Washington pillar was destroyed. Did you get any new insights?”</w:t>
+      </w:r>
+    </w:p>
+    <w:p>
+      <w:r>
         <w:lastRenderedPageBreak/>
+        <w:t xml:space="preserve">“I got a strange dream where His Royal Ugliness gloated on his throne of bones. He </w:t>
+      </w:r>
+      <w:r>
+        <w:t>then</w:t>
+      </w:r>
+      <w:r>
+        <w:t xml:space="preserve"> place</w:t>
+      </w:r>
+      <w:r>
+        <w:t>d</w:t>
+      </w:r>
+      <w:r>
+        <w:t xml:space="preserve"> his sight on the </w:t>
+      </w:r>
+      <w:r>
+        <w:t>Berlin Victory Column</w:t>
+      </w:r>
+      <w:r>
+        <w:t>,” Luke said.</w:t>
+      </w:r>
+    </w:p>
+    <w:p>
+      <w:r>
+        <w:t xml:space="preserve">“Just who are you human?” the </w:t>
+      </w:r>
+      <w:r>
+        <w:t xml:space="preserve">tall elfin </w:t>
+      </w:r>
+      <w:r>
+        <w:t>wizard asked.</w:t>
+      </w:r>
+    </w:p>
+    <w:p>
+      <w:r>
+        <w:t>“</w:t>
+      </w:r>
+      <w:r>
+        <w:t xml:space="preserve">Why do people keep questioning who I am?” Luke </w:t>
+      </w:r>
+      <w:r>
+        <w:t>asked, annoyed</w:t>
+      </w:r>
+      <w:r>
+        <w:t xml:space="preserve">. “Can I question who you are? Do any of you even exist? </w:t>
+      </w:r>
+      <w:r>
+        <w:t>If I’m dreaming, then can I have a</w:t>
+      </w:r>
+      <w:r>
+        <w:t xml:space="preserve"> date with Annie</w:t>
+      </w:r>
+      <w:r>
+        <w:t>?</w:t>
+      </w:r>
+      <w:r>
+        <w:t>”</w:t>
+      </w:r>
+    </w:p>
+    <w:p>
+      <w:r>
+        <w:t>“Why would I want</w:t>
+      </w:r>
+      <w:r>
+        <w:t xml:space="preserve"> to date a fat, overweight pot-bellied pig?” Annie </w:t>
+      </w:r>
+      <w:r>
+        <w:t>asked</w:t>
+      </w:r>
+      <w:r>
         <w:t xml:space="preserve"> </w:t>
       </w:r>
       <w:r>
-        <w:t xml:space="preserve">They entered the living room, where the family was assembled. </w:t>
-      </w:r>
-      <w:r>
-        <w:t>This time,</w:t>
-      </w:r>
-      <w:r>
-        <w:t xml:space="preserve"> the wizard Luke saw on his first meeting with the White Tiger Princess</w:t>
-      </w:r>
-      <w:r>
-        <w:t xml:space="preserve"> was there</w:t>
+        <w:t>in disgust</w:t>
       </w:r>
       <w:r>
         <w:t>.</w:t>
@@ -9261,50 +9781,58 @@
     </w:p>
     <w:p>
       <w:r>
-        <w:t>“Thank</w:t>
-      </w:r>
-      <w:r>
-        <w:t xml:space="preserve"> you</w:t>
-      </w:r>
-      <w:r>
-        <w:t xml:space="preserve"> for coming Luke,” Arthur said.</w:t>
-      </w:r>
-      <w:r>
-        <w:t xml:space="preserve"> “As you know, the Washington pillar was destroyed. Did you get any new insights?”</w:t>
-      </w:r>
-    </w:p>
-    <w:p>
-      <w:r>
-        <w:t xml:space="preserve">“I got a strange dream where His Royal Ugliness gloated on his throne of bones. He </w:t>
-      </w:r>
-      <w:r>
-        <w:t>then</w:t>
-      </w:r>
-      <w:r>
-        <w:t xml:space="preserve"> place</w:t>
-      </w:r>
-      <w:r>
-        <w:t>d</w:t>
-      </w:r>
-      <w:r>
-        <w:t xml:space="preserve"> his sight on the </w:t>
-      </w:r>
-      <w:r>
-        <w:t>Berlin Victory Column</w:t>
-      </w:r>
-      <w:r>
-        <w:t>,” Luke said.</w:t>
-      </w:r>
-    </w:p>
-    <w:p>
-      <w:r>
-        <w:t xml:space="preserve">“Just who are you human?” the </w:t>
-      </w:r>
-      <w:r>
-        <w:t xml:space="preserve">tall elfin </w:t>
-      </w:r>
-      <w:r>
-        <w:t>wizard asked.</w:t>
+        <w:t xml:space="preserve">Luke </w:t>
+      </w:r>
+      <w:r>
+        <w:t xml:space="preserve">rubbed his stomach and </w:t>
+      </w:r>
+      <w:r>
+        <w:t>laughed</w:t>
+      </w:r>
+      <w:r>
+        <w:t>.</w:t>
+      </w:r>
+      <w:r>
+        <w:t xml:space="preserve"> “Don’t make fun of pot-bellied pigs.”</w:t>
+      </w:r>
+    </w:p>
+    <w:p>
+      <w:r>
+        <w:t>“I don’t think I introduced myself to you,” the wizard said. “I am Melvin, court wizard.”</w:t>
+      </w:r>
+    </w:p>
+    <w:p>
+      <w:r>
+        <w:t>“Don’t you mean Merlin?” Luke asked.</w:t>
+      </w:r>
+    </w:p>
+    <w:p>
+      <w:r>
+        <w:t>“Merlin was my grandfather,” Melvin said. “I am the youngest of five. Arthur is, as you can guess the descendent of the great King Arthur. We no longer have the great sword, since it was returned to the Lady of the Lake.”</w:t>
+      </w:r>
+    </w:p>
+    <w:p>
+      <w:r>
+        <w:t>“Why don’t you ask for the sword back?” Luke asked.</w:t>
+      </w:r>
+    </w:p>
+    <w:p>
+      <w:r>
+        <w:t xml:space="preserve">“That’s easier said than done,” Arthur </w:t>
+      </w:r>
+      <w:r>
+        <w:t>said</w:t>
+      </w:r>
+      <w:r>
+        <w:t xml:space="preserve"> with a sigh</w:t>
+      </w:r>
+      <w:r>
+        <w:t>. “We have no way of contacting her.”</w:t>
+      </w:r>
+    </w:p>
+    <w:p>
+      <w:r>
+        <w:t>“If the Lady of the Lake wanted you to have it, she would have given it to you,” Luke reasoned. “Then again, maybe I have it. Just joking.”</w:t>
       </w:r>
     </w:p>
     <w:p>
@@ -9312,22 +9840,255 @@
         <w:t>“</w:t>
       </w:r>
       <w:r>
-        <w:t xml:space="preserve">Why do people keep questioning who I am?” Luke </w:t>
-      </w:r>
-      <w:r>
-        <w:t>asked, annoyed</w:t>
-      </w:r>
-      <w:r>
-        <w:t xml:space="preserve">. “Can I question who you are? Do any of you even exist? </w:t>
-      </w:r>
-      <w:r>
-        <w:t>If I’m dreaming, then can I have a</w:t>
-      </w:r>
-      <w:r>
-        <w:t xml:space="preserve"> date with Annie</w:t>
-      </w:r>
-      <w:r>
-        <w:t>?</w:t>
+        <w:t xml:space="preserve">You asked if we exist. The answer is yes, </w:t>
+      </w:r>
+      <w:r>
+        <w:t xml:space="preserve">we do exist,” Melvin said. “Ultimate existence is unknowable. </w:t>
+      </w:r>
+      <w:r>
+        <w:t>There are two types of realities: Consensual realities and nonconsensual realities.</w:t>
+      </w:r>
+    </w:p>
+    <w:p>
+      <w:r>
+        <w:lastRenderedPageBreak/>
+        <w:t>“Non consensual realities are like dreams</w:t>
+      </w:r>
+      <w:r>
+        <w:t xml:space="preserve"> and are unique to the individual</w:t>
+      </w:r>
+      <w:r>
+        <w:t>. Consensual realities are realities that multiple people have agreed on.</w:t>
+      </w:r>
+    </w:p>
+    <w:p>
+      <w:r>
+        <w:t>“</w:t>
+      </w:r>
+      <w:r>
+        <w:t>The mortal world</w:t>
+      </w:r>
+      <w:r>
+        <w:t xml:space="preserve"> is one such reality. It allows for souls to evolve. Wizards are just people who study the laws of reality, for the purpose of controlling reality.</w:t>
+      </w:r>
+    </w:p>
+    <w:p>
+      <w:r>
+        <w:t>“Souls exist and evolve over eons of time, event</w:t>
+      </w:r>
+      <w:r>
+        <w:t xml:space="preserve">ually having the power of gods. </w:t>
+      </w:r>
+      <w:r>
+        <w:t xml:space="preserve">Unfortunately gods can and do fall from grace. The Demon </w:t>
+      </w:r>
+      <w:r>
+        <w:t>King</w:t>
+      </w:r>
+      <w:r>
+        <w:t xml:space="preserve"> is one such being. He broke the cardinal rule of non-interference and that corrupted him.</w:t>
+      </w:r>
+    </w:p>
+    <w:p>
+      <w:r>
+        <w:t>“</w:t>
+      </w:r>
+      <w:r>
+        <w:t xml:space="preserve">He became a terror to the lesser races. Eventually </w:t>
+      </w:r>
+      <w:r>
+        <w:t>a local council of elder gods decided to create a prison for him</w:t>
+      </w:r>
+      <w:r>
+        <w:t xml:space="preserve"> and his generals</w:t>
+      </w:r>
+      <w:r>
+        <w:t>.</w:t>
+      </w:r>
+      <w:r>
+        <w:t xml:space="preserve"> </w:t>
+      </w:r>
+    </w:p>
+    <w:p>
+      <w:r>
+        <w:t>“There was an unintended consequence of that action. Being so restrictive, it became the ideal place for developing souls. And so the Earth Plane came into being.</w:t>
+      </w:r>
+    </w:p>
+    <w:p>
+      <w:r>
+        <w:t>“</w:t>
+      </w:r>
+      <w:r>
+        <w:t xml:space="preserve">We must stop him and his demon lord generals, or </w:t>
+      </w:r>
+      <w:r>
+        <w:t>the mortal</w:t>
+      </w:r>
+      <w:r>
+        <w:t xml:space="preserve"> world will be destroyed</w:t>
+      </w:r>
+      <w:r>
+        <w:t>, disrupting the lives of billions</w:t>
+      </w:r>
+      <w:r>
+        <w:t>.”</w:t>
+      </w:r>
+    </w:p>
+    <w:p>
+      <w:r>
+        <w:t xml:space="preserve">“We are </w:t>
+      </w:r>
+      <w:r>
+        <w:t xml:space="preserve">all </w:t>
+      </w:r>
+      <w:r>
+        <w:t>at</w:t>
+      </w:r>
+      <w:r>
+        <w:t xml:space="preserve"> </w:t>
+      </w:r>
+      <w:r>
+        <w:t xml:space="preserve">the same spiritual strength as the generals,” Arthur </w:t>
+      </w:r>
+      <w:r>
+        <w:t>said</w:t>
+      </w:r>
+      <w:r>
+        <w:t>.</w:t>
+      </w:r>
+      <w:r>
+        <w:t xml:space="preserve"> “Unfortunately they </w:t>
+      </w:r>
+      <w:r>
+        <w:t xml:space="preserve">and their legions </w:t>
+      </w:r>
+      <w:r>
+        <w:t>outnumber us.”</w:t>
+      </w:r>
+    </w:p>
+    <w:p>
+      <w:r>
+        <w:t>“Perhaps I’m one of the generals, who needs just one little kiss to turn coat. Just joking,” Luke added with a wink.</w:t>
+      </w:r>
+    </w:p>
+    <w:p>
+      <w:r>
+        <w:t xml:space="preserve">“This is not a laughing matter,” Annie </w:t>
+      </w:r>
+      <w:r>
+        <w:t>said angrily</w:t>
+      </w:r>
+      <w:r>
+        <w:t>. “Do you have any idea how many people will suffer?”</w:t>
+      </w:r>
+    </w:p>
+    <w:p>
+      <w:r>
+        <w:t>“Look Annie, for the last two months I’ve been seeking out these creatures,” Luke admonished.</w:t>
+      </w:r>
+    </w:p>
+    <w:p>
+      <w:r>
+        <w:t>“And you’ve been fighting them. I know,” Annie admitted.</w:t>
+      </w:r>
+    </w:p>
+    <w:p>
+      <w:r>
+        <w:lastRenderedPageBreak/>
+        <w:t>“No,” Luke denied. “I look the</w:t>
+      </w:r>
+      <w:r>
+        <w:t>m</w:t>
+      </w:r>
+      <w:r>
+        <w:t xml:space="preserve"> in the eye and deny their existence. They then fade away like the nightmares they are. So far it has been working flawlessly as my confidence has increased.</w:t>
+      </w:r>
+    </w:p>
+    <w:p>
+      <w:r>
+        <w:t>“My point is that you must not take them too seriously, or you will give them too much power. Melvin, what did you see when we first met?”</w:t>
+      </w:r>
+    </w:p>
+    <w:p>
+      <w:r>
+        <w:t>“It was almost pitch dark, with angry clouds overhead,” Melvin said, recalling the incident. Then I saw a beacon of light approaching. He fought with amazing power and the tide of battle turned. Then something happened and h</w:t>
+      </w:r>
+      <w:r>
+        <w:t>is light faded</w:t>
+      </w:r>
+      <w:r>
+        <w:t>.”</w:t>
+      </w:r>
+    </w:p>
+    <w:p>
+      <w:r>
+        <w:t xml:space="preserve">“That was when I saw you throwing </w:t>
+      </w:r>
+      <w:r>
+        <w:t>balls</w:t>
+      </w:r>
+      <w:r>
+        <w:t xml:space="preserve"> of fire, and realized magic was real. </w:t>
+      </w:r>
+      <w:r>
+        <w:t>At that moment m</w:t>
+      </w:r>
+      <w:r>
+        <w:t>y battery pack died, along with the streetlights. And then thunder clouds rolled in. The monsters then started to rip me a new one.</w:t>
+      </w:r>
+    </w:p>
+    <w:p>
+      <w:r>
+        <w:t>“Then what did you do?” Arial asked, fascinated.</w:t>
+      </w:r>
+    </w:p>
+    <w:p>
+      <w:r>
+        <w:t>“I focused on the fact that the heart of magic is lies,” Luke explained. “I then intoned some mantras.”</w:t>
+      </w:r>
+    </w:p>
+    <w:p>
+      <w:r>
+        <w:t>“You don’t seem like the person to pray,” Arthur noted.</w:t>
+      </w:r>
+    </w:p>
+    <w:p>
+      <w:r>
+        <w:t xml:space="preserve">“I didn’t pray,” Luke </w:t>
+      </w:r>
+      <w:r>
+        <w:t>said</w:t>
+      </w:r>
+      <w:r>
+        <w:t xml:space="preserve">. “As a matter of fact, I didn’t think of asking for external help. This is the mantra </w:t>
+      </w:r>
+      <w:r>
+        <w:t>I used</w:t>
+      </w:r>
+      <w:r>
+        <w:t>.”</w:t>
+      </w:r>
+    </w:p>
+    <w:p>
+      <w:r>
+        <w:t xml:space="preserve">Luke pulled out his phone and played a recording. The group heard Luke </w:t>
+      </w:r>
+      <w:r>
+        <w:t>reciting</w:t>
+      </w:r>
+      <w:r>
+        <w:t xml:space="preserve"> scientific equations in a monotone.</w:t>
+      </w:r>
+    </w:p>
+    <w:p>
+      <w:r>
+        <w:t xml:space="preserve">“I always knew the answer, but somehow I forgot in the rush of events,” Melvin </w:t>
+      </w:r>
+      <w:r>
+        <w:t>said, looking embarrassed</w:t>
+      </w:r>
+      <w:r>
+        <w:t>. “Thank you for the reminder. With this, we can block the effects, even if we lose another two pillars.</w:t>
       </w:r>
       <w:r>
         <w:t>”</w:t>
@@ -9335,19 +10096,113 @@
     </w:p>
     <w:p>
       <w:r>
-        <w:t>“Why would I want</w:t>
-      </w:r>
-      <w:r>
-        <w:t xml:space="preserve"> to date a fat, overweight pot-bellied pig?” Annie </w:t>
-      </w:r>
-      <w:r>
-        <w:t>asked</w:t>
-      </w:r>
-      <w:r>
-        <w:t xml:space="preserve"> </w:t>
-      </w:r>
-      <w:r>
-        <w:t>in disgust</w:t>
+        <w:lastRenderedPageBreak/>
+        <w:t>“You mentioned the gods,” Luke said. “Can’t they do anything about this? They created the prison, didn’t they?”</w:t>
+      </w:r>
+    </w:p>
+    <w:p>
+      <w:r>
+        <w:t xml:space="preserve">“They said they cannot interfere in the internal matters </w:t>
+      </w:r>
+      <w:r>
+        <w:t>o</w:t>
+      </w:r>
+      <w:r>
+        <w:t>f this world,” Melvin grumbled.</w:t>
+      </w:r>
+    </w:p>
+    <w:p>
+      <w:r>
+        <w:t>“It figures</w:t>
+      </w:r>
+      <w:r>
+        <w:t>,</w:t>
+      </w:r>
+      <w:r>
+        <w:t xml:space="preserve">” Luke </w:t>
+      </w:r>
+      <w:r>
+        <w:t>said, rolling his eyes</w:t>
+      </w:r>
+      <w:r>
+        <w:t>. “However, these pillars are external to the mortal world. Their preservation will not affect humans, only their destruction.</w:t>
+      </w:r>
+    </w:p>
+    <w:p>
+      <w:r>
+        <w:t>“Better yet, why don’t they just move the prisoners?”</w:t>
+      </w:r>
+    </w:p>
+    <w:p>
+      <w:r>
+        <w:t xml:space="preserve">“What marvelous questions,” Melvin </w:t>
+      </w:r>
+      <w:r>
+        <w:t>said</w:t>
+      </w:r>
+      <w:r>
+        <w:t xml:space="preserve">. “Unfortunately moving them will disrupt the world. </w:t>
+      </w:r>
+      <w:r>
+        <w:t>Their influence is deeply entrenched in this world.</w:t>
+      </w:r>
+    </w:p>
+    <w:p>
+      <w:r>
+        <w:t>“</w:t>
+      </w:r>
+      <w:r>
+        <w:t xml:space="preserve">They also can’t directly oppose the demons, since that is a violation on the demon’s freedoms. Within the prison the demons are free to </w:t>
+      </w:r>
+      <w:r>
+        <w:t xml:space="preserve">do </w:t>
+      </w:r>
+      <w:r>
+        <w:t>whatever they want. That’s why people like us exist.”</w:t>
+      </w:r>
+    </w:p>
+    <w:p>
+      <w:r>
+        <w:t>“You yourself are involved in this, but we don’t know how,” Arthur said.</w:t>
+      </w:r>
+    </w:p>
+    <w:p>
+      <w:r>
+        <w:t>“There’s more to you than meets the eye,” Melvin said.</w:t>
+      </w:r>
+    </w:p>
+    <w:p>
+      <w:r>
+        <w:t xml:space="preserve">Luke </w:t>
+      </w:r>
+      <w:r>
+        <w:t xml:space="preserve">leaned forward, </w:t>
+      </w:r>
+      <w:r>
+        <w:t xml:space="preserve">steepled </w:t>
+      </w:r>
+      <w:r>
+        <w:t>his fingers and made an evil expression. “Maybe I’m one of the evil demon lords, here to infiltrate your ranks</w:t>
+      </w:r>
+      <w:r>
+        <w:t xml:space="preserve">. Maybe I’m just posing as a harmless fat guy </w:t>
+      </w:r>
+      <w:r>
+        <w:t xml:space="preserve">just </w:t>
+      </w:r>
+      <w:r>
+        <w:t>to fool you</w:t>
+      </w:r>
+      <w:r>
+        <w:t>,” Luke said in using an evil voice. “Wha-ha-ha-ha-ha.”</w:t>
+      </w:r>
+    </w:p>
+    <w:p>
+      <w:r>
+        <w:t>“You’re scaring me,” James exclaimed</w:t>
+      </w:r>
+      <w:r>
+        <w:t>, looking terrified</w:t>
       </w:r>
       <w:r>
         <w:t>.</w:t>
@@ -9355,486 +10210,108 @@
     </w:p>
     <w:p>
       <w:r>
-        <w:t xml:space="preserve">Luke </w:t>
-      </w:r>
-      <w:r>
-        <w:t xml:space="preserve">rubbed his stomach and </w:t>
-      </w:r>
-      <w:r>
-        <w:t>laughed</w:t>
-      </w:r>
-      <w:r>
-        <w:t>.</w:t>
-      </w:r>
-      <w:r>
-        <w:t xml:space="preserve"> “Don’t make fun of pot-bellied pigs.”</w:t>
-      </w:r>
-    </w:p>
-    <w:p>
-      <w:r>
-        <w:t>“I don’t think I introduced myself to you,” the wizard said. “I am Melvin, court wizard.”</w:t>
-      </w:r>
-    </w:p>
-    <w:p>
-      <w:r>
-        <w:t>“Don’t you mean Merlin?” Luke asked.</w:t>
-      </w:r>
-    </w:p>
-    <w:p>
-      <w:r>
-        <w:t>“Merlin was my grandfather,” Melvin said. “I am the youngest of five. Arthur is, as you can guess the descendent of the great King Arthur. We no longer have the great sword, since it was returned to the Lady of the Lake.”</w:t>
-      </w:r>
-    </w:p>
-    <w:p>
-      <w:r>
-        <w:t>“Why don’t you ask for the sword back?” Luke asked.</w:t>
-      </w:r>
-    </w:p>
-    <w:p>
-      <w:r>
-        <w:t xml:space="preserve">“That’s easier said than done,” Arthur </w:t>
-      </w:r>
-      <w:r>
-        <w:t>said</w:t>
-      </w:r>
-      <w:r>
-        <w:t xml:space="preserve"> with a sigh</w:t>
-      </w:r>
-      <w:r>
-        <w:t>. “We have no way of contacting her.”</w:t>
+        <w:t>“Sorry kid,” Luke said</w:t>
+      </w:r>
+      <w:r>
+        <w:t xml:space="preserve"> gently</w:t>
+      </w:r>
+      <w:r>
+        <w:t>. “Truth be told, I was born into a normal family and grew up with normal people. I don’t have fancy powers. My abilities are the same as all humans.</w:t>
+      </w:r>
+    </w:p>
+    <w:p>
+      <w:r>
+        <w:t>“I am an atheist who only believes in empirical evidence.</w:t>
       </w:r>
     </w:p>
     <w:p>
       <w:r>
         <w:lastRenderedPageBreak/>
-        <w:t>“If the Lady of the Lake wanted you to have it, she would have given it to you,” Luke reasoned. “Then again, maybe I have it. Just joking.”</w:t>
-      </w:r>
-    </w:p>
-    <w:p>
-      <w:r>
-        <w:t>“</w:t>
-      </w:r>
-      <w:r>
-        <w:t xml:space="preserve">You asked if we exist. The answer is yes, </w:t>
-      </w:r>
-      <w:r>
-        <w:t xml:space="preserve">we do exist,” Melvin said. “Ultimate existence is unknowable. </w:t>
-      </w:r>
-      <w:r>
-        <w:t>There are two types of realities: Consensual realities and nonconsensual realities.</w:t>
-      </w:r>
-    </w:p>
-    <w:p>
-      <w:r>
-        <w:t>“Non consensual realities are like dreams</w:t>
-      </w:r>
-      <w:r>
-        <w:t xml:space="preserve"> and are unique to the individual</w:t>
-      </w:r>
-      <w:r>
-        <w:t>. Consensual realities are realities that multiple people have agreed on.</w:t>
-      </w:r>
-    </w:p>
-    <w:p>
-      <w:r>
-        <w:t>“</w:t>
-      </w:r>
-      <w:r>
-        <w:t>The mortal world</w:t>
-      </w:r>
-      <w:r>
-        <w:t xml:space="preserve"> is one such reality. It allows for souls to evolve. Wizards are just people who study the laws of reality, for the purpose of controlling reality.</w:t>
-      </w:r>
-    </w:p>
-    <w:p>
-      <w:r>
-        <w:t>“Souls exist and evolve over eons of time, event</w:t>
-      </w:r>
-      <w:r>
-        <w:t xml:space="preserve">ually having the power of gods. </w:t>
-      </w:r>
-      <w:r>
-        <w:t xml:space="preserve">Unfortunately gods can and do fall from grace. The Demon </w:t>
-      </w:r>
-      <w:r>
-        <w:t>King</w:t>
-      </w:r>
-      <w:r>
-        <w:t xml:space="preserve"> is one such being. He broke the cardinal rule of non-interference and that corrupted him.</w:t>
-      </w:r>
-    </w:p>
-    <w:p>
-      <w:r>
-        <w:t>“</w:t>
-      </w:r>
-      <w:r>
-        <w:t xml:space="preserve">He became a terror to the lesser races. Eventually </w:t>
-      </w:r>
-      <w:r>
-        <w:t>a local council of elder gods decided to create a prison for him</w:t>
-      </w:r>
-      <w:r>
-        <w:t xml:space="preserve"> and his generals</w:t>
-      </w:r>
-      <w:r>
-        <w:t>.</w:t>
-      </w:r>
-      <w:r>
-        <w:t xml:space="preserve"> </w:t>
-      </w:r>
-    </w:p>
-    <w:p>
-      <w:r>
-        <w:t>“There was an unintended consequence of that action. Being so restrictive, it became the ideal place for developing souls. And so the Earth Plane came into being.</w:t>
-      </w:r>
-    </w:p>
-    <w:p>
-      <w:r>
-        <w:t>“</w:t>
-      </w:r>
-      <w:r>
-        <w:t xml:space="preserve">We must stop him and his demon lord generals, or </w:t>
-      </w:r>
-      <w:r>
-        <w:t>the mortal</w:t>
-      </w:r>
-      <w:r>
-        <w:t xml:space="preserve"> world will be destroyed</w:t>
-      </w:r>
-      <w:r>
-        <w:t>, disrupting the lives of billions</w:t>
+        <w:t xml:space="preserve">“The only </w:t>
+      </w:r>
+      <w:r>
+        <w:t xml:space="preserve">reason </w:t>
+      </w:r>
+      <w:r>
+        <w:t>I’m here is because I’m a good actor and enjoy role-playing too much.</w:t>
+      </w:r>
+      <w:r>
+        <w:t xml:space="preserve"> I fooled the Men in Black, which is why I got to keep my memories, and now I’m useful to both them and you.</w:t>
+      </w:r>
+    </w:p>
+    <w:p>
+      <w:r>
+        <w:t>“I’ll help you if I can, but don’t expect miracles.”</w:t>
+      </w:r>
+    </w:p>
+    <w:p>
+      <w:r>
+        <w:t>“I’m sorry for putting you in such a spot,” Arthur said. “We just assumed since you were so good with your sword.”</w:t>
+      </w:r>
+    </w:p>
+    <w:p>
+      <w:r>
+        <w:t>“What style do you practice?” Henry asked.</w:t>
+      </w:r>
+    </w:p>
+    <w:p>
+      <w:r>
+        <w:t>“You’ve got to be kidding,” Luke said, incredulously. “My only style is hack and slash. I’ve always liked swords. So I practice with spinning practice dumm</w:t>
+      </w:r>
+      <w:r>
+        <w:t>ies</w:t>
+      </w:r>
+      <w:r>
+        <w:t xml:space="preserve">. I assure </w:t>
+      </w:r>
+      <w:r>
+        <w:t xml:space="preserve">you </w:t>
+      </w:r>
+      <w:r>
+        <w:t>every one of you is better than me in terms of ski</w:t>
+      </w:r>
+      <w:r>
+        <w:t>l</w:t>
+      </w:r>
+      <w:r>
+        <w:t>l.</w:t>
+      </w:r>
+    </w:p>
+    <w:p>
+      <w:r>
+        <w:t>“Here I’ll show you,” Luke said and pulled out his iPad, and accidently dropped a can of coke.</w:t>
+      </w:r>
+    </w:p>
+    <w:p>
+      <w:r>
+        <w:t>“Sorry about that,” Luke said.</w:t>
+      </w:r>
+    </w:p>
+    <w:p>
+      <w:r>
+        <w:t>“Do you always carry coke with you?” James asked.</w:t>
+      </w:r>
+    </w:p>
+    <w:p>
+      <w:r>
+        <w:t>“Sure,” Luke said. “You never know when you will get thirsty…or when you’ll need a kazoo – toot.”</w:t>
+      </w:r>
+    </w:p>
+    <w:p>
+      <w:r>
+        <w:t>Luke blew the kazoo and put it away.</w:t>
+      </w:r>
+    </w:p>
+    <w:p>
+      <w:r>
+        <w:t>Luke put the coke away and pulled out a hamburger. “Damn I forgot to eat this. It</w:t>
+      </w:r>
+      <w:r>
+        <w:t>’s still fresh</w:t>
       </w:r>
       <w:r>
         <w:t>.”</w:t>
       </w:r>
-    </w:p>
-    <w:p>
-      <w:r>
-        <w:t xml:space="preserve">“We are </w:t>
-      </w:r>
-      <w:r>
-        <w:t xml:space="preserve">all </w:t>
-      </w:r>
-      <w:r>
-        <w:t>at</w:t>
-      </w:r>
-      <w:r>
-        <w:t xml:space="preserve"> </w:t>
-      </w:r>
-      <w:r>
-        <w:t>the same spiritual strength as the generals,” Arthur added.</w:t>
-      </w:r>
-      <w:r>
-        <w:t xml:space="preserve"> “Unfortunately they </w:t>
-      </w:r>
-      <w:r>
-        <w:t xml:space="preserve">and their legions </w:t>
-      </w:r>
-      <w:r>
-        <w:t>outnumber us.”</w:t>
-      </w:r>
-    </w:p>
-    <w:p>
-      <w:r>
-        <w:t>“Perhaps I’m one of the generals, who needs just one little kiss to turn coat. Just joking,” Luke added with a wink.</w:t>
-      </w:r>
-    </w:p>
-    <w:p>
-      <w:r>
-        <w:lastRenderedPageBreak/>
-        <w:t>“This is not a laughing matter,” Annie scolder. “Do you have any idea how many people will suffer?”</w:t>
-      </w:r>
-    </w:p>
-    <w:p>
-      <w:r>
-        <w:t>“Look Annie, for the last two months I’ve been seeking out these creatures,” Luke admonished.</w:t>
-      </w:r>
-    </w:p>
-    <w:p>
-      <w:r>
-        <w:t>“And you’ve been fighting them. I know,” Annie admitted.</w:t>
-      </w:r>
-    </w:p>
-    <w:p>
-      <w:r>
-        <w:t>“No,” Luke denied. “I would look the</w:t>
-      </w:r>
-      <w:r>
-        <w:t>m</w:t>
-      </w:r>
-      <w:r>
-        <w:t xml:space="preserve"> in the eye and deny their existence. They would then fade away like the nightmares they are. So far it has been working flawlessly as my confidence has increased.</w:t>
-      </w:r>
-    </w:p>
-    <w:p>
-      <w:r>
-        <w:t>“My point is that you must not take them too seriously, or you will give them too much power. Melvin, what did you see when we first met?”</w:t>
-      </w:r>
-    </w:p>
-    <w:p>
-      <w:r>
-        <w:t>“It was almost pitch dark, with angry clouds overhead,” Melvin said, recalling the incident. Then I saw a beacon of light approaching. He fought with amazing power and the tide of battle turned. Then something happened and h</w:t>
-      </w:r>
-      <w:r>
-        <w:t>is light faded</w:t>
-      </w:r>
-      <w:r>
-        <w:t>.”</w:t>
-      </w:r>
-    </w:p>
-    <w:p>
-      <w:r>
-        <w:t xml:space="preserve">“That was when I saw you throwing </w:t>
-      </w:r>
-      <w:r>
-        <w:t>balls</w:t>
-      </w:r>
-      <w:r>
-        <w:t xml:space="preserve"> of fire, and realized magic was real. </w:t>
-      </w:r>
-      <w:r>
-        <w:t>At that moment m</w:t>
-      </w:r>
-      <w:r>
-        <w:t>y battery pack died, along with the streetlights. And then thunder clouds rolled in. The monsters then started to rip me a new one.</w:t>
-      </w:r>
-    </w:p>
-    <w:p>
-      <w:r>
-        <w:t>“Then what did you do?” Arial asked, fascinated.</w:t>
-      </w:r>
-    </w:p>
-    <w:p>
-      <w:r>
-        <w:t>“I focused on the fact that the heart of magic is lies,” Luke explained. “I then intoned some mantras.”</w:t>
-      </w:r>
-    </w:p>
-    <w:p>
-      <w:r>
-        <w:t>“You don’t seem like the person to pray,” Arthur noted.</w:t>
-      </w:r>
-    </w:p>
-    <w:p>
-      <w:r>
-        <w:t xml:space="preserve">“I didn’t pray,” Luke refuted. “As a matter of fact, I didn’t think of asking for external help. This is the mantra </w:t>
-      </w:r>
-      <w:r>
-        <w:t>I used</w:t>
-      </w:r>
-      <w:r>
-        <w:t>.”</w:t>
-      </w:r>
-    </w:p>
-    <w:p>
-      <w:r>
-        <w:lastRenderedPageBreak/>
-        <w:t xml:space="preserve">Luke pulled out his phone and played a recording. The group heard Luke </w:t>
-      </w:r>
-      <w:r>
-        <w:t>reciting</w:t>
-      </w:r>
-      <w:r>
-        <w:t xml:space="preserve"> scientific equations in a monotone.</w:t>
-      </w:r>
-    </w:p>
-    <w:p>
-      <w:r>
-        <w:t xml:space="preserve">“I always knew the answer, but some how I forgot in the rush of events,” Melvin </w:t>
-      </w:r>
-      <w:r>
-        <w:t>admitted</w:t>
-      </w:r>
-      <w:r>
-        <w:t>. “Thank you for the reminder. With this, we can block the effects, even if we lose another two pillars.</w:t>
-      </w:r>
-      <w:r>
-        <w:t>”</w:t>
-      </w:r>
-    </w:p>
-    <w:p>
-      <w:r>
-        <w:t>“You mentioned the gods,” Luke said. “Can’t they do anything about this? They created the prison, didn’t they?”</w:t>
-      </w:r>
-    </w:p>
-    <w:p>
-      <w:r>
-        <w:t xml:space="preserve">“They said they cannot interfere in the internal matters </w:t>
-      </w:r>
-      <w:r>
-        <w:t>o</w:t>
-      </w:r>
-      <w:r>
-        <w:t>f this world,” Melvin grumbled.</w:t>
-      </w:r>
-    </w:p>
-    <w:p>
-      <w:r>
-        <w:t>“It figures</w:t>
-      </w:r>
-      <w:r>
-        <w:t>,</w:t>
-      </w:r>
-      <w:r>
-        <w:t>” Luke grumbled. “However, these pillars are external to the mortal world. Their preservation will not affect humans, only their destruction.</w:t>
-      </w:r>
-    </w:p>
-    <w:p>
-      <w:r>
-        <w:t>“Better yet, why don’t they just move the prisoners?”</w:t>
-      </w:r>
-    </w:p>
-    <w:p>
-      <w:r>
-        <w:t xml:space="preserve">“What marvelous questions,” Melvin praised. “Unfortunately moving them will disrupt the world. They also can’t directly oppose the demons, since that is a violation on the demon’s freedoms. Within the prison the demons are free to </w:t>
-      </w:r>
-      <w:r>
-        <w:t xml:space="preserve">do </w:t>
-      </w:r>
-      <w:r>
-        <w:t>whatever they want. That’s why people like us exist.”</w:t>
-      </w:r>
-    </w:p>
-    <w:p>
-      <w:r>
-        <w:t>“You yourself are involved in this, but we don’t know how,” Arthur said.</w:t>
-      </w:r>
-    </w:p>
-    <w:p>
-      <w:r>
-        <w:t>“There’s more to you than meets the eye,” Melvin said.</w:t>
-      </w:r>
-    </w:p>
-    <w:p>
-      <w:r>
-        <w:t xml:space="preserve">Luke </w:t>
-      </w:r>
-      <w:r>
-        <w:t xml:space="preserve">leaned forward, </w:t>
-      </w:r>
-      <w:r>
-        <w:t xml:space="preserve">steepled </w:t>
-      </w:r>
-      <w:r>
-        <w:t>his fingers and made an evil expression. “Maybe I’m one of the evil demon lords, here to infiltrate your ranks</w:t>
-      </w:r>
-      <w:r>
-        <w:t xml:space="preserve">. Maybe I’m just posing as a harmless fat guy </w:t>
-      </w:r>
-      <w:r>
-        <w:t xml:space="preserve">just </w:t>
-      </w:r>
-      <w:r>
-        <w:t>to fool you</w:t>
-      </w:r>
-      <w:r>
-        <w:t>,” Luke said in using an evil voice. “Wha-ha-ha-ha-ha.”</w:t>
-      </w:r>
-    </w:p>
-    <w:p>
-      <w:r>
-        <w:t>“You’re scaring me,” James exclaimed</w:t>
-      </w:r>
-      <w:r>
-        <w:t>, looking terrified</w:t>
-      </w:r>
-      <w:r>
-        <w:t>.</w:t>
-      </w:r>
-    </w:p>
-    <w:p>
-      <w:r>
-        <w:lastRenderedPageBreak/>
-        <w:t>“Sorry kid,” Luke said</w:t>
-      </w:r>
-      <w:r>
-        <w:t xml:space="preserve"> gently</w:t>
-      </w:r>
-      <w:r>
-        <w:t>. “Truth be told, I was born into a normal family and grew up with normal people. I don’t have fancy powers. My abilities are the same as all humans.</w:t>
-      </w:r>
-    </w:p>
-    <w:p>
-      <w:r>
-        <w:t xml:space="preserve">“The only </w:t>
-      </w:r>
-      <w:r>
-        <w:t xml:space="preserve">reason </w:t>
-      </w:r>
-      <w:r>
-        <w:t>I’m here is because I’m a good actor and enjoy role-playing too much.</w:t>
-      </w:r>
-      <w:r>
-        <w:t xml:space="preserve"> I fooled the Men in Black, which is why I got to keep my memories, and now I’m useful to both them and you.</w:t>
-      </w:r>
-    </w:p>
-    <w:p>
-      <w:r>
-        <w:t>“I’ll help you if I can, but don’t expect miracles.”</w:t>
-      </w:r>
-    </w:p>
-    <w:p>
-      <w:r>
-        <w:t>“I’m sorry for putting you in such a spot,” Arthur said. “We just assumed since you were so good with your sword.”</w:t>
-      </w:r>
-    </w:p>
-    <w:p>
-      <w:r>
-        <w:t>“What style do you practice?” Henry asked.</w:t>
-      </w:r>
-    </w:p>
-    <w:p>
-      <w:r>
-        <w:t>“You’ve got to be kidding,” Luke said, incredulously. “My only style is hack and slash. I’ve always liked swords. So I practice with spinning practice dumm</w:t>
-      </w:r>
-      <w:r>
-        <w:t>ies</w:t>
-      </w:r>
-      <w:r>
-        <w:t xml:space="preserve">. I assure </w:t>
-      </w:r>
-      <w:r>
-        <w:t xml:space="preserve">you </w:t>
-      </w:r>
-      <w:r>
-        <w:t>every one of you is better than me in terms of ski</w:t>
-      </w:r>
-      <w:r>
-        <w:t>l</w:t>
-      </w:r>
-      <w:r>
-        <w:t>l.</w:t>
-      </w:r>
-    </w:p>
-    <w:p>
-      <w:r>
-        <w:t>“Here I’ll show you,” Luke said and pulled out his iPad, and accidently dropped a can of coke.</w:t>
-      </w:r>
-    </w:p>
-    <w:p>
-      <w:r>
-        <w:t>“Sorry about that,” Luke said.</w:t>
-      </w:r>
-    </w:p>
-    <w:p>
-      <w:r>
-        <w:t>“Do you always carry coke with you?” James asked.</w:t>
-      </w:r>
-    </w:p>
-    <w:p>
-      <w:r>
-        <w:t>“Sure,” Luke said. “You never know when you will get thirsty…or when you’ll need a kazoo – toot.” Luke blew the kazoo and put it away.</w:t>
-      </w:r>
-    </w:p>
-    <w:p>
-      <w:r>
-        <w:t>Luke put the coke away and pulled out a hamburger. “Damn I forgot to eat this. It</w:t>
-      </w:r>
-      <w:r>
-        <w:t>’s still fresh</w:t>
-      </w:r>
-      <w:r>
-        <w:t>.”</w:t>
-      </w:r>
       <w:r>
         <w:t xml:space="preserve"> Luke put it back.</w:t>
       </w:r>
@@ -9845,6 +10322,9 @@
       </w:r>
       <w:r>
         <w:t>Melvin mused.</w:t>
+      </w:r>
+      <w:r>
+        <w:t xml:space="preserve"> He looked at Arthur and Arthur shook his head.</w:t>
       </w:r>
     </w:p>
     <w:p>
@@ -9872,6 +10352,11 @@
     </w:p>
     <w:p>
       <w:r>
+        <w:t>Luke started the video before Annie could respond.</w:t>
+      </w:r>
+    </w:p>
+    <w:p>
+      <w:r>
         <w:t>The iPad showed Luke battling his practice dummies as they whirled around with their multiple arms and wooden swords.</w:t>
       </w:r>
     </w:p>
@@ -9885,7 +10370,13 @@
         <w:t>“</w:t>
       </w:r>
       <w:r>
-        <w:t xml:space="preserve">I could have made the counters mechanical, but I was being lazy. </w:t>
+        <w:t xml:space="preserve">I could have made the counters mechanical, but I was </w:t>
+      </w:r>
+      <w:r>
+        <w:t>pressed for time</w:t>
+      </w:r>
+      <w:r>
+        <w:t xml:space="preserve">. </w:t>
       </w:r>
       <w:r>
         <w:t>The plans for this are on my blog,” Luke said as the sword s</w:t>
@@ -9972,17 +10463,51 @@
     </w:p>
     <w:p>
       <w:r>
-        <w:t>James stepped into the office and saw several people ahead of him. In front of him, behind a desk, sat a grumpy old man.</w:t>
-      </w:r>
-    </w:p>
-    <w:p>
-      <w:r>
-        <w:t>“Damn kids are always so noisy,” the man grumbled. “It’s not going to kill any of you to be quiet.”</w:t>
-      </w:r>
-    </w:p>
-    <w:p>
-      <w:r>
-        <w:t>James waited as the man monologue about the past.</w:t>
+        <w:t xml:space="preserve">James stepped into the office </w:t>
+      </w:r>
+      <w:r>
+        <w:t>filled with kids. He stood in line and waited his turn to register with</w:t>
+      </w:r>
+      <w:r>
+        <w:t xml:space="preserve"> a grumpy old man</w:t>
+      </w:r>
+      <w:r>
+        <w:t xml:space="preserve"> at the desk</w:t>
+      </w:r>
+      <w:r>
+        <w:t>.</w:t>
+      </w:r>
+    </w:p>
+    <w:p>
+      <w:r>
+        <w:t xml:space="preserve">“Damn kids are always so noisy,” the man grumbled. “It’s not going </w:t>
+      </w:r>
+      <w:r>
+        <w:t>to kill any of you to be quiet.</w:t>
+      </w:r>
+    </w:p>
+    <w:p>
+      <w:r>
+        <w:t>“In my day, kids were respectful.”&lt;&gt;</w:t>
+      </w:r>
+    </w:p>
+    <w:p>
+      <w:r>
+        <w:t xml:space="preserve">James waited as the man </w:t>
+      </w:r>
+      <w:proofErr w:type="spellStart"/>
+      <w:r>
+        <w:t>m</w:t>
+      </w:r>
+      <w:r>
+        <w:t>onologued</w:t>
+      </w:r>
+      <w:proofErr w:type="spellEnd"/>
+      <w:r>
+        <w:t xml:space="preserve"> </w:t>
+      </w:r>
+      <w:r>
+        <w:t>about the past.</w:t>
       </w:r>
       <w:r>
         <w:t xml:space="preserve"> Finally he asked, “Sir, s</w:t>
@@ -10485,7 +11010,7 @@
                     <a:blip r:embed="rId12" cstate="print">
                       <a:extLst>
                         <a:ext uri="{28A0092B-C50C-407E-A947-70E740481C1C}">
-                          <a14:useLocalDpi xmlns:a14="http://schemas.microsoft.com/office/drawing/2010/main" xmlns:wps="http://schemas.microsoft.com/office/word/2010/wordprocessingShape" xmlns:wpi="http://schemas.microsoft.com/office/word/2010/wordprocessingInk" xmlns:wpg="http://schemas.microsoft.com/office/word/2010/wordprocessingGroup" xmlns:w16se="http://schemas.microsoft.com/office/word/2015/wordml/symex" xmlns:w15="http://schemas.microsoft.com/office/word/2012/wordml" xmlns:w14="http://schemas.microsoft.com/office/word/2010/wordml" xmlns:w="http://schemas.openxmlformats.org/wordprocessingml/2006/main" xmlns:w10="urn:schemas-microsoft-com:office:word" xmlns:wp14="http://schemas.microsoft.com/office/word/2010/wordprocessingDrawing" xmlns:v="urn:schemas-microsoft-com:vml" xmlns:o="urn:schemas-microsoft-com:office:office" xmlns:aink="http://schemas.microsoft.com/office/drawing/2016/ink" xmlns:mc="http://schemas.openxmlformats.org/markup-compatibility/2006" xmlns:cx8="http://schemas.microsoft.com/office/drawing/2016/5/14/chartex" xmlns:cx7="http://schemas.microsoft.com/office/drawing/2016/5/13/chartex" xmlns:cx6="http://schemas.microsoft.com/office/drawing/2016/5/12/chartex" xmlns:cx5="http://schemas.microsoft.com/office/drawing/2016/5/11/chartex" xmlns:cx4="http://schemas.microsoft.com/office/drawing/2016/5/10/chartex" xmlns:cx3="http://schemas.microsoft.com/office/drawing/2016/5/9/chartex" xmlns:cx2="http://schemas.microsoft.com/office/drawing/2015/10/21/chartex" xmlns:cx1="http://schemas.microsoft.com/office/drawing/2015/9/8/chartex" xmlns:cx="http://schemas.microsoft.com/office/drawing/2014/chartex" xmlns:wpc="http://schemas.microsoft.com/office/word/2010/wordprocessingCanvas" xmlns="" val="0"/>
+                          <a14:useLocalDpi xmlns="" xmlns:wpc="http://schemas.microsoft.com/office/word/2010/wordprocessingCanvas" xmlns:cx="http://schemas.microsoft.com/office/drawing/2014/chartex" xmlns:cx1="http://schemas.microsoft.com/office/drawing/2015/9/8/chartex" xmlns:cx2="http://schemas.microsoft.com/office/drawing/2015/10/21/chartex" xmlns:cx3="http://schemas.microsoft.com/office/drawing/2016/5/9/chartex" xmlns:cx4="http://schemas.microsoft.com/office/drawing/2016/5/10/chartex" xmlns:cx5="http://schemas.microsoft.com/office/drawing/2016/5/11/chartex" xmlns:cx6="http://schemas.microsoft.com/office/drawing/2016/5/12/chartex" xmlns:cx7="http://schemas.microsoft.com/office/drawing/2016/5/13/chartex" xmlns:cx8="http://schemas.microsoft.com/office/drawing/2016/5/14/chartex" xmlns:mc="http://schemas.openxmlformats.org/markup-compatibility/2006" xmlns:aink="http://schemas.microsoft.com/office/drawing/2016/ink" xmlns:o="urn:schemas-microsoft-com:office:office" xmlns:v="urn:schemas-microsoft-com:vml" xmlns:wp14="http://schemas.microsoft.com/office/word/2010/wordprocessingDrawing" xmlns:w10="urn:schemas-microsoft-com:office:word" xmlns:w="http://schemas.openxmlformats.org/wordprocessingml/2006/main" xmlns:w14="http://schemas.microsoft.com/office/word/2010/wordml" xmlns:w15="http://schemas.microsoft.com/office/word/2012/wordml" xmlns:w16se="http://schemas.microsoft.com/office/word/2015/wordml/symex" xmlns:wpg="http://schemas.microsoft.com/office/word/2010/wordprocessingGroup" xmlns:wpi="http://schemas.microsoft.com/office/word/2010/wordprocessingInk" xmlns:wps="http://schemas.microsoft.com/office/word/2010/wordprocessingShape" xmlns:a14="http://schemas.microsoft.com/office/drawing/2010/main" val="0"/>
                         </a:ext>
                       </a:extLst>
                     </a:blip>
@@ -11121,7 +11646,7 @@
             <w:rPr>
               <w:noProof/>
             </w:rPr>
-            <w:t>12</w:t>
+            <w:t>60</w:t>
           </w:r>
         </w:fldSimple>
       </w:p>
@@ -11151,7 +11676,7 @@
             <w:rPr>
               <w:noProof/>
             </w:rPr>
-            <w:t>13</w:t>
+            <w:t>71</w:t>
           </w:r>
         </w:fldSimple>
       </w:p>
@@ -12512,7 +13037,7 @@
 </file>
 
 <file path=customXml/itemProps1.xml><?xml version="1.0" encoding="utf-8"?>
-<ds:datastoreItem xmlns:ds="http://schemas.openxmlformats.org/officeDocument/2006/customXml" ds:itemID="{04C4AB0C-594C-4736-9B65-9956255F2D0E}">
+<ds:datastoreItem xmlns:ds="http://schemas.openxmlformats.org/officeDocument/2006/customXml" ds:itemID="{F20C8EC7-3300-42CD-AE7C-9B2516D712AD}">
   <ds:schemaRefs>
     <ds:schemaRef ds:uri="http://schemas.openxmlformats.org/officeDocument/2006/bibliography"/>
   </ds:schemaRefs>

--- a/Books/Stories/ThePrincessAndMonsterHunter/Book_ThePrincessAndTheMonsterHunter.docx
+++ b/Books/Stories/ThePrincessAndMonsterHunter/Book_ThePrincessAndTheMonsterHunter.docx
@@ -10488,203 +10488,738 @@
     </w:p>
     <w:p>
       <w:r>
-        <w:t>“In my day, kids were respectful.”&lt;&gt;</w:t>
+        <w:t>“In my day, kids were respectful.”</w:t>
       </w:r>
     </w:p>
     <w:p>
       <w:r>
         <w:t xml:space="preserve">James waited as the man </w:t>
       </w:r>
+      <w:r>
+        <w:t>m</w:t>
+      </w:r>
+      <w:r>
+        <w:t xml:space="preserve">onologued </w:t>
+      </w:r>
+      <w:r>
+        <w:t>about the past.</w:t>
+      </w:r>
+      <w:r>
+        <w:t xml:space="preserve"> His turn came and he signed his name in a book containing a list of all the participants. He stood to the side as the last person signed.</w:t>
+      </w:r>
+    </w:p>
+    <w:p>
+      <w:r>
+        <w:t>“Did you know that writing used to be an art?” the old man asked. “Now look at this. This looks like the scratches from a drunken chicken. Let me show you what real writing looks like.”</w:t>
+      </w:r>
+    </w:p>
+    <w:p>
+      <w:r>
+        <w:t>Impatient at the ramblings of the senile coot, James asked,</w:t>
+      </w:r>
+      <w:r>
+        <w:t xml:space="preserve"> “Sir, s</w:t>
+      </w:r>
+      <w:r>
+        <w:t xml:space="preserve">houldn’t Luke be here now? It’s </w:t>
+      </w:r>
+      <w:r>
+        <w:t>already</w:t>
+      </w:r>
+      <w:r>
+        <w:t xml:space="preserve"> 9:</w:t>
+      </w:r>
+      <w:r>
+        <w:t>4</w:t>
+      </w:r>
+      <w:r>
+        <w:t>0AM.”</w:t>
+      </w:r>
+    </w:p>
+    <w:p>
+      <w:r>
+        <w:t>The other kids spoke up, echoing James’ impatience.</w:t>
+      </w:r>
+    </w:p>
+    <w:p>
+      <w:r>
+        <w:t>“</w:t>
+      </w:r>
+      <w:r>
+        <w:t>Settle down kids,” the man grumbled. “Did I ever tell you that patience is a virtue?”</w:t>
+      </w:r>
+    </w:p>
+    <w:p>
+      <w:r>
+        <w:t>The man moaned as he got painfully out of his chair.</w:t>
+      </w:r>
+    </w:p>
+    <w:p>
+      <w:r>
+        <w:t>“</w:t>
+      </w:r>
+      <w:r>
+        <w:t>It’s clear to me you haven’t learnt anything. Too much social media, not enough brain power</w:t>
+      </w:r>
+      <w:r>
+        <w:t>. You have eyes but don’t see, ears, but don’t hear, mouths – that talk too much.”</w:t>
+      </w:r>
+    </w:p>
+    <w:p>
+      <w:r>
+        <w:lastRenderedPageBreak/>
+        <w:t>The man waddled to a black board and wrote in impeccable writing, “What is acting?”</w:t>
+      </w:r>
+    </w:p>
+    <w:p>
+      <w:r>
+        <w:t>“Okay young w</w:t>
+      </w:r>
+      <w:r>
+        <w:t xml:space="preserve">hipper </w:t>
+      </w:r>
+      <w:r>
+        <w:t>s</w:t>
+      </w:r>
+      <w:r>
+        <w:t>napper</w:t>
+      </w:r>
+      <w:r>
+        <w:t>s, keep your pants on,” he said and exited the room.</w:t>
+      </w:r>
+    </w:p>
+    <w:p>
+      <w:r>
+        <w:t>Five minutes later a plump middle-aged woman entered. She was pushing a huge cart filled with scrambled eggs, bacon, toast, jam, orange juice, and other breakfast items.</w:t>
+      </w:r>
+    </w:p>
+    <w:p>
+      <w:r>
+        <w:t>“Hello dears, would you like some breakfast?”</w:t>
+      </w:r>
+    </w:p>
+    <w:p>
+      <w:r>
+        <w:t xml:space="preserve">“Excuse me ma-am,” James said. “Do you know when </w:t>
+      </w:r>
+      <w:r>
+        <w:t xml:space="preserve">Luke </w:t>
+      </w:r>
+      <w:r>
+        <w:t>will arrive?”</w:t>
+      </w:r>
+    </w:p>
+    <w:p>
+      <w:r>
+        <w:t>“Classes have already started my dear,” the woman said with a smile. “Now have some food while it’s hot.”</w:t>
+      </w:r>
+    </w:p>
+    <w:p>
+      <w:r>
+        <w:t xml:space="preserve">James wasn’t sure what the woman meant by the classes had already started. </w:t>
+      </w:r>
+      <w:r>
+        <w:t>He wasn’t the only one.</w:t>
+      </w:r>
+    </w:p>
+    <w:p>
+      <w:r>
+        <w:t xml:space="preserve">Not sure what to do </w:t>
+      </w:r>
+      <w:r>
+        <w:t>James</w:t>
+      </w:r>
+      <w:r>
+        <w:t xml:space="preserve"> approached the huge cart and grabbed a plate.</w:t>
+      </w:r>
+    </w:p>
+    <w:p>
+      <w:r>
+        <w:t xml:space="preserve">“That’s right dears, have plenty to eat,” the woman </w:t>
+      </w:r>
+      <w:r>
+        <w:t>said, speaking like a favorite granny</w:t>
+      </w:r>
+      <w:r>
+        <w:t xml:space="preserve">. “It’s good to eat, but you must exercise. </w:t>
+      </w:r>
+      <w:r>
+        <w:t>Otherwise you will get sick and bad things will happen.”</w:t>
+      </w:r>
+    </w:p>
+    <w:p>
+      <w:r>
+        <w:t>The woman was a sweet lady, but James was eager to meet Luke. He wanted to know what Luke would teach them.</w:t>
+      </w:r>
+    </w:p>
+    <w:p>
+      <w:r>
+        <w:t xml:space="preserve">“Did you that vinegar is good for removing stains? Also, adding a little bit of </w:t>
+      </w:r>
+      <w:r>
+        <w:t xml:space="preserve">hooch </w:t>
+      </w:r>
+      <w:r>
+        <w:t>to your coffee…Please forget what I said. You’re too young for that.”</w:t>
+      </w:r>
+    </w:p>
+    <w:p>
+      <w:r>
+        <w:t>The woman rambled on for another half hour until everyone finished eating.</w:t>
+      </w:r>
+    </w:p>
+    <w:p>
+      <w:r>
+        <w:lastRenderedPageBreak/>
+        <w:t>“See you later kids,” the woman said and walked out of the room.</w:t>
+      </w:r>
+    </w:p>
+    <w:p>
+      <w:r>
+        <w:t>Time passed and nothing happened.</w:t>
+      </w:r>
+    </w:p>
+    <w:p>
+      <w:r>
+        <w:t xml:space="preserve">“Where the hell is that stupid Luke?” a large teen </w:t>
+      </w:r>
+      <w:r>
+        <w:t xml:space="preserve">named Ricky </w:t>
+      </w:r>
+      <w:r>
+        <w:t>asked angrily.</w:t>
+      </w:r>
+      <w:r>
+        <w:t xml:space="preserve"> </w:t>
+      </w:r>
+    </w:p>
+    <w:p>
+      <w:r>
+        <w:t>A</w:t>
+      </w:r>
+      <w:r>
+        <w:t xml:space="preserve"> sheet of paper slipped under a door.</w:t>
+      </w:r>
+    </w:p>
+    <w:p>
+      <w:r>
+        <w:t>A girl picked up the page and read, “Ho</w:t>
+      </w:r>
+      <w:r>
+        <w:t>w</w:t>
+      </w:r>
+      <w:r>
+        <w:t xml:space="preserve"> long are you going to stay in that room? Aren’t you all bored?”</w:t>
+      </w:r>
+    </w:p>
+    <w:p>
+      <w:r>
+        <w:t>Rick</w:t>
+      </w:r>
+      <w:r>
+        <w:t>y</w:t>
+      </w:r>
+      <w:r>
+        <w:t xml:space="preserve"> said, “Let’s go” and opened the door.</w:t>
+      </w:r>
+    </w:p>
+    <w:p>
+      <w:r>
+        <w:t xml:space="preserve">James </w:t>
+      </w:r>
+      <w:r>
+        <w:t>followed the others into</w:t>
+      </w:r>
+      <w:r>
+        <w:t xml:space="preserve"> a corridor. Near the end was a </w:t>
+      </w:r>
+      <w:r>
+        <w:t xml:space="preserve">room with a </w:t>
+      </w:r>
+      <w:r>
+        <w:t>young woman sitting on a stool and playing a guitar.</w:t>
+      </w:r>
+    </w:p>
+    <w:p>
+      <w:r>
+        <w:t>“Come in all of you,” she said. “</w:t>
+      </w:r>
+      <w:r>
+        <w:t>I really need an audience.”</w:t>
+      </w:r>
+    </w:p>
+    <w:p>
+      <w:r>
+        <w:t xml:space="preserve">“No thanks,” James said. “We are looking for Luke </w:t>
+      </w:r>
+      <w:r>
+        <w:t>Callahan</w:t>
+      </w:r>
+      <w:r>
+        <w:t>. Do you know where he is?”</w:t>
+      </w:r>
+    </w:p>
+    <w:p>
+      <w:r>
+        <w:t>The woman began strumming and sang, “I do indeed know where the man stands. He’s closer than the door and father th</w:t>
+      </w:r>
+      <w:r>
+        <w:t>an the floor. He’s</w:t>
+      </w:r>
+      <w:r>
+        <w:t xml:space="preserve"> here to teach you some </w:t>
+      </w:r>
       <w:proofErr w:type="spellStart"/>
       <w:r>
-        <w:t>m</w:t>
-      </w:r>
-      <w:r>
-        <w:t>onologued</w:t>
+        <w:t>moooore</w:t>
       </w:r>
       <w:proofErr w:type="spellEnd"/>
       <w:r>
+        <w:t>. So be glad and learn what you can.</w:t>
+      </w:r>
+    </w:p>
+    <w:p>
+      <w:r>
+        <w:t>“Come on everyone, sing with me. How can you become singers, if you don’t sing?”</w:t>
+      </w:r>
+    </w:p>
+    <w:p>
+      <w:r>
+        <w:t>“Please miss,”</w:t>
+      </w:r>
+      <w:r>
         <w:t xml:space="preserve"> </w:t>
       </w:r>
       <w:r>
-        <w:t>about the past.</w:t>
-      </w:r>
-      <w:r>
-        <w:t xml:space="preserve"> Finally he asked, “Sir, s</w:t>
-      </w:r>
-      <w:r>
-        <w:t>houldn’t Luke be here now? It’s almost 9:30AM.”</w:t>
-      </w:r>
-    </w:p>
-    <w:p>
-      <w:r>
-        <w:t>“It’s clear to me you haven’t learnt anything. Too much social media, not enough brain power. Fine, fine,” the man grumbled.</w:t>
-      </w:r>
-    </w:p>
-    <w:p>
-      <w:r>
-        <w:t>The man left the room. Five minutes later a plump middle-aged woman entered. She was pushing a huge cart filled with scrambled eggs, bacon, toast, jam, orange juice, and other breakfast items.</w:t>
-      </w:r>
-    </w:p>
-    <w:p>
-      <w:r>
-        <w:t>“Hello dears, would you like some breakfast?”</w:t>
-      </w:r>
-    </w:p>
-    <w:p>
-      <w:r>
-        <w:t xml:space="preserve">“Excuse me ma-am,” James said. “Do you know when </w:t>
-      </w:r>
-      <w:r>
-        <w:t xml:space="preserve">Luke </w:t>
-      </w:r>
-      <w:r>
-        <w:t>will arrive?”</w:t>
-      </w:r>
-    </w:p>
-    <w:p>
-      <w:r>
-        <w:t>“Classes have already started my dear,” the woman said with a smile. “Now have some food while it’s hot.”</w:t>
-      </w:r>
-    </w:p>
-    <w:p>
-      <w:r>
-        <w:t>James wasn’t sure what the woman meant by the classes had already started. Not sure what to do he approached the huge cart and grabbed a plate.</w:t>
+        <w:t>an Asian girl said. “Just tell us where Luke is.”</w:t>
+      </w:r>
+    </w:p>
+    <w:p>
+      <w:r>
+        <w:t xml:space="preserve">“I </w:t>
+      </w:r>
+      <w:r>
+        <w:t>did tell you the secret of where he is</w:t>
+      </w:r>
+      <w:r>
+        <w:t xml:space="preserve">,” the woman sang again. “If you can’t see him, then you don’t know </w:t>
+      </w:r>
+      <w:r>
+        <w:t>how to act</w:t>
+      </w:r>
+      <w:r>
+        <w:t>.</w:t>
+      </w:r>
+    </w:p>
+    <w:p>
+      <w:r>
+        <w:t>“So go, go out there where there’s a bus, full of things that only a bus can do.</w:t>
+      </w:r>
+    </w:p>
+    <w:p>
+      <w:r>
+        <w:t>“It can take you to where you need to go, need to go, but first can we sing a little song or two?”</w:t>
       </w:r>
     </w:p>
     <w:p>
       <w:r>
         <w:lastRenderedPageBreak/>
-        <w:t xml:space="preserve">“That’s right dears, have plenty to eat,” the woman encouraged. “It’s good to eat, but you must exercise. </w:t>
-      </w:r>
-      <w:r>
-        <w:t>Otherwise you will get sick and bad things will happen.”</w:t>
-      </w:r>
-    </w:p>
-    <w:p>
-      <w:r>
-        <w:t>The woman was a sweet lady, but James was eager to meet Luke. He wanted to know what Luke would teach them.</w:t>
-      </w:r>
-    </w:p>
-    <w:p>
-      <w:r>
-        <w:t>“See you later kids,” the woman said and walked out of the room.</w:t>
-      </w:r>
-    </w:p>
-    <w:p>
-      <w:r>
-        <w:t xml:space="preserve">After awhile people started getting restless. “Where the hell is that stupid Luke?” a large teen </w:t>
-      </w:r>
-      <w:r>
-        <w:t xml:space="preserve">named Ricky </w:t>
-      </w:r>
-      <w:r>
-        <w:t>asked angrily.</w:t>
+        <w:t>The door opened and the woman continued playing her nonsensical music.</w:t>
+      </w:r>
+    </w:p>
+    <w:p>
+      <w:r>
+        <w:t>Not knowing what to do, James followed the gang out of the building. As promised, there was a school-bus outside</w:t>
+      </w:r>
+      <w:r>
+        <w:t>.</w:t>
+      </w:r>
+    </w:p>
+    <w:p>
+      <w:r>
+        <w:t>Everyone waited for an adult to arrive.</w:t>
+      </w:r>
+    </w:p>
+    <w:p>
+      <w:r>
+        <w:t>“Howdy partners,” a large Texan bellowed as he approached.</w:t>
+      </w:r>
+    </w:p>
+    <w:p>
+      <w:r>
+        <w:t xml:space="preserve">He tweaked his handlebar </w:t>
+      </w:r>
+      <w:r>
+        <w:t xml:space="preserve">moustache </w:t>
+      </w:r>
+      <w:r>
+        <w:t>and boomed, “Isn’t this a marvelous day to learn acting. You know, in Texas, this bus would have been twice as big. Everything is big in Texas</w:t>
+      </w:r>
+      <w:r>
+        <w:t>, and I mean everything.</w:t>
+      </w:r>
+      <w:r>
+        <w:t>” He laughed at his own joke.</w:t>
+      </w:r>
+    </w:p>
+    <w:p>
+      <w:r>
+        <w:t>“Where the hell is Luke?” Ricky, the self-appointed leader demanded.</w:t>
+      </w:r>
+    </w:p>
+    <w:p>
+      <w:r>
+        <w:t>“</w:t>
+      </w:r>
+      <w:r>
+        <w:t>Where indeed?</w:t>
+      </w:r>
+      <w:r>
+        <w:t xml:space="preserve">” the Texan said with a laugh. He raised a </w:t>
+      </w:r>
+      <w:r>
+        <w:t>phone</w:t>
+      </w:r>
+      <w:r>
+        <w:t xml:space="preserve"> and pressed a button.</w:t>
+      </w:r>
+    </w:p>
+    <w:p>
+      <w:r>
+        <w:t xml:space="preserve">“Okay kids, </w:t>
+      </w:r>
+      <w:r>
+        <w:t xml:space="preserve">this </w:t>
+      </w:r>
+      <w:r>
+        <w:t>reach-</w:t>
+      </w:r>
+      <w:r>
+        <w:t xml:space="preserve">around will end when you find the answer to this question,” the </w:t>
+      </w:r>
+      <w:r>
+        <w:t>phone</w:t>
+      </w:r>
+      <w:r>
+        <w:t xml:space="preserve"> in the Texan’s hand said. “What is acting, and why haven’t you found Luke? And now get aboard and discuss that answer among yourself.”</w:t>
+      </w:r>
+    </w:p>
+    <w:p>
+      <w:r>
+        <w:t>James got aboard and took a seat. While they were driving, he tried to share his ideas with the others. Everyone had their own idea of what acting was all about.</w:t>
+      </w:r>
+    </w:p>
+    <w:p>
+      <w:r>
+        <w:t>The driver offered ideas as the trip progressed.</w:t>
+      </w:r>
+      <w:r>
+        <w:t xml:space="preserve"> “You know what they say in Texas, don’t you? Go big or go home. No. Fly high, take to the sky. No. What is the secret of magic? And no, I don’t mean mushrooms.”</w:t>
+      </w:r>
+    </w:p>
+    <w:p>
+      <w:r>
+        <w:t>T</w:t>
+      </w:r>
+      <w:r>
+        <w:t>hey arrived at a private beach and the driver parked.</w:t>
+      </w:r>
+    </w:p>
+    <w:p>
+      <w:r>
+        <w:t>“Stay here awhile and I’ll be back.”</w:t>
+      </w:r>
+    </w:p>
+    <w:p>
+      <w:r>
+        <w:lastRenderedPageBreak/>
+        <w:t>Time passed and</w:t>
+      </w:r>
+      <w:r>
+        <w:t xml:space="preserve"> an attractive woman police officer entered the bus and said, “Kids</w:t>
+      </w:r>
+      <w:r>
+        <w:t>, my name is Officer Jane. D</w:t>
+      </w:r>
+      <w:r>
+        <w:t>o you know where the driver went? He and an older gentleman are accused of taking kids your age on strange rides and doing unspeakable things to them?”</w:t>
+      </w:r>
+    </w:p>
+    <w:p>
+      <w:r>
+        <w:t>The tension rose by several octaves.</w:t>
+      </w:r>
+    </w:p>
+    <w:p>
+      <w:r>
+        <w:t xml:space="preserve">For the next ten minutes </w:t>
+      </w:r>
+      <w:r>
+        <w:t>Office Jane</w:t>
+      </w:r>
+      <w:r>
+        <w:t xml:space="preserve"> took statements from James and the other.</w:t>
+      </w:r>
+    </w:p>
+    <w:p>
+      <w:r>
+        <w:t>“</w:t>
+      </w:r>
+      <w:r>
+        <w:t>Don’t be afraid, kids,” Jane said, giving everyone a gentle smile</w:t>
+      </w:r>
+      <w:r>
+        <w:t xml:space="preserve">. </w:t>
+      </w:r>
+      <w:r>
+        <w:t>“Treat each challenge as a learning experience. Please wait.”</w:t>
+      </w:r>
+    </w:p>
+    <w:p>
+      <w:r>
+        <w:t>The officer left and James wondered what the hell was going on.</w:t>
+      </w:r>
+    </w:p>
+    <w:p>
+      <w:r>
+        <w:t>T</w:t>
+      </w:r>
+      <w:r>
+        <w:t>here was a scream and several gun shots.</w:t>
+      </w:r>
+    </w:p>
+    <w:p>
+      <w:r>
+        <w:t>A</w:t>
+      </w:r>
+      <w:r>
+        <w:t>n overweight man with a grizzly white beard approached. He was covered with blood and held a riffle in his hand.</w:t>
+      </w:r>
+    </w:p>
+    <w:p>
+      <w:r>
+        <w:t>“Okay you snot-nosed kids, get into the warehouse if you know what’s good for you. This will end if you can find your teacher.”</w:t>
+      </w:r>
+    </w:p>
+    <w:p>
+      <w:r>
+        <w:t>Terrified, James and the others did as instructed.</w:t>
+      </w:r>
+      <w:r>
+        <w:t xml:space="preserve"> The door closed.</w:t>
+      </w:r>
+    </w:p>
+    <w:p>
+      <w:r>
+        <w:t>“What’s going to happen to us?” a girl named Tammy asked.</w:t>
+      </w:r>
+    </w:p>
+    <w:p>
+      <w:r>
+        <w:t>No one answered.</w:t>
+      </w:r>
+    </w:p>
+    <w:p>
+      <w:r>
+        <w:t>A door opened and a</w:t>
+      </w:r>
+      <w:r>
+        <w:t xml:space="preserve"> woman in a kimono entered</w:t>
+      </w:r>
+      <w:r>
+        <w:t>.</w:t>
+      </w:r>
+    </w:p>
+    <w:p>
+      <w:r>
+        <w:t xml:space="preserve">“Okay kids, </w:t>
+      </w:r>
+      <w:r>
+        <w:t xml:space="preserve">please enter and </w:t>
+      </w:r>
+      <w:r>
+        <w:t>sit down. It’s time to eat lunch.”</w:t>
+      </w:r>
+    </w:p>
+    <w:p>
+      <w:r>
+        <w:t>“But what about the murder</w:t>
+      </w:r>
+      <w:r>
+        <w:t>s</w:t>
+      </w:r>
+      <w:r>
+        <w:t>?” a</w:t>
+      </w:r>
+      <w:r>
+        <w:t>nother</w:t>
       </w:r>
       <w:r>
         <w:t xml:space="preserve"> </w:t>
       </w:r>
-    </w:p>
-    <w:p>
-      <w:r>
-        <w:t>Just then a sheet of paper slipped under a door.</w:t>
-      </w:r>
-    </w:p>
-    <w:p>
-      <w:r>
-        <w:t>A girl picked up the page and read, “Ho</w:t>
-      </w:r>
-      <w:r>
-        <w:t>w</w:t>
-      </w:r>
-      <w:r>
-        <w:t xml:space="preserve"> long are you going to stay in that room? Aren’t you all bored?”</w:t>
-      </w:r>
-    </w:p>
-    <w:p>
-      <w:r>
-        <w:t>Rick</w:t>
-      </w:r>
-      <w:r>
-        <w:t>y</w:t>
-      </w:r>
-      <w:r>
-        <w:t xml:space="preserve"> said, “Let’s go” and opened the door.</w:t>
-      </w:r>
-    </w:p>
-    <w:p>
-      <w:r>
-        <w:t xml:space="preserve">James entered a corridor and followed it. Near the end was a </w:t>
-      </w:r>
-      <w:r>
-        <w:t xml:space="preserve">room with a </w:t>
-      </w:r>
-      <w:r>
-        <w:t>young woman sitting on a stool and playing a guitar.</w:t>
-      </w:r>
-    </w:p>
-    <w:p>
-      <w:r>
-        <w:t>“Come in all of you,” she said. “</w:t>
-      </w:r>
-      <w:r>
-        <w:t>I really need an audience.”</w:t>
-      </w:r>
-    </w:p>
-    <w:p>
-      <w:r>
-        <w:t xml:space="preserve">“No thanks,” James said. “We are looking for Luke </w:t>
+      <w:r>
+        <w:t>girl named Terri asked, terrified.</w:t>
+      </w:r>
+    </w:p>
+    <w:p>
+      <w:r>
+        <w:t>“There is no murdered dear,” She said. She paused and then said, “Do you still not understand the power of acting?</w:t>
+      </w:r>
+    </w:p>
+    <w:p>
+      <w:r>
+        <w:lastRenderedPageBreak/>
+        <w:t xml:space="preserve">“Answer me this question? How </w:t>
+      </w:r>
+      <w:r>
+        <w:t>many people did you meet today? Please try the tea. It is delicious.”</w:t>
+      </w:r>
+    </w:p>
+    <w:p>
+      <w:r>
+        <w:t xml:space="preserve">The group debated and the decided that they met </w:t>
+      </w:r>
+      <w:r>
+        <w:t>7 people.</w:t>
+      </w:r>
+    </w:p>
+    <w:p>
+      <w:r>
+        <w:t>“I’m sorry but the number of people you met is just one,” the woman said sweetly. “Please identify who that person is.”</w:t>
+      </w:r>
+    </w:p>
+    <w:p>
+      <w:r>
+        <w:t xml:space="preserve">James pondered, but drew a blank. He then opened his mouth and said, “The one person is Luke </w:t>
       </w:r>
       <w:r>
         <w:t>Callahan</w:t>
       </w:r>
       <w:r>
-        <w:t>. Do you know where he is?”</w:t>
-      </w:r>
-    </w:p>
-    <w:p>
-      <w:r>
-        <w:t>The woman began strumming and sang, “I do indeed know where the man stands. He’s closer than the door and father th</w:t>
-      </w:r>
-      <w:r>
-        <w:t>an the floor. He’s</w:t>
-      </w:r>
-      <w:r>
-        <w:t xml:space="preserve"> here to teach you some </w:t>
-      </w:r>
-      <w:proofErr w:type="spellStart"/>
-      <w:r>
-        <w:t>moooore</w:t>
-      </w:r>
-      <w:proofErr w:type="spellEnd"/>
-      <w:r>
-        <w:t>. So be glad and learn what you can.</w:t>
-      </w:r>
-    </w:p>
-    <w:p>
-      <w:r>
-        <w:t>“Come on everyone, sing with me. How can you become singers, if you don’t sing?”</w:t>
-      </w:r>
-    </w:p>
-    <w:p>
-      <w:r>
-        <w:t>“Please miss,” an Asian girl said. “Just tell us where Luke is.”</w:t>
-      </w:r>
-    </w:p>
-    <w:p>
-      <w:r>
-        <w:t>“I told you where he is,” the woman sang again. “If you can’t see him, then you don’t know acting. So go. There is a bus outside.”</w:t>
+        <w:t>.”</w:t>
+      </w:r>
+    </w:p>
+    <w:p>
+      <w:r>
+        <w:t>The woman smiled and then walked out of the room.</w:t>
+      </w:r>
+    </w:p>
+    <w:p>
+      <w:r>
+        <w:t xml:space="preserve">There was much argument, since everyone had met Luke and they all knew </w:t>
+      </w:r>
+      <w:r>
+        <w:t>he was a man with a huge gut.</w:t>
+      </w:r>
+    </w:p>
+    <w:p>
+      <w:r>
+        <w:t xml:space="preserve">The group was interrupted by clapping. Luke in his iconic </w:t>
+      </w:r>
+      <w:r>
+        <w:t>trench</w:t>
+      </w:r>
+      <w:r>
+        <w:t>-</w:t>
+      </w:r>
+      <w:r>
+        <w:t>coat</w:t>
+      </w:r>
+      <w:r>
+        <w:t xml:space="preserve"> stepped into the room.</w:t>
+      </w:r>
+    </w:p>
+    <w:p>
+      <w:r>
+        <w:t>“Your acting lessons started this morning at 9:00AM sharp when I greeted you as that grumpy old security guard.</w:t>
+      </w:r>
+    </w:p>
+    <w:p>
+      <w:r>
+        <w:t>“That old lady who served you breakfast was also me.”</w:t>
+      </w:r>
+    </w:p>
+    <w:p>
+      <w:r>
+        <w:t>“What about that woman who was playing the guitar?” Bobby asked.</w:t>
+      </w:r>
+    </w:p>
+    <w:p>
+      <w:r>
+        <w:t xml:space="preserve">“Me too,” Luke said. “The Texan, the </w:t>
+      </w:r>
+      <w:r>
+        <w:t xml:space="preserve">lady </w:t>
+      </w:r>
+      <w:r>
+        <w:t>cop, the scary killer and finally the Asian woman w</w:t>
+      </w:r>
+      <w:r>
+        <w:t>ere</w:t>
+      </w:r>
+      <w:r>
+        <w:t xml:space="preserve"> also me. I gave you all plenty of hints I was nearby, but none of you believed me.”</w:t>
+      </w:r>
+    </w:p>
+    <w:p>
+      <w:r>
+        <w:t>“But you’re a big fat slob,” Ricky the angry teen accused.</w:t>
+      </w:r>
+    </w:p>
+    <w:p>
+      <w:r>
+        <w:t>“You only assumed I’m fat because of how I dress</w:t>
+      </w:r>
+      <w:r>
+        <w:t xml:space="preserve"> and walk</w:t>
+      </w:r>
+      <w:r>
+        <w:t>,” Luke said. “That’s by design.”</w:t>
+      </w:r>
+    </w:p>
+    <w:p>
+      <w:r>
+        <w:t>Luke removed his coat</w:t>
+      </w:r>
+      <w:r>
+        <w:t>,</w:t>
+      </w:r>
+      <w:r>
+        <w:t xml:space="preserve"> accessories</w:t>
+      </w:r>
+      <w:r>
+        <w:t>, and platform shoes</w:t>
+      </w:r>
+      <w:r>
+        <w:t xml:space="preserve"> and showed himself</w:t>
+      </w:r>
+      <w:r>
+        <w:t xml:space="preserve"> in an Elvis costume.</w:t>
       </w:r>
     </w:p>
     <w:p>
       <w:r>
         <w:lastRenderedPageBreak/>
-        <w:t>The woman then shooed the gang out of the room.</w:t>
-      </w:r>
-    </w:p>
-    <w:p>
-      <w:r>
-        <w:t>Not knowing what to do, James followed the gang out of the building. As promised, there was a school-bus outside</w:t>
+        <w:t>“</w:t>
+      </w:r>
+      <w:r>
+        <w:t>Okay all you hound dogs, it is time to have lunch</w:t>
+      </w:r>
+      <w:r>
+        <w:t>,” Luke said. “During this time I want you to contemplate what you have learnt today. After lunch you will discuss.”</w:t>
+      </w:r>
+    </w:p>
+    <w:p>
+      <w:r>
+        <w:t>“Annie will be surprised when she discovers you aren’t fat,” James said.</w:t>
+      </w:r>
+    </w:p>
+    <w:p>
+      <w:r>
+        <w:t xml:space="preserve">“Don’t tell Annie or anyone,” Luke </w:t>
+      </w:r>
+      <w:r>
+        <w:t>warned</w:t>
       </w:r>
       <w:r>
         <w:t>.</w:t>
@@ -10692,286 +11227,24 @@
     </w:p>
     <w:p>
       <w:r>
-        <w:t>“Howdy partners,” a large Texan bellowed as he approached.</w:t>
-      </w:r>
-    </w:p>
-    <w:p>
-      <w:r>
-        <w:t xml:space="preserve">He tweaked his handlebar </w:t>
-      </w:r>
-      <w:r>
-        <w:t xml:space="preserve">moustache </w:t>
-      </w:r>
-      <w:r>
-        <w:t>and boomed, “Isn’t this a marvelous day to learn acting. You know, in Texas, this bus would have been twice as big. Everything is big in Texas.” He laughed at his own joke.</w:t>
-      </w:r>
-    </w:p>
-    <w:p>
-      <w:r>
-        <w:t>“Where the hell is Luke?” Ricky, the self-appointed leader demanded.</w:t>
-      </w:r>
-    </w:p>
-    <w:p>
-      <w:r>
-        <w:t>“He’s here,” the Texan said with a laugh. He then raised a device and pressed a button.</w:t>
-      </w:r>
-    </w:p>
-    <w:p>
-      <w:r>
-        <w:t xml:space="preserve">“Okay kids, </w:t>
-      </w:r>
-      <w:r>
-        <w:t>reach-</w:t>
-      </w:r>
-      <w:r>
-        <w:t xml:space="preserve">around will end when you find the answer to this question,” the </w:t>
-      </w:r>
-      <w:r>
-        <w:t>device in the Texan’s hand said. “What is acting, and why haven’t you found Luke? And now get aboard and discuss that answer among yourself.”</w:t>
-      </w:r>
-    </w:p>
-    <w:p>
-      <w:r>
-        <w:t>James got aboard and took a seat. While they were driving, he tried to share his ideas with the others. Everyone had their own idea of what acting was all about.</w:t>
-      </w:r>
-    </w:p>
-    <w:p>
-      <w:r>
-        <w:t>The driver offered ideas as the trip progressed. Eventually they arrived at a private beach and the driver parked.</w:t>
-      </w:r>
-    </w:p>
-    <w:p>
-      <w:r>
-        <w:t>“Stay here awhile and I’ll be back.”</w:t>
-      </w:r>
-    </w:p>
-    <w:p>
-      <w:r>
-        <w:t>A few minutes later an attractive woman police officer entered the bus and said, “Kids</w:t>
-      </w:r>
-      <w:r>
-        <w:t>, my name is Officer Jane. D</w:t>
-      </w:r>
-      <w:r>
-        <w:t>o you know where the driver went? He and an older gentleman are accused of taking kids your age on strange rides and doing unspeakable things to them?”</w:t>
-      </w:r>
-    </w:p>
-    <w:p>
-      <w:r>
-        <w:lastRenderedPageBreak/>
-        <w:t>For the next ten minutes she took statements from James and the other.</w:t>
-      </w:r>
-    </w:p>
-    <w:p>
-      <w:r>
-        <w:t>“Okay kids, don’t stray too far. Don’t worry. Your teacher is closer than you realize.”</w:t>
-      </w:r>
-    </w:p>
-    <w:p>
-      <w:r>
-        <w:t>The officer left and James wondered what the hell was going on.</w:t>
-      </w:r>
-    </w:p>
-    <w:p>
-      <w:r>
-        <w:t>Suddenly there was a scream and several gun shots.</w:t>
-      </w:r>
-    </w:p>
-    <w:p>
-      <w:r>
-        <w:t>A moment later, an overweight man with a grizzly white beard approached. He was covered with blood and held a riffle in his hand.</w:t>
-      </w:r>
-    </w:p>
-    <w:p>
-      <w:r>
-        <w:t>“Okay you snot-nosed kids, get into the warehouse if you know what’s good for you. This will end if you can find your teacher.”</w:t>
-      </w:r>
-    </w:p>
-    <w:p>
-      <w:r>
-        <w:t>Terrified, James and the others did as instructed.</w:t>
-      </w:r>
-    </w:p>
-    <w:p>
-      <w:r>
-        <w:t>Inside, the room was prepared for lunch.</w:t>
-      </w:r>
-    </w:p>
-    <w:p>
-      <w:r>
-        <w:t>A woman in a kimono entered and said, “Okay kids, sit down. It’s time to eat lunch.”</w:t>
-      </w:r>
-    </w:p>
-    <w:p>
-      <w:r>
-        <w:t xml:space="preserve">“But what about the murdered?” a </w:t>
-      </w:r>
-      <w:r>
-        <w:t>girl named Terri asked, terrified.</w:t>
-      </w:r>
-    </w:p>
-    <w:p>
-      <w:r>
-        <w:t>“There is no murdered dear,” She said. She paused and then said, “Do you still not understand the power of acting?</w:t>
-      </w:r>
-    </w:p>
-    <w:p>
-      <w:r>
-        <w:t>“Answer me this question? How many people did you meet today?”</w:t>
-      </w:r>
-    </w:p>
-    <w:p>
-      <w:r>
-        <w:t>After awhile the consensus was 7 people.</w:t>
-      </w:r>
-    </w:p>
-    <w:p>
-      <w:r>
-        <w:t>“I’m sorry but the number of people you met is just one,” the woman said sweetly. “Please identify who that person is. Bye.”</w:t>
-      </w:r>
-    </w:p>
-    <w:p>
-      <w:r>
-        <w:t xml:space="preserve">James pondered, but drew a blank. He then opened his mouth and said, “The one person is Luke </w:t>
-      </w:r>
-      <w:r>
-        <w:t>Callahan</w:t>
-      </w:r>
-      <w:r>
-        <w:t>.”</w:t>
-      </w:r>
-    </w:p>
-    <w:p>
-      <w:r>
-        <w:t>The woman smiled and then walked out of the room.</w:t>
-      </w:r>
-    </w:p>
-    <w:p>
-      <w:r>
-        <w:lastRenderedPageBreak/>
-        <w:t xml:space="preserve">There was much argument, since everyone had met Luke and they all knew </w:t>
-      </w:r>
-      <w:r>
-        <w:t>he was a man with a huge gut.</w:t>
-      </w:r>
-    </w:p>
-    <w:p>
-      <w:r>
-        <w:t xml:space="preserve">The group was interrupted by clapping. Luke in his iconic </w:t>
-      </w:r>
-      <w:r>
-        <w:t>trench</w:t>
-      </w:r>
-      <w:r>
-        <w:t>-</w:t>
-      </w:r>
-      <w:r>
-        <w:t>coat</w:t>
-      </w:r>
-      <w:r>
-        <w:t xml:space="preserve"> stepped into the room.</w:t>
-      </w:r>
-    </w:p>
-    <w:p>
-      <w:r>
-        <w:t>“Your acting lessons started this morning at 9:00AM sharp when I greeted you as that grumpy old security guard.</w:t>
-      </w:r>
-    </w:p>
-    <w:p>
-      <w:r>
-        <w:t>“That old lady who served you breakfast was also me.”</w:t>
-      </w:r>
-    </w:p>
-    <w:p>
-      <w:r>
-        <w:t>“What about that woman who was playing the guitar?” Bobby asked.</w:t>
-      </w:r>
-    </w:p>
-    <w:p>
-      <w:r>
-        <w:t>“Me too,” Luke said. “The Texan, the cop lady, the scary killer and finally the Asian woman w</w:t>
-      </w:r>
-      <w:r>
-        <w:t>ere</w:t>
-      </w:r>
-      <w:r>
-        <w:t xml:space="preserve"> also me. I gave you all plenty of hints I was nearby, but none of you believed me.”</w:t>
-      </w:r>
-    </w:p>
-    <w:p>
-      <w:r>
-        <w:t>“But you’re a big fat slob,” Ricky the angry teen accused.</w:t>
-      </w:r>
-    </w:p>
-    <w:p>
-      <w:r>
-        <w:t>“You only assumed I’m fat because of how I dress,” Luke said. “That’s by design.”</w:t>
-      </w:r>
-    </w:p>
-    <w:p>
-      <w:r>
-        <w:t>Luke removed his coat</w:t>
-      </w:r>
-      <w:r>
-        <w:t>,</w:t>
-      </w:r>
-      <w:r>
-        <w:t xml:space="preserve"> accessories</w:t>
-      </w:r>
-      <w:r>
-        <w:t>, and platform shoes</w:t>
-      </w:r>
-      <w:r>
-        <w:t xml:space="preserve"> and showed himself</w:t>
-      </w:r>
-      <w:r>
-        <w:t xml:space="preserve"> in an Elvis costume.</w:t>
-      </w:r>
-    </w:p>
-    <w:p>
-      <w:r>
-        <w:t>“</w:t>
-      </w:r>
-      <w:r>
-        <w:t>Okay all you hound dogs, it is time to have lunch</w:t>
-      </w:r>
-      <w:r>
-        <w:t>,” Luke said. “During this time I want you to contemplate what you have learnt today. After lunch you will discuss.”</w:t>
-      </w:r>
-    </w:p>
-    <w:p>
-      <w:r>
-        <w:t>“Annie will be surprised when she discovers you aren’t fat,” James said.</w:t>
-      </w:r>
-    </w:p>
-    <w:p>
-      <w:r>
-        <w:t xml:space="preserve">“Don’t tell Annie or anyone,” Luke </w:t>
-      </w:r>
-      <w:r>
-        <w:t>warned</w:t>
+        <w:t>“Please,” James beg</w:t>
+      </w:r>
+      <w:r>
+        <w:t>ged</w:t>
       </w:r>
       <w:r>
         <w:t>.</w:t>
       </w:r>
-    </w:p>
-    <w:p>
-      <w:r>
-        <w:t>“Please,” James beg</w:t>
-      </w:r>
-      <w:r>
-        <w:t>ged</w:t>
-      </w:r>
-      <w:r>
-        <w:t>.</w:t>
-      </w:r>
       <w:r>
         <w:t xml:space="preserve"> “I’m sure she will like you if she knew the real you.”</w:t>
       </w:r>
     </w:p>
     <w:p>
       <w:r>
-        <w:t>Luke sigh</w:t>
+        <w:t>“Unless she hates short men,” Luke said. He</w:t>
+      </w:r>
+      <w:r>
+        <w:t xml:space="preserve"> sigh</w:t>
       </w:r>
       <w:r>
         <w:t>ed</w:t>
@@ -10988,11 +11261,10 @@
         <w:rPr>
           <w:noProof/>
         </w:rPr>
-        <w:lastRenderedPageBreak/>
         <w:drawing>
           <wp:inline distT="0" distB="0" distL="0" distR="0">
-            <wp:extent cx="201930" cy="77470"/>
-            <wp:effectExtent l="0" t="0" r="0" b="0"/>
+            <wp:extent cx="300521" cy="115294"/>
+            <wp:effectExtent l="19050" t="0" r="4279" b="0"/>
             <wp:docPr id="8" name="Picture 30" descr="MC900065312[1]"/>
             <wp:cNvGraphicFramePr>
               <a:graphicFrameLocks xmlns:a="http://schemas.openxmlformats.org/drawingml/2006/main" noChangeAspect="1"/>
@@ -11022,7 +11294,7 @@
                   <pic:spPr bwMode="auto">
                     <a:xfrm>
                       <a:off x="0" y="0"/>
-                      <a:ext cx="201930" cy="77470"/>
+                      <a:ext cx="308211" cy="118244"/>
                     </a:xfrm>
                     <a:prstGeom prst="rect">
                       <a:avLst/>
@@ -11067,13 +11339,31 @@
       <w:r>
         <w:t>sitting next to Luke, talking about nothing. She couldn’t understand why James was constantly bugging her to date Luke.</w:t>
       </w:r>
-      <w:r>
-        <w:t xml:space="preserve"> Why did he like Luke so much?</w:t>
-      </w:r>
-    </w:p>
-    <w:p>
-      <w:r>
-        <w:t>“You really need to exercise,” Annie finally said.</w:t>
+    </w:p>
+    <w:p>
+      <w:r>
+        <w:t>“Why do you like Luke so much?” Annie asked.</w:t>
+      </w:r>
+    </w:p>
+    <w:p>
+      <w:r>
+        <w:t>“Because he’s so much fun,” James said. “He’s the very embodiment of magic.”</w:t>
+      </w:r>
+    </w:p>
+    <w:p>
+      <w:r>
+        <w:t>Annie frowned and said, “I seriously doubt that.</w:t>
+      </w:r>
+    </w:p>
+    <w:p>
+      <w:r>
+        <w:t>“</w:t>
+      </w:r>
+      <w:r>
+        <w:t xml:space="preserve">At the very least you should </w:t>
+      </w:r>
+      <w:r>
+        <w:t>exercise,” Annie finally said.</w:t>
       </w:r>
     </w:p>
     <w:p>
@@ -11093,6 +11383,7 @@
     </w:p>
     <w:p>
       <w:r>
+        <w:lastRenderedPageBreak/>
         <w:t>“Like a whale,” Annie said. That got a laugh from both Luke and James.</w:t>
       </w:r>
     </w:p>
@@ -11133,116 +11424,265 @@
       </w:r>
     </w:p>
     <w:p>
+      <w:proofErr w:type="gramStart"/>
+      <w:r>
+        <w:t xml:space="preserve">Half an hour later she </w:t>
+      </w:r>
+      <w:proofErr w:type="spellStart"/>
+      <w:r>
+        <w:t>exted</w:t>
+      </w:r>
+      <w:proofErr w:type="spellEnd"/>
+      <w:r>
+        <w:t>.</w:t>
+      </w:r>
+      <w:proofErr w:type="gramEnd"/>
+    </w:p>
+    <w:p>
       <w:r>
         <w:t>“Took you long enough,” the father scolded. “Bernard has already prepared lunch.”</w:t>
       </w:r>
     </w:p>
     <w:p>
       <w:r>
+        <w:t>“What are you thinking about dear?” Arial ask</w:t>
+      </w:r>
+      <w:r>
+        <w:t>ed</w:t>
+      </w:r>
+      <w:r>
+        <w:t xml:space="preserve"> as they head</w:t>
+      </w:r>
+      <w:r>
+        <w:t>ed</w:t>
+      </w:r>
+      <w:r>
+        <w:t xml:space="preserve"> to the front door.</w:t>
+      </w:r>
+    </w:p>
+    <w:p>
+      <w:r>
+        <w:t xml:space="preserve">“I’m thinking, I’m hoping Luke doesn’t change into a Speedo,” Annie </w:t>
+      </w:r>
+      <w:r>
+        <w:t>said</w:t>
+      </w:r>
+      <w:r>
+        <w:t>. “That would probably scare the kids on the beach.”</w:t>
+      </w:r>
+    </w:p>
+    <w:p>
+      <w:r>
+        <w:t>They step through the front door</w:t>
+      </w:r>
+      <w:r>
+        <w:t xml:space="preserve"> and walked to a side gate.</w:t>
+      </w:r>
+    </w:p>
+    <w:p>
+      <w:r>
+        <w:t xml:space="preserve">“Why didn’t they come this way?” Annie </w:t>
+      </w:r>
+      <w:r>
+        <w:t>asked</w:t>
+      </w:r>
+      <w:r>
+        <w:t xml:space="preserve"> as they walked a short distance to the </w:t>
+      </w:r>
+      <w:r>
+        <w:t>beach.</w:t>
+      </w:r>
+    </w:p>
+    <w:p>
+      <w:r>
+        <w:t>In the distance Annie s</w:t>
+      </w:r>
+      <w:r>
+        <w:t>aw</w:t>
+      </w:r>
+      <w:r>
+        <w:t xml:space="preserve"> James with a </w:t>
+      </w:r>
+      <w:r>
+        <w:t>stranger. The stranger had a compact athletic build like a runner.</w:t>
+      </w:r>
+    </w:p>
+    <w:p>
+      <w:r>
         <w:lastRenderedPageBreak/>
-        <w:t>“What are you thinking about dear?” Arial ask</w:t>
+        <w:t xml:space="preserve">James sat cross-legged on the man’s back while the man did pushups. What stood out about the man </w:t>
+      </w:r>
+      <w:r>
+        <w:t>were</w:t>
+      </w:r>
+      <w:r>
+        <w:t xml:space="preserve"> his purple </w:t>
+      </w:r>
+      <w:r>
+        <w:t>hair and his oversized boots. Who wore that to a beach?</w:t>
+      </w:r>
+    </w:p>
+    <w:p>
+      <w:r>
+        <w:t>They arrived and Annie asked, “James, who’s your friend?”</w:t>
+      </w:r>
+    </w:p>
+    <w:p>
+      <w:r>
+        <w:t xml:space="preserve">“This is your boyfriend, the manliest man this side of Manitoba,” James </w:t>
+      </w:r>
+      <w:r>
+        <w:t>said</w:t>
+      </w:r>
+      <w:r>
+        <w:t>.</w:t>
+      </w:r>
+    </w:p>
+    <w:p>
+      <w:r>
+        <w:t>“I don’t have a boyfriend,” Annie said angrily.</w:t>
+      </w:r>
+    </w:p>
+    <w:p>
+      <w:r>
+        <w:t>The man turned to her face her and r</w:t>
+      </w:r>
+      <w:r>
+        <w:t>ealization dawned</w:t>
+      </w:r>
+      <w:r>
+        <w:t>. “No way. That can’t be him,” she exclaimed.</w:t>
+      </w:r>
+    </w:p>
+    <w:p>
+      <w:r>
+        <w:t>James got off</w:t>
+      </w:r>
+      <w:r>
+        <w:t>.</w:t>
+      </w:r>
+      <w:r>
+        <w:t xml:space="preserve"> Luke g</w:t>
+      </w:r>
+      <w:r>
+        <w:t>ot</w:t>
+      </w:r>
+      <w:r>
+        <w:t xml:space="preserve"> up, remove</w:t>
+      </w:r>
+      <w:r>
+        <w:t>d</w:t>
+      </w:r>
+      <w:r>
+        <w:t xml:space="preserve"> his wig and bowed to Annie.</w:t>
+      </w:r>
+    </w:p>
+    <w:p>
+      <w:r>
+        <w:t>“</w:t>
+      </w:r>
+      <w:r>
+        <w:t>Hello Princess</w:t>
+      </w:r>
+      <w:r>
+        <w:t xml:space="preserve">, </w:t>
+      </w:r>
+      <w:r>
+        <w:t>you look great in that bathing suit,</w:t>
+      </w:r>
+      <w:r>
+        <w:t>” Luke said, greet</w:t>
+      </w:r>
+      <w:r>
+        <w:t>ing the shocked Annie.</w:t>
+      </w:r>
+    </w:p>
+    <w:p>
+      <w:r>
+        <w:t>“You can’t be Luke,” Annie insisted. “The Luke I know is a butterball turkey.”</w:t>
+      </w:r>
+    </w:p>
+    <w:p>
+      <w:r>
+        <w:t>Luke laughed and said, “That’s harsh Annie. You shouldn’t make fun of butterball turkeys.”</w:t>
+      </w:r>
+    </w:p>
+    <w:p>
+      <w:r>
+        <w:t>“What exactly are you?” Arial ask</w:t>
       </w:r>
       <w:r>
         <w:t>ed</w:t>
       </w:r>
       <w:r>
-        <w:t xml:space="preserve"> as they head</w:t>
+        <w:t>. “How can you transform so completely?”</w:t>
+      </w:r>
+    </w:p>
+    <w:p>
+      <w:r>
+        <w:t>Luke sigh</w:t>
       </w:r>
       <w:r>
         <w:t>ed</w:t>
       </w:r>
       <w:r>
-        <w:t xml:space="preserve"> to the front door.</w:t>
-      </w:r>
-    </w:p>
-    <w:p>
-      <w:r>
-        <w:t xml:space="preserve">“I’m thinking, I’m hoping Luke doesn’t change into a Speedo,” Annie </w:t>
-      </w:r>
-      <w:r>
-        <w:t>said</w:t>
-      </w:r>
-      <w:r>
-        <w:t>. “That would probably scare the kids on the beach.”</w:t>
-      </w:r>
-    </w:p>
-    <w:p>
-      <w:r>
-        <w:t>They step through the front door</w:t>
-      </w:r>
-      <w:r>
-        <w:t xml:space="preserve"> and walked to a side gate.</w:t>
-      </w:r>
-    </w:p>
-    <w:p>
-      <w:r>
-        <w:t xml:space="preserve">“Why didn’t they come this way?” Annie mused as they walked a short distance to the </w:t>
-      </w:r>
-      <w:r>
-        <w:t>beach.</w:t>
-      </w:r>
-    </w:p>
-    <w:p>
-      <w:r>
-        <w:t>In the distance Annie s</w:t>
-      </w:r>
-      <w:r>
-        <w:t>aw</w:t>
-      </w:r>
-      <w:r>
-        <w:t xml:space="preserve"> James with a muscular man. </w:t>
-      </w:r>
-      <w:r>
-        <w:t>James sat cross-legged on the man’s back while the man did pushups. What stood out about the man was his purple hair.</w:t>
-      </w:r>
-    </w:p>
-    <w:p>
-      <w:r>
-        <w:t>They arrived and Annie asked, “James, who’s your friend?”</w:t>
-      </w:r>
-    </w:p>
-    <w:p>
-      <w:r>
-        <w:t xml:space="preserve">“This is your boyfriend, the manliest man this side of Manitoba,” James </w:t>
-      </w:r>
-      <w:r>
-        <w:t>said</w:t>
-      </w:r>
-      <w:r>
-        <w:t>.</w:t>
-      </w:r>
-    </w:p>
-    <w:p>
-      <w:r>
-        <w:t>“I don’t have a boyfriend,” Annie said angrily.</w:t>
-      </w:r>
-    </w:p>
-    <w:p>
-      <w:r>
-        <w:t>The man turned to her face her and r</w:t>
-      </w:r>
-      <w:r>
-        <w:t>ealization dawned</w:t>
-      </w:r>
-      <w:r>
-        <w:t>. “No way. That can’t be him,” she exclaimed.</w:t>
-      </w:r>
-    </w:p>
-    <w:p>
-      <w:r>
-        <w:t>James got off and Luke g</w:t>
-      </w:r>
-      <w:r>
-        <w:t>ot</w:t>
-      </w:r>
-      <w:r>
-        <w:t xml:space="preserve"> up, remove</w:t>
-      </w:r>
-      <w:r>
-        <w:t>d</w:t>
-      </w:r>
-      <w:r>
-        <w:t xml:space="preserve"> his wig and bowed to Annie.</w:t>
+        <w:t>. “This again? I haven’t transformed at all. I just changed my clothes. I would like to think of myself as a good makeup artist and a good actor.</w:t>
+      </w:r>
+    </w:p>
+    <w:p>
+      <w:r>
+        <w:t>“Did you read the approval letter I asked all parents sign? I needed that because parents might object to fake gun shots and pretend criminals.</w:t>
+      </w:r>
+    </w:p>
+    <w:p>
+      <w:r>
+        <w:t xml:space="preserve"> “</w:t>
+      </w:r>
+      <w:r>
+        <w:t>James, tell everyone about your week at the acting camp.”</w:t>
+      </w:r>
+    </w:p>
+    <w:p>
+      <w:r>
+        <w:lastRenderedPageBreak/>
+        <w:t>Everyone listened as James orated.</w:t>
+      </w:r>
+    </w:p>
+    <w:p>
+      <w:r>
+        <w:t>“Luke, you joked about being one of the demon</w:t>
+      </w:r>
+      <w:r>
+        <w:t xml:space="preserve"> lords</w:t>
+      </w:r>
+      <w:r>
+        <w:t>,” Melvin said. “If you could choose, what demon would you be?”</w:t>
+      </w:r>
+    </w:p>
+    <w:p>
+      <w:r>
+        <w:t>Luke paused and said, “I wouldn’t know. I never bothered with religious texts.</w:t>
+      </w:r>
+      <w:r>
+        <w:t xml:space="preserve"> People get too prickly about such things and I just want to make movies that people can enjoy.</w:t>
+      </w:r>
+    </w:p>
+    <w:p>
+      <w:r>
+        <w:t>“The only demon I can think of is Dantalion. He is popular in Japanese Anime,” Luke said.</w:t>
+      </w:r>
+    </w:p>
+    <w:p>
+      <w:r>
+        <w:t>Luke looks around and said, “Damn, my iPad is in my rental.” He took out his phone and</w:t>
+      </w:r>
+      <w:r>
+        <w:t xml:space="preserve"> typed.</w:t>
+      </w:r>
+    </w:p>
+    <w:p>
+      <w:r>
+        <w:t>“Okay I have something.</w:t>
       </w:r>
     </w:p>
     <w:p>
@@ -11250,88 +11690,7 @@
         <w:t>“</w:t>
       </w:r>
       <w:r>
-        <w:t>Hello Princess</w:t>
-      </w:r>
-      <w:r>
-        <w:t xml:space="preserve">, </w:t>
-      </w:r>
-      <w:r>
-        <w:t>you look great in that bathing suit,</w:t>
-      </w:r>
-      <w:r>
-        <w:t>” Luke said, greet</w:t>
-      </w:r>
-      <w:r>
-        <w:t>ing the shocked Annie.</w:t>
-      </w:r>
-    </w:p>
-    <w:p>
-      <w:r>
-        <w:t>“You can’t be Luke,” Annie insisted. “The Luke I know is a butterball turkey.”</w:t>
-      </w:r>
-    </w:p>
-    <w:p>
-      <w:r>
-        <w:t>Luke laughed and said, “That’s harsh Annie. You shouldn’t make fun of butterball turkeys.”</w:t>
-      </w:r>
-    </w:p>
-    <w:p>
-      <w:r>
-        <w:t>“What exactly are you?” Arial asks. “How can you transform so completely?”</w:t>
-      </w:r>
-    </w:p>
-    <w:p>
-      <w:r>
-        <w:lastRenderedPageBreak/>
-        <w:t>Luke sigh</w:t>
-      </w:r>
-      <w:r>
-        <w:t>ed</w:t>
-      </w:r>
-      <w:r>
-        <w:t>. “This again? I haven’t transformed at all. I just changed my clothes. I would like to think of myself as a good makeup artist and a good actor. James, tell everyone about your week at the acting camp.”</w:t>
-      </w:r>
-    </w:p>
-    <w:p>
-      <w:r>
-        <w:t>Everyone listened as James orated.</w:t>
-      </w:r>
-    </w:p>
-    <w:p>
-      <w:r>
-        <w:t>“Luke, you joked about being one of the demon</w:t>
-      </w:r>
-      <w:r>
-        <w:t xml:space="preserve"> lords</w:t>
-      </w:r>
-      <w:r>
-        <w:t>,” Melvin said. “If you could choose, what demon would you be?”</w:t>
-      </w:r>
-    </w:p>
-    <w:p>
-      <w:r>
-        <w:t xml:space="preserve">Luke paused and said, “I wouldn’t know. I never bothered with religious texts. I think the stories from the past are rather boring. </w:t>
-      </w:r>
-      <w:r>
-        <w:t>No one really had an imagination, and so they retold the same stories.</w:t>
-      </w:r>
-    </w:p>
-    <w:p>
-      <w:r>
-        <w:t>“But in the present. The only demon I can think of is Dantalion. He is popular in Japanese Anime,” Luke said.</w:t>
-      </w:r>
-    </w:p>
-    <w:p>
-      <w:r>
-        <w:t>Luke looks around and said, “Damn, my iPad is in my rental.” He took out his phone and</w:t>
-      </w:r>
-      <w:r>
-        <w:t xml:space="preserve"> typed.</w:t>
-      </w:r>
-    </w:p>
-    <w:p>
-      <w:r>
-        <w:t xml:space="preserve">“Okay I have something. Here is an article from </w:t>
+        <w:t xml:space="preserve">Here is an article from </w:t>
       </w:r>
       <w:r>
         <w:t>genies.fandom.com/wiki/Dantalion</w:t>
@@ -11401,37 +11760,59 @@
         <w:pStyle w:val="Quote2"/>
       </w:pPr>
       <w:r>
-        <w:t xml:space="preserve">"The Seventy-first Spirit is Dantalion. He is a Duke Great and Mighty, appearing in the Form of a Man with many Countenances, all Men's and Women's Faces; and he hath a Book in his right hand. His Office is to teach all Arts and Sciences unto any; and to declare the Secret Counsel of any </w:t>
-      </w:r>
+        <w:t>"The Seventy-first Spirit is Dantalion. He is a Duke Great and Mighty, appearing in the Form of a Man with many Countenances, all Men's and Women's Faces; and he hath a Book in his right hand. His Office is to teach all Arts and Sciences unto any; and to declare the Secret Counsel of any one; for he knoweth the Thoughts of all Men and Women, and can change them at his Will. He can cause Love, and show the Similitude of any person, and show the same by a Vision, let them be in what part of the World they Will. He governeth 36 Legions of Spirits; and this is his Seal, which wear thou, etc." - The Lesser Key of Solomon</w:t>
+      </w:r>
+    </w:p>
+    <w:p>
       <w:r>
         <w:lastRenderedPageBreak/>
-        <w:t xml:space="preserve">one; for he </w:t>
-      </w:r>
-      <w:proofErr w:type="spellStart"/>
-      <w:r>
-        <w:t>knoweth</w:t>
-      </w:r>
-      <w:proofErr w:type="spellEnd"/>
-      <w:r>
-        <w:t xml:space="preserve"> the Thoughts of all Men and Women, and can change them at his Will. He can cause Love, and show the Similitude of any person, and show the same by a Vision, let them be in what part of the World they Will. He </w:t>
-      </w:r>
-      <w:proofErr w:type="spellStart"/>
-      <w:r>
-        <w:t>governeth</w:t>
-      </w:r>
-      <w:proofErr w:type="spellEnd"/>
-      <w:r>
-        <w:t xml:space="preserve"> 36 Legions of Spirits; and this is his Seal, which wear thou, etc." - The Lesser Key of Solomon</w:t>
-      </w:r>
-    </w:p>
-    <w:p>
-      <w:r>
         <w:t>“That’s interesting,” Arthur said.</w:t>
       </w:r>
     </w:p>
     <w:p>
       <w:r>
-        <w:t>“This guy is a teacher and can mess with people’s heads,” Luke said. “I can’t cause love or do such things. I just like creating props and exploring acting.</w:t>
+        <w:t>“</w:t>
+      </w:r>
+      <w:r>
+        <w:t>He seems to be associated with theatre, since changing faces is what actors do.</w:t>
+      </w:r>
+    </w:p>
+    <w:p>
+      <w:r>
+        <w:t>“</w:t>
+      </w:r>
+      <w:r>
+        <w:t>This guy is a teacher</w:t>
+      </w:r>
+      <w:r>
+        <w:t xml:space="preserve"> and teaches arts and science. It reflects my profession.</w:t>
+      </w:r>
+    </w:p>
+    <w:p>
+      <w:r>
+        <w:t>“It also said he can</w:t>
+      </w:r>
+      <w:r>
+        <w:t xml:space="preserve"> mess with people’s heads,” Luke said. “</w:t>
+      </w:r>
+      <w:r>
+        <w:t>There is nothing supernatural about that. The techniques for manipulating people have been around for centuries.</w:t>
+      </w:r>
+    </w:p>
+    <w:p>
+      <w:r>
+        <w:t>“I admit his powers sound creepy. However, he doesn’t seem like a bad person.</w:t>
+      </w:r>
+    </w:p>
+    <w:p>
+      <w:r>
+        <w:t xml:space="preserve">“But most importantly </w:t>
+      </w:r>
+      <w:r>
+        <w:t>I can’t cause love.</w:t>
+      </w:r>
+      <w:r>
+        <w:t xml:space="preserve"> I may not be overweight but I’m height challenged and not exactly buff.</w:t>
       </w:r>
     </w:p>
     <w:p>
@@ -11475,11 +11856,29 @@
     </w:p>
     <w:p>
       <w:r>
-        <w:t>Luke shrugged and said, “Even as a child I’ve been obsessed with pockets. Later, I created my custom clothes with plenty of pockets. In time it evolved to my current costume. You’d be surprised how much stuff I can store. And no, looking fat was never my intension. It just happened.”</w:t>
-      </w:r>
-    </w:p>
-    <w:p/>
-    <w:p/>
+        <w:t xml:space="preserve">Luke shrugged and said, “Even as a child I’ve been obsessed with pockets. </w:t>
+      </w:r>
+      <w:r>
+        <w:t>I loved my fisherman’s vest and fill it with all sort of junk.</w:t>
+      </w:r>
+    </w:p>
+    <w:p>
+      <w:r>
+        <w:lastRenderedPageBreak/>
+        <w:t>“</w:t>
+      </w:r>
+      <w:r>
+        <w:t xml:space="preserve">Later, I created my custom clothes with plenty of pockets. In time it evolved to my current costume. You’d be surprised how much stuff I can store. And no, looking fat was never </w:t>
+      </w:r>
+      <w:r>
+        <w:t>my intension. It just happened. And no, I didn’t care for people’s opinions.</w:t>
+      </w:r>
+    </w:p>
+    <w:p>
+      <w:r>
+        <w:t>“But enough of that,” he said. “This little piggy is hungry.”</w:t>
+      </w:r>
+    </w:p>
     <w:p/>
     <w:p/>
     <w:p/>
@@ -11646,7 +12045,7 @@
             <w:rPr>
               <w:noProof/>
             </w:rPr>
-            <w:t>60</w:t>
+            <w:t>74</w:t>
           </w:r>
         </w:fldSimple>
       </w:p>
@@ -11676,7 +12075,7 @@
             <w:rPr>
               <w:noProof/>
             </w:rPr>
-            <w:t>71</w:t>
+            <w:t>73</w:t>
           </w:r>
         </w:fldSimple>
       </w:p>
@@ -13037,7 +13436,7 @@
 </file>
 
 <file path=customXml/itemProps1.xml><?xml version="1.0" encoding="utf-8"?>
-<ds:datastoreItem xmlns:ds="http://schemas.openxmlformats.org/officeDocument/2006/customXml" ds:itemID="{F20C8EC7-3300-42CD-AE7C-9B2516D712AD}">
+<ds:datastoreItem xmlns:ds="http://schemas.openxmlformats.org/officeDocument/2006/customXml" ds:itemID="{E04AC918-A803-4422-8FD6-5DD4283EEEDE}">
   <ds:schemaRefs>
     <ds:schemaRef ds:uri="http://schemas.openxmlformats.org/officeDocument/2006/bibliography"/>
   </ds:schemaRefs>
